--- a/cpf-docs/guides/02_프레임워크_개발자_가이드.docx
+++ b/cpf-docs/guides/02_프레임워크_개발자_가이드.docx
@@ -30937,7 +30937,7 @@
         <w:rPr>
           <w:rFonts w:eastAsia="Noto Sans KR" w:ascii="Noto Sans KR" w:hAnsi="Noto Sans KR" w:cs="Noto Sans KR"/>
         </w:rPr>
-        <w:t>Source: cpf-tools/runtime/cli/cpf.py · cpf-docs/development/CPF_PUBLIC_FUNCTION_TOP_100.md · cpf-docs/development/CPF_STARTER_QUICK_SELECT.md · cpf-docs/development/GENERATOR_GUIDE.md</w:t>
+        <w:t>Source: cpf-tools/runtime/cli/java/CpfCli.java · cpf-docs/development/CPF_PUBLIC_FUNCTION_TOP_100.md · cpf-docs/development/CPF_STARTER_QUICK_SELECT.md · cpf-docs/development/GENERATOR_GUIDE.md</w:t>
       </w:r>
     </w:p>
     <w:p>
@@ -31022,6 +31022,147 @@
       </w:pPr>
       <w:r>
         <w:t>문서의 API/옵션/예제 식별자가 Public Function TOP 100·Starter Quick Select·Generator Guide·cpf-education 현재 Source와 일치하는지 마지막으로 대조합니다.</w:t>
+      </w:r>
+    </w:p>
+    <w:p>
+      <w:pPr>
+        <w:pStyle w:val="Heading1"/>
+      </w:pPr>
+      <w:r>
+        <w:t>11 Public CLI로 개발 수명주기 실행</w:t>
+      </w:r>
+    </w:p>
+    <w:p>
+      <w:pPr>
+        <w:pStyle w:val="CPFSectionLead"/>
+      </w:pPr>
+      <w:r>
+        <w:t>일반 업무 개발자가 Framework 내부 도구를 직접 조합하지 않고 Public cpf CLI만으로 환경 확인부터 Domain 생성·동기화·Build/Test·Runtime 확인까지 끝내는 흐름입니다.</w:t>
+      </w:r>
+    </w:p>
+    <w:p>
+      <w:pPr>
+        <w:pStyle w:val="Heading2"/>
+      </w:pPr>
+      <w:r>
+        <w:t>환경 확인과 초기 준비</w:t>
+      </w:r>
+    </w:p>
+    <w:p>
+      <w:r>
+        <w:t>Public CLI의 정본은 `cpf-tools/runtime/cli/java/CpfCli.java`입니다. 일반 개발자는 Public Command만 사용하고 `dev/verify/publish/release` Internal Namespace를 업무 프로젝트 자동화에 직접 묶지 않습니다.</w:t>
+      </w:r>
+    </w:p>
+    <w:p>
+      <w:pPr>
+        <w:pStyle w:val="ListBullet"/>
+      </w:pPr>
+      <w:r>
+        <w:t>`cpf doctor` — Java 25, Workspace, Domain, Capability, DB 선택과 필수 Prerequisite를 확인합니다.</w:t>
+      </w:r>
+    </w:p>
+    <w:p>
+      <w:pPr>
+        <w:pStyle w:val="ListBullet"/>
+      </w:pPr>
+      <w:r>
+        <w:t>`cpf version` — Framework/CLI Version, Source Identity, Capability Profile과 Java Runtime을 확인합니다.</w:t>
+      </w:r>
+    </w:p>
+    <w:p>
+      <w:pPr>
+        <w:pStyle w:val="ListBullet"/>
+      </w:pPr>
+      <w:r>
+        <w:t>`cpf bootstrap [--db oracle|postgresql|mariadb]` — Public 실행환경을 준비하고 공식 DB Vendor 선택을 연결합니다.</w:t>
+      </w:r>
+    </w:p>
+    <w:p>
+      <w:pPr>
+        <w:pStyle w:val="Heading2"/>
+      </w:pPr>
+      <w:r>
+        <w:t>Domain 생성·동기화·검증</w:t>
+      </w:r>
+    </w:p>
+    <w:p>
+      <w:pPr>
+        <w:pStyle w:val="ListBullet"/>
+      </w:pPr>
+      <w:r>
+        <w:t>`cpf domain-new &lt;domain&gt; [SYSTEM_CODE]` — Canonical Domain 구조와 System Code로 새 업무 Domain을 생성합니다.</w:t>
+      </w:r>
+    </w:p>
+    <w:p>
+      <w:pPr>
+        <w:pStyle w:val="ListBullet"/>
+      </w:pPr>
+      <w:r>
+        <w:t>`cpf domain-sync [domain]` — Generator Contract 변경을 기존 Domain에 반영하며 Generated/User-owned 경계를 보존합니다.</w:t>
+      </w:r>
+    </w:p>
+    <w:p>
+      <w:pPr>
+        <w:pStyle w:val="ListBullet"/>
+      </w:pPr>
+      <w:r>
+        <w:t>`cpf build` → `cpf test` — Compile/Test를 수행합니다. Targeted Test만으로 전체 영향범위 완료를 선언하지 않습니다.</w:t>
+      </w:r>
+    </w:p>
+    <w:p>
+      <w:pPr>
+        <w:pStyle w:val="CPFCallout"/>
+      </w:pPr>
+      <w:r>
+        <w:t>개발 순서  doctor → bootstrap → domain-new → Starter/Capability 선택 → Public API 구현 → domain-sync → build/test</w:t>
+      </w:r>
+    </w:p>
+    <w:p>
+      <w:pPr>
+        <w:pStyle w:val="Heading2"/>
+      </w:pPr>
+      <w:r>
+        <w:t>Runtime 기동·상태·정리</w:t>
+      </w:r>
+    </w:p>
+    <w:p>
+      <w:pPr>
+        <w:pStyle w:val="ListBullet"/>
+      </w:pPr>
+      <w:r>
+        <w:t>`cpf run` — Public Runtime을 기동한 뒤 Health뿐 아니라 대표 업무 거래와 DB 결과를 확인합니다.</w:t>
+      </w:r>
+    </w:p>
+    <w:p>
+      <w:pPr>
+        <w:pStyle w:val="ListBullet"/>
+      </w:pPr>
+      <w:r>
+        <w:t>`cpf status` — 현재 Workspace/Runtime 상태를 확인합니다.</w:t>
+      </w:r>
+    </w:p>
+    <w:p>
+      <w:pPr>
+        <w:pStyle w:val="ListBullet"/>
+      </w:pPr>
+      <w:r>
+        <w:t>`cpf stop` — 정상 종료하고 Thread/Port/Container 등 잔여 상태를 확인합니다.</w:t>
+      </w:r>
+    </w:p>
+    <w:p>
+      <w:pPr>
+        <w:pStyle w:val="ListBullet"/>
+      </w:pPr>
+      <w:r>
+        <w:t>`cpf reset` — 로컬 상태 초기화가 필요할 때만 영향범위를 확인하고 실행합니다.</w:t>
+      </w:r>
+    </w:p>
+    <w:p>
+      <w:pPr>
+        <w:pStyle w:val="ListBullet"/>
+      </w:pPr>
+      <w:r>
+        <w:t>`cpf help` — 현재 Capability Profile에 실제 노출된 Public Surface를 확인합니다.</w:t>
       </w:r>
     </w:p>
     <w:sectPr>

--- a/cpf-docs/guides/02_프레임워크_개발자_가이드.docx
+++ b/cpf-docs/guides/02_프레임워크_개발자_가이드.docx
@@ -1608,6 +1608,7 @@
     <w:p>
       <w:pPr>
         <w:pStyle w:val="Heading2"/>
+        <w:keepNext/>
         <w:rPr/>
       </w:pPr>
       <w:bookmarkStart w:id="1" w:name="__RefHeading___Toc1872_1421710836"/>
@@ -1622,6 +1623,7 @@
     <w:p>
       <w:pPr>
         <w:pStyle w:val="CPFTableTitle"/>
+        <w:keepNext/>
         <w:rPr/>
       </w:pPr>
       <w:r>
@@ -1740,8 +1742,8 @@
               <w:rPr>
                 <w:rFonts w:ascii="Noto Sans KR" w:hAnsi="Noto Sans KR" w:cs="Noto Sans KR" w:eastAsia="Noto Sans KR"/>
                 <w:b/>
+                <w:color w:val="FFFFFF"/>
                 <w:sz w:val="19"/>
-                <w:color w:val="FFFFFF"/>
               </w:rPr>
               <w:t>하려는 일</w:t>
             </w:r>
@@ -1777,8 +1779,8 @@
               <w:rPr>
                 <w:rFonts w:ascii="Noto Sans KR" w:hAnsi="Noto Sans KR" w:cs="Noto Sans KR" w:eastAsia="Noto Sans KR"/>
                 <w:b/>
+                <w:color w:val="FFFFFF"/>
                 <w:sz w:val="19"/>
-                <w:color w:val="FFFFFF"/>
               </w:rPr>
               <w:t>먼저 선택</w:t>
             </w:r>
@@ -1814,17 +1816,17 @@
               <w:rPr>
                 <w:rFonts w:ascii="Noto Sans KR" w:hAnsi="Noto Sans KR" w:cs="Noto Sans KR" w:eastAsia="Noto Sans KR"/>
                 <w:b/>
+                <w:color w:val="FFFFFF"/>
                 <w:sz w:val="19"/>
+              </w:rPr>
+              <w:t xml:space="preserve">추가 </w:t>
+            </w:r>
+            <w:r>
+              <w:rPr>
+                <w:rFonts w:eastAsia="Noto Sans KR" w:cs="Noto Sans KR" w:ascii="Noto Sans KR" w:hAnsi="Noto Sans KR"/>
+                <w:b/>
                 <w:color w:val="FFFFFF"/>
-              </w:rPr>
-              <w:t xml:space="preserve">추가 </w:t>
-            </w:r>
-            <w:r>
-              <w:rPr>
-                <w:rFonts w:eastAsia="Noto Sans KR" w:cs="Noto Sans KR" w:ascii="Noto Sans KR" w:hAnsi="Noto Sans KR"/>
-                <w:b/>
                 <w:sz w:val="19"/>
-                <w:color w:val="FFFFFF"/>
               </w:rPr>
               <w:t>Capability</w:t>
             </w:r>
@@ -1860,8 +1862,8 @@
               <w:rPr>
                 <w:rFonts w:ascii="Noto Sans KR" w:hAnsi="Noto Sans KR" w:cs="Noto Sans KR" w:eastAsia="Noto Sans KR"/>
                 <w:b/>
+                <w:color w:val="FFFFFF"/>
                 <w:sz w:val="19"/>
-                <w:color w:val="FFFFFF"/>
               </w:rPr>
               <w:t>첫 검증</w:t>
             </w:r>
@@ -2830,6 +2832,7 @@
     <w:p>
       <w:pPr>
         <w:pStyle w:val="Heading2"/>
+        <w:keepNext/>
         <w:rPr/>
       </w:pPr>
       <w:bookmarkStart w:id="2" w:name="__RefHeading___Toc1874_1421710836"/>
@@ -2856,6 +2859,7 @@
     <w:p>
       <w:pPr>
         <w:pStyle w:val="CPFCode"/>
+        <w:keepLines/>
         <w:pBdr>
           <w:left w:val="single" w:sz="18" w:space="8" w:color="4F8DF7"/>
         </w:pBdr>
@@ -3183,6 +3187,7 @@
     <w:p>
       <w:pPr>
         <w:pStyle w:val="Heading2"/>
+        <w:keepNext/>
         <w:rPr/>
       </w:pPr>
       <w:bookmarkStart w:id="4" w:name="__RefHeading___Toc1878_1421710836"/>
@@ -3203,6 +3208,7 @@
     <w:p>
       <w:pPr>
         <w:pStyle w:val="CPFTableTitle"/>
+        <w:keepNext/>
         <w:rPr/>
       </w:pPr>
       <w:r>
@@ -3331,45 +3337,45 @@
               <w:rPr>
                 <w:rFonts w:ascii="Noto Sans KR" w:hAnsi="Noto Sans KR" w:cs="Noto Sans KR" w:eastAsia="Noto Sans KR"/>
                 <w:b/>
+                <w:color w:val="FFFFFF"/>
                 <w:sz w:val="19"/>
+              </w:rPr>
+              <w:t>하려는 일</w:t>
+            </w:r>
+          </w:p>
+        </w:tc>
+        <w:tc>
+          <w:tcPr>
+            <w:tcW w:w="1896709" w:type="dxa"/>
+            <w:tcBorders>
+              <w:top w:val="single" w:sz="8" w:space="0" w:color="D6DCE5"/>
+              <w:start w:val="single" w:sz="6" w:space="0" w:color="D6DCE5"/>
+              <w:bottom w:val="single" w:sz="6" w:space="0" w:color="D6DCE5"/>
+              <w:end w:val="single" w:sz="6" w:space="0" w:color="D6DCE5"/>
+            </w:tcBorders>
+            <w:shd w:fill="183B63" w:val="clear"/>
+            <w:vAlign w:val="center"/>
+            <w:tcMar>
+              <w:top w:w="80" w:type="dxa"/>
+              <w:start w:w="100" w:type="dxa"/>
+              <w:bottom w:w="80" w:type="dxa"/>
+              <w:end w:w="100" w:type="dxa"/>
+            </w:tcMar>
+          </w:tcPr>
+          <w:p>
+            <w:pPr>
+              <w:pStyle w:val="Normal"/>
+              <w:spacing w:lineRule="auto" w:line="269" w:before="0" w:after="70"/>
+              <w:ind w:start="0" w:end="0"/>
+              <w:jc w:val="center"/>
+              <w:rPr/>
+            </w:pPr>
+            <w:r>
+              <w:rPr>
+                <w:rFonts w:eastAsia="Noto Sans KR" w:cs="Noto Sans KR" w:ascii="Noto Sans KR" w:hAnsi="Noto Sans KR"/>
+                <w:b/>
                 <w:color w:val="FFFFFF"/>
-              </w:rPr>
-              <w:t>하려는 일</w:t>
-            </w:r>
-          </w:p>
-        </w:tc>
-        <w:tc>
-          <w:tcPr>
-            <w:tcW w:w="1896709" w:type="dxa"/>
-            <w:tcBorders>
-              <w:top w:val="single" w:sz="8" w:space="0" w:color="D6DCE5"/>
-              <w:start w:val="single" w:sz="6" w:space="0" w:color="D6DCE5"/>
-              <w:bottom w:val="single" w:sz="6" w:space="0" w:color="D6DCE5"/>
-              <w:end w:val="single" w:sz="6" w:space="0" w:color="D6DCE5"/>
-            </w:tcBorders>
-            <w:shd w:fill="183B63" w:val="clear"/>
-            <w:vAlign w:val="center"/>
-            <w:tcMar>
-              <w:top w:w="80" w:type="dxa"/>
-              <w:start w:w="100" w:type="dxa"/>
-              <w:bottom w:w="80" w:type="dxa"/>
-              <w:end w:w="100" w:type="dxa"/>
-            </w:tcMar>
-          </w:tcPr>
-          <w:p>
-            <w:pPr>
-              <w:pStyle w:val="Normal"/>
-              <w:spacing w:lineRule="auto" w:line="269" w:before="0" w:after="70"/>
-              <w:ind w:start="0" w:end="0"/>
-              <w:jc w:val="center"/>
-              <w:rPr/>
-            </w:pPr>
-            <w:r>
-              <w:rPr>
-                <w:rFonts w:eastAsia="Noto Sans KR" w:cs="Noto Sans KR" w:ascii="Noto Sans KR" w:hAnsi="Noto Sans KR"/>
-                <w:b/>
                 <w:sz w:val="19"/>
-                <w:color w:val="FFFFFF"/>
               </w:rPr>
               <w:t>Public API / Annotation</w:t>
             </w:r>
@@ -3405,8 +3411,8 @@
               <w:rPr>
                 <w:rFonts w:ascii="Noto Sans KR" w:hAnsi="Noto Sans KR" w:cs="Noto Sans KR" w:eastAsia="Noto Sans KR"/>
                 <w:b/>
+                <w:color w:val="FFFFFF"/>
                 <w:sz w:val="19"/>
-                <w:color w:val="FFFFFF"/>
               </w:rPr>
               <w:t>핵심 옵션</w:t>
             </w:r>
@@ -3442,8 +3448,8 @@
               <w:rPr>
                 <w:rFonts w:ascii="Noto Sans KR" w:hAnsi="Noto Sans KR" w:cs="Noto Sans KR" w:eastAsia="Noto Sans KR"/>
                 <w:b/>
+                <w:color w:val="FFFFFF"/>
                 <w:sz w:val="19"/>
-                <w:color w:val="FFFFFF"/>
               </w:rPr>
               <w:t>언제 선택</w:t>
             </w:r>
@@ -3479,17 +3485,17 @@
               <w:rPr>
                 <w:rFonts w:ascii="Noto Sans KR" w:hAnsi="Noto Sans KR" w:cs="Noto Sans KR" w:eastAsia="Noto Sans KR"/>
                 <w:b/>
+                <w:color w:val="FFFFFF"/>
                 <w:sz w:val="19"/>
+              </w:rPr>
+              <w:t>실패</w:t>
+            </w:r>
+            <w:r>
+              <w:rPr>
+                <w:rFonts w:eastAsia="Noto Sans KR" w:cs="Noto Sans KR" w:ascii="Noto Sans KR" w:hAnsi="Noto Sans KR"/>
+                <w:b/>
                 <w:color w:val="FFFFFF"/>
-              </w:rPr>
-              <w:t>실패</w:t>
-            </w:r>
-            <w:r>
-              <w:rPr>
-                <w:rFonts w:eastAsia="Noto Sans KR" w:cs="Noto Sans KR" w:ascii="Noto Sans KR" w:hAnsi="Noto Sans KR"/>
-                <w:b/>
                 <w:sz w:val="19"/>
-                <w:color w:val="FFFFFF"/>
               </w:rPr>
               <w:t>·</w:t>
             </w:r>
@@ -3497,8 +3503,8 @@
               <w:rPr>
                 <w:rFonts w:ascii="Noto Sans KR" w:hAnsi="Noto Sans KR" w:cs="Noto Sans KR" w:eastAsia="Noto Sans KR"/>
                 <w:b/>
+                <w:color w:val="FFFFFF"/>
                 <w:sz w:val="19"/>
-                <w:color w:val="FFFFFF"/>
               </w:rPr>
               <w:t>복구</w:t>
             </w:r>
@@ -4409,40 +4415,18 @@
               <w:bottom w:val="single" w:sz="6" w:space="0" w:color="D6DCE5"/>
               <w:end w:val="single" w:sz="6" w:space="0" w:color="D6DCE5"/>
             </w:tcBorders>
-            <w:shd w:fill="FFFFFF" w:val="clear"/>
-            <w:vAlign w:val="center"/>
-            <w:tcMar>
-              <w:top w:w="80" w:type="dxa"/>
-              <w:start w:w="100" w:type="dxa"/>
-              <w:bottom w:w="80" w:type="dxa"/>
-              <w:end w:w="100" w:type="dxa"/>
-            </w:tcMar>
-          </w:tcPr>
-          <w:p>
-            <w:pPr>
-              <w:pStyle w:val="Normal"/>
-              <w:spacing w:lineRule="auto" w:line="269" w:before="0" w:after="70"/>
-              <w:ind w:start="0" w:end="0"/>
-              <w:jc w:val="left"/>
-              <w:rPr/>
-            </w:pPr>
-            <w:r>
-              <w:rPr>
-                <w:rFonts w:ascii="Noto Sans KR" w:hAnsi="Noto Sans KR" w:cs="Noto Sans KR" w:eastAsia="Noto Sans KR"/>
-                <w:b w:val="false"/>
-                <w:color w:val="1C3553"/>
-                <w:sz w:val="18"/>
-              </w:rPr>
-              <w:t>목록</w:t>
-            </w:r>
-            <w:r>
-              <w:rPr>
-                <w:rFonts w:eastAsia="Noto Sans KR" w:cs="Noto Sans KR" w:ascii="Noto Sans KR" w:hAnsi="Noto Sans KR"/>
-                <w:b w:val="false"/>
-                <w:color w:val="1C3553"/>
-                <w:sz w:val="18"/>
-              </w:rPr>
-              <w:t>/Paging</w:t>
+            <w:shd w:fill="F4F7FB" w:val="clear"/>
+            <w:vAlign w:val="center"/>
+            <w:tcMar>
+              <w:top w:w="80" w:type="dxa"/>
+              <w:start w:w="100" w:type="dxa"/>
+              <w:bottom w:w="80" w:type="dxa"/>
+              <w:end w:w="100" w:type="dxa"/>
+            </w:tcMar>
+          </w:tcPr>
+          <w:p>
+            <w:r>
+              <w:t>목록 조회</w:t>
             </w:r>
           </w:p>
         </w:tc>
@@ -4455,31 +4439,18 @@
               <w:bottom w:val="single" w:sz="6" w:space="0" w:color="D6DCE5"/>
               <w:end w:val="single" w:sz="6" w:space="0" w:color="D6DCE5"/>
             </w:tcBorders>
-            <w:shd w:fill="FFFFFF" w:val="clear"/>
-            <w:vAlign w:val="center"/>
-            <w:tcMar>
-              <w:top w:w="80" w:type="dxa"/>
-              <w:start w:w="100" w:type="dxa"/>
-              <w:bottom w:w="80" w:type="dxa"/>
-              <w:end w:w="100" w:type="dxa"/>
-            </w:tcMar>
-          </w:tcPr>
-          <w:p>
-            <w:pPr>
-              <w:pStyle w:val="Normal"/>
-              <w:spacing w:lineRule="auto" w:line="269" w:before="0" w:after="70"/>
-              <w:ind w:start="0" w:end="0"/>
-              <w:jc w:val="left"/>
-              <w:rPr/>
-            </w:pPr>
-            <w:r>
-              <w:rPr>
-                <w:rFonts w:eastAsia="Noto Sans KR" w:cs="Noto Sans KR" w:ascii="Noto Sans KR" w:hAnsi="Noto Sans KR"/>
-                <w:b w:val="false"/>
-                <w:color w:val="1C3553"/>
-                <w:sz w:val="18"/>
-              </w:rPr>
-              <w:t>CpfPagingAndSortingRepository</w:t>
+            <w:shd w:fill="F4F7FB" w:val="clear"/>
+            <w:vAlign w:val="center"/>
+            <w:tcMar>
+              <w:top w:w="80" w:type="dxa"/>
+              <w:start w:w="100" w:type="dxa"/>
+              <w:bottom w:w="80" w:type="dxa"/>
+              <w:end w:w="100" w:type="dxa"/>
+            </w:tcMar>
+          </w:tcPr>
+          <w:p>
+            <w:r>
+              <w:t>업무 Repository 검색 메서드 + @CpfRepository</w:t>
             </w:r>
           </w:p>
         </w:tc>
@@ -4492,31 +4463,18 @@
               <w:bottom w:val="single" w:sz="6" w:space="0" w:color="D6DCE5"/>
               <w:end w:val="single" w:sz="6" w:space="0" w:color="D6DCE5"/>
             </w:tcBorders>
-            <w:shd w:fill="FFFFFF" w:val="clear"/>
-            <w:vAlign w:val="center"/>
-            <w:tcMar>
-              <w:top w:w="80" w:type="dxa"/>
-              <w:start w:w="100" w:type="dxa"/>
-              <w:bottom w:w="80" w:type="dxa"/>
-              <w:end w:w="100" w:type="dxa"/>
-            </w:tcMar>
-          </w:tcPr>
-          <w:p>
-            <w:pPr>
-              <w:pStyle w:val="Normal"/>
-              <w:spacing w:lineRule="auto" w:line="269" w:before="0" w:after="70"/>
-              <w:ind w:start="0" w:end="0"/>
-              <w:jc w:val="left"/>
-              <w:rPr/>
-            </w:pPr>
-            <w:r>
-              <w:rPr>
-                <w:rFonts w:eastAsia="Noto Sans KR" w:cs="Noto Sans KR" w:ascii="Noto Sans KR" w:hAnsi="Noto Sans KR"/>
-                <w:b w:val="false"/>
-                <w:color w:val="1C3553"/>
-                <w:sz w:val="18"/>
-              </w:rPr>
-              <w:t>findAll/findSlice + CpfPageRequest + CpfSort</w:t>
+            <w:shd w:fill="F4F7FB" w:val="clear"/>
+            <w:vAlign w:val="center"/>
+            <w:tcMar>
+              <w:top w:w="80" w:type="dxa"/>
+              <w:start w:w="100" w:type="dxa"/>
+              <w:bottom w:w="80" w:type="dxa"/>
+              <w:end w:w="100" w:type="dxa"/>
+            </w:tcMar>
+          </w:tcPr>
+          <w:p>
+            <w:r>
+              <w:t>criteria + limit + CpfSort allow-list</w:t>
             </w:r>
           </w:p>
         </w:tc>
@@ -4529,49 +4487,18 @@
               <w:bottom w:val="single" w:sz="6" w:space="0" w:color="D6DCE5"/>
               <w:end w:val="single" w:sz="6" w:space="0" w:color="D6DCE5"/>
             </w:tcBorders>
-            <w:shd w:fill="FFFFFF" w:val="clear"/>
-            <w:vAlign w:val="center"/>
-            <w:tcMar>
-              <w:top w:w="80" w:type="dxa"/>
-              <w:start w:w="100" w:type="dxa"/>
-              <w:bottom w:w="80" w:type="dxa"/>
-              <w:end w:w="100" w:type="dxa"/>
-            </w:tcMar>
-          </w:tcPr>
-          <w:p>
-            <w:pPr>
-              <w:pStyle w:val="Normal"/>
-              <w:spacing w:lineRule="auto" w:line="269" w:before="0" w:after="70"/>
-              <w:ind w:start="0" w:end="0"/>
-              <w:jc w:val="left"/>
-              <w:rPr/>
-            </w:pPr>
-            <w:r>
-              <w:rPr>
-                <w:rFonts w:ascii="Noto Sans KR" w:hAnsi="Noto Sans KR" w:cs="Noto Sans KR" w:eastAsia="Noto Sans KR"/>
-                <w:b w:val="false"/>
-                <w:color w:val="1C3553"/>
-                <w:sz w:val="18"/>
-              </w:rPr>
-              <w:t>화면 목록</w:t>
-            </w:r>
-            <w:r>
-              <w:rPr>
-                <w:rFonts w:eastAsia="Noto Sans KR" w:cs="Noto Sans KR" w:ascii="Noto Sans KR" w:hAnsi="Noto Sans KR"/>
-                <w:b w:val="false"/>
-                <w:color w:val="1C3553"/>
-                <w:sz w:val="18"/>
-              </w:rPr>
-              <w:t>·</w:t>
-            </w:r>
-            <w:r>
-              <w:rPr>
-                <w:rFonts w:ascii="Noto Sans KR" w:hAnsi="Noto Sans KR" w:cs="Noto Sans KR" w:eastAsia="Noto Sans KR"/>
-                <w:b w:val="false"/>
-                <w:color w:val="1C3553"/>
-                <w:sz w:val="18"/>
-              </w:rPr>
-              <w:t>대량 조회의 페이지 경계</w:t>
+            <w:shd w:fill="F4F7FB" w:val="clear"/>
+            <w:vAlign w:val="center"/>
+            <w:tcMar>
+              <w:top w:w="80" w:type="dxa"/>
+              <w:start w:w="100" w:type="dxa"/>
+              <w:bottom w:w="80" w:type="dxa"/>
+              <w:end w:w="100" w:type="dxa"/>
+            </w:tcMar>
+          </w:tcPr>
+          <w:p>
+            <w:r>
+              <w:t>코드/콤보/소량 결과처럼 최대 건수가 업무적으로 제한된 목록</w:t>
             </w:r>
           </w:p>
         </w:tc>
@@ -4584,40 +4511,18 @@
               <w:bottom w:val="single" w:sz="6" w:space="0" w:color="D6DCE5"/>
               <w:end w:val="single" w:sz="8" w:space="0" w:color="D6DCE5"/>
             </w:tcBorders>
-            <w:shd w:fill="FFFFFF" w:val="clear"/>
-            <w:vAlign w:val="center"/>
-            <w:tcMar>
-              <w:top w:w="80" w:type="dxa"/>
-              <w:start w:w="100" w:type="dxa"/>
-              <w:bottom w:w="80" w:type="dxa"/>
-              <w:end w:w="100" w:type="dxa"/>
-            </w:tcMar>
-          </w:tcPr>
-          <w:p>
-            <w:pPr>
-              <w:pStyle w:val="Normal"/>
-              <w:spacing w:lineRule="auto" w:line="269" w:before="0" w:after="70"/>
-              <w:ind w:start="0" w:end="0"/>
-              <w:jc w:val="left"/>
-              <w:rPr/>
-            </w:pPr>
-            <w:r>
-              <w:rPr>
-                <w:rFonts w:eastAsia="Noto Sans KR" w:cs="Noto Sans KR" w:ascii="Noto Sans KR" w:hAnsi="Noto Sans KR"/>
-                <w:b w:val="false"/>
-                <w:color w:val="1C3553"/>
-                <w:sz w:val="18"/>
-              </w:rPr>
-              <w:t xml:space="preserve">page 0-based, size </w:t>
-            </w:r>
-            <w:r>
-              <w:rPr>
-                <w:rFonts w:ascii="Noto Sans KR" w:hAnsi="Noto Sans KR" w:cs="Noto Sans KR" w:eastAsia="Noto Sans KR"/>
-                <w:b w:val="false"/>
-                <w:color w:val="1C3553"/>
-                <w:sz w:val="18"/>
-              </w:rPr>
-              <w:t>제한 준수</w:t>
+            <w:shd w:fill="F4F7FB" w:val="clear"/>
+            <w:vAlign w:val="center"/>
+            <w:tcMar>
+              <w:top w:w="80" w:type="dxa"/>
+              <w:start w:w="100" w:type="dxa"/>
+              <w:bottom w:w="80" w:type="dxa"/>
+              <w:end w:w="100" w:type="dxa"/>
+            </w:tcMar>
+          </w:tcPr>
+          <w:p>
+            <w:r>
+              <w:t>무제한 List 조회 금지, 빈 목록은 정상 결과</w:t>
             </w:r>
           </w:p>
         </w:tc>
@@ -4646,21 +4551,8 @@
             </w:tcMar>
           </w:tcPr>
           <w:p>
-            <w:pPr>
-              <w:pStyle w:val="Normal"/>
-              <w:spacing w:lineRule="auto" w:line="269" w:before="0" w:after="70"/>
-              <w:ind w:start="0" w:end="0"/>
-              <w:jc w:val="left"/>
-              <w:rPr/>
-            </w:pPr>
-            <w:r>
-              <w:rPr>
-                <w:rFonts w:eastAsia="Noto Sans KR" w:cs="Noto Sans KR" w:ascii="Noto Sans KR" w:hAnsi="Noto Sans KR"/>
-                <w:b w:val="false"/>
-                <w:color w:val="1C3553"/>
-                <w:sz w:val="18"/>
-              </w:rPr>
-              <w:t>Bulk</w:t>
+            <w:r>
+              <w:t>Offset Page / Slice</w:t>
             </w:r>
           </w:p>
         </w:tc>
@@ -4683,21 +4575,8 @@
             </w:tcMar>
           </w:tcPr>
           <w:p>
-            <w:pPr>
-              <w:pStyle w:val="Normal"/>
-              <w:spacing w:lineRule="auto" w:line="269" w:before="0" w:after="70"/>
-              <w:ind w:start="0" w:end="0"/>
-              <w:jc w:val="left"/>
-              <w:rPr/>
-            </w:pPr>
-            <w:r>
-              <w:rPr>
-                <w:rFonts w:eastAsia="Noto Sans KR" w:cs="Noto Sans KR" w:ascii="Noto Sans KR" w:hAnsi="Noto Sans KR"/>
-                <w:b w:val="false"/>
-                <w:color w:val="1C3553"/>
-                <w:sz w:val="18"/>
-              </w:rPr>
-              <w:t>CpfBulkRepositoryPort</w:t>
+            <w:r>
+              <w:t>CpfPagingAndSortingRepository&lt;T,Q&gt;</w:t>
             </w:r>
           </w:p>
         </w:tc>
@@ -4720,21 +4599,8 @@
             </w:tcMar>
           </w:tcPr>
           <w:p>
-            <w:pPr>
-              <w:pStyle w:val="Normal"/>
-              <w:spacing w:lineRule="auto" w:line="269" w:before="0" w:after="70"/>
-              <w:ind w:start="0" w:end="0"/>
-              <w:jc w:val="left"/>
-              <w:rPr/>
-            </w:pPr>
-            <w:r>
-              <w:rPr>
-                <w:rFonts w:eastAsia="Noto Sans KR" w:cs="Noto Sans KR" w:ascii="Noto Sans KR" w:hAnsi="Noto Sans KR"/>
-                <w:b w:val="false"/>
-                <w:color w:val="1C3553"/>
-                <w:sz w:val="18"/>
-              </w:rPr>
-              <w:t>insertAll/updateAll/deleteAllById</w:t>
+            <w:r>
+              <w:t>findAll/findSlice + CpfPageRequest + CpfSort</w:t>
             </w:r>
           </w:p>
         </w:tc>
@@ -4757,21 +4623,8 @@
             </w:tcMar>
           </w:tcPr>
           <w:p>
-            <w:pPr>
-              <w:pStyle w:val="Normal"/>
-              <w:spacing w:lineRule="auto" w:line="269" w:before="0" w:after="70"/>
-              <w:ind w:start="0" w:end="0"/>
-              <w:jc w:val="left"/>
-              <w:rPr/>
-            </w:pPr>
-            <w:r>
-              <w:rPr>
-                <w:rFonts w:ascii="Noto Sans KR" w:hAnsi="Noto Sans KR" w:cs="Noto Sans KR" w:eastAsia="Noto Sans KR"/>
-                <w:b w:val="false"/>
-                <w:color w:val="1C3553"/>
-                <w:sz w:val="18"/>
-              </w:rPr>
-              <w:t>다건 쓰기</w:t>
+            <w:r>
+              <w:t>페이지 번호·전체 건수 필요 시 Page, count가 불필요하면 Slice</w:t>
             </w:r>
           </w:p>
         </w:tc>
@@ -4794,66 +4647,8 @@
             </w:tcMar>
           </w:tcPr>
           <w:p>
-            <w:pPr>
-              <w:pStyle w:val="Normal"/>
-              <w:spacing w:lineRule="auto" w:line="269" w:before="0" w:after="70"/>
-              <w:ind w:start="0" w:end="0"/>
-              <w:jc w:val="left"/>
-              <w:rPr/>
-            </w:pPr>
-            <w:r>
-              <w:rPr>
-                <w:rFonts w:eastAsia="Noto Sans KR" w:cs="Noto Sans KR" w:ascii="Noto Sans KR" w:hAnsi="Noto Sans KR"/>
-                <w:b w:val="false"/>
-                <w:color w:val="1C3553"/>
-                <w:sz w:val="18"/>
-              </w:rPr>
-              <w:t xml:space="preserve">batch size·Tx </w:t>
-            </w:r>
-            <w:r>
-              <w:rPr>
-                <w:rFonts w:ascii="Noto Sans KR" w:hAnsi="Noto Sans KR" w:cs="Noto Sans KR" w:eastAsia="Noto Sans KR"/>
-                <w:b w:val="false"/>
-                <w:color w:val="1C3553"/>
-                <w:sz w:val="18"/>
-              </w:rPr>
-              <w:t>범위</w:t>
-            </w:r>
-            <w:r>
-              <w:rPr>
-                <w:rFonts w:eastAsia="Noto Sans KR" w:cs="Noto Sans KR" w:ascii="Noto Sans KR" w:hAnsi="Noto Sans KR"/>
-                <w:b w:val="false"/>
-                <w:color w:val="1C3553"/>
-                <w:sz w:val="18"/>
-              </w:rPr>
-              <w:t>·</w:t>
-            </w:r>
-            <w:r>
-              <w:rPr>
-                <w:rFonts w:ascii="Noto Sans KR" w:hAnsi="Noto Sans KR" w:cs="Noto Sans KR" w:eastAsia="Noto Sans KR"/>
-                <w:b w:val="false"/>
-                <w:color w:val="1C3553"/>
-                <w:sz w:val="18"/>
-              </w:rPr>
-              <w:t>메모리</w:t>
-            </w:r>
-            <w:r>
-              <w:rPr>
-                <w:rFonts w:eastAsia="Noto Sans KR" w:cs="Noto Sans KR" w:ascii="Noto Sans KR" w:hAnsi="Noto Sans KR"/>
-                <w:b w:val="false"/>
-                <w:color w:val="1C3553"/>
-                <w:sz w:val="18"/>
-              </w:rPr>
-              <w:t>·</w:t>
-            </w:r>
-            <w:r>
-              <w:rPr>
-                <w:rFonts w:ascii="Noto Sans KR" w:hAnsi="Noto Sans KR" w:cs="Noto Sans KR" w:eastAsia="Noto Sans KR"/>
-                <w:b w:val="false"/>
-                <w:color w:val="1C3553"/>
-                <w:sz w:val="18"/>
-              </w:rPr>
-              <w:t>재실행 검토</w:t>
+            <w:r>
+              <w:t>0-based page, size&lt;=200, deep offset·count 비용 확인</w:t>
             </w:r>
           </w:p>
         </w:tc>
@@ -4872,40 +4667,18 @@
               <w:bottom w:val="single" w:sz="6" w:space="0" w:color="D6DCE5"/>
               <w:end w:val="single" w:sz="6" w:space="0" w:color="D6DCE5"/>
             </w:tcBorders>
-            <w:shd w:fill="FFFFFF" w:val="clear"/>
-            <w:vAlign w:val="center"/>
-            <w:tcMar>
-              <w:top w:w="80" w:type="dxa"/>
-              <w:start w:w="100" w:type="dxa"/>
-              <w:bottom w:w="80" w:type="dxa"/>
-              <w:end w:w="100" w:type="dxa"/>
-            </w:tcMar>
-          </w:tcPr>
-          <w:p>
-            <w:pPr>
-              <w:pStyle w:val="Normal"/>
-              <w:spacing w:lineRule="auto" w:line="269" w:before="0" w:after="70"/>
-              <w:ind w:start="0" w:end="0"/>
-              <w:jc w:val="left"/>
-              <w:rPr/>
-            </w:pPr>
-            <w:r>
-              <w:rPr>
-                <w:rFonts w:eastAsia="Noto Sans KR" w:cs="Noto Sans KR" w:ascii="Noto Sans KR" w:hAnsi="Noto Sans KR"/>
-                <w:b w:val="false"/>
-                <w:color w:val="1C3553"/>
-                <w:sz w:val="18"/>
-              </w:rPr>
-              <w:t xml:space="preserve">Lock </w:t>
-            </w:r>
-            <w:r>
-              <w:rPr>
-                <w:rFonts w:ascii="Noto Sans KR" w:hAnsi="Noto Sans KR" w:cs="Noto Sans KR" w:eastAsia="Noto Sans KR"/>
-                <w:b w:val="false"/>
-                <w:color w:val="1C3553"/>
-                <w:sz w:val="18"/>
-              </w:rPr>
-              <w:t>조회</w:t>
+            <w:shd w:fill="F4F7FB" w:val="clear"/>
+            <w:vAlign w:val="center"/>
+            <w:tcMar>
+              <w:top w:w="80" w:type="dxa"/>
+              <w:start w:w="100" w:type="dxa"/>
+              <w:bottom w:w="80" w:type="dxa"/>
+              <w:end w:w="100" w:type="dxa"/>
+            </w:tcMar>
+          </w:tcPr>
+          <w:p>
+            <w:r>
+              <w:t>Keyset / Cursor</w:t>
             </w:r>
           </w:p>
         </w:tc>
@@ -4918,31 +4691,18 @@
               <w:bottom w:val="single" w:sz="6" w:space="0" w:color="D6DCE5"/>
               <w:end w:val="single" w:sz="6" w:space="0" w:color="D6DCE5"/>
             </w:tcBorders>
-            <w:shd w:fill="FFFFFF" w:val="clear"/>
-            <w:vAlign w:val="center"/>
-            <w:tcMar>
-              <w:top w:w="80" w:type="dxa"/>
-              <w:start w:w="100" w:type="dxa"/>
-              <w:bottom w:w="80" w:type="dxa"/>
-              <w:end w:w="100" w:type="dxa"/>
-            </w:tcMar>
-          </w:tcPr>
-          <w:p>
-            <w:pPr>
-              <w:pStyle w:val="Normal"/>
-              <w:spacing w:lineRule="auto" w:line="269" w:before="0" w:after="70"/>
-              <w:ind w:start="0" w:end="0"/>
-              <w:jc w:val="left"/>
-              <w:rPr/>
-            </w:pPr>
-            <w:r>
-              <w:rPr>
-                <w:rFonts w:eastAsia="Noto Sans KR" w:cs="Noto Sans KR" w:ascii="Noto Sans KR" w:hAnsi="Noto Sans KR"/>
-                <w:b w:val="false"/>
-                <w:color w:val="1C3553"/>
-                <w:sz w:val="18"/>
-              </w:rPr>
-              <w:t>CpfLockingRepositoryPort</w:t>
+            <w:shd w:fill="F4F7FB" w:val="clear"/>
+            <w:vAlign w:val="center"/>
+            <w:tcMar>
+              <w:top w:w="80" w:type="dxa"/>
+              <w:start w:w="100" w:type="dxa"/>
+              <w:bottom w:w="80" w:type="dxa"/>
+              <w:end w:w="100" w:type="dxa"/>
+            </w:tcMar>
+          </w:tcPr>
+          <w:p>
+            <w:r>
+              <w:t>CpfCursorRepository&lt;T,Q&gt; + CpfCursorCodec</w:t>
             </w:r>
           </w:p>
         </w:tc>
@@ -4955,31 +4715,18 @@
               <w:bottom w:val="single" w:sz="6" w:space="0" w:color="D6DCE5"/>
               <w:end w:val="single" w:sz="6" w:space="0" w:color="D6DCE5"/>
             </w:tcBorders>
-            <w:shd w:fill="FFFFFF" w:val="clear"/>
-            <w:vAlign w:val="center"/>
-            <w:tcMar>
-              <w:top w:w="80" w:type="dxa"/>
-              <w:start w:w="100" w:type="dxa"/>
-              <w:bottom w:w="80" w:type="dxa"/>
-              <w:end w:w="100" w:type="dxa"/>
-            </w:tcMar>
-          </w:tcPr>
-          <w:p>
-            <w:pPr>
-              <w:pStyle w:val="Normal"/>
-              <w:spacing w:lineRule="auto" w:line="269" w:before="0" w:after="70"/>
-              <w:ind w:start="0" w:end="0"/>
-              <w:jc w:val="left"/>
-              <w:rPr/>
-            </w:pPr>
-            <w:r>
-              <w:rPr>
-                <w:rFonts w:eastAsia="Noto Sans KR" w:cs="Noto Sans KR" w:ascii="Noto Sans KR" w:hAnsi="Noto Sans KR"/>
-                <w:b w:val="false"/>
-                <w:color w:val="1C3553"/>
-                <w:sz w:val="18"/>
-              </w:rPr>
-              <w:t>CpfLockMode</w:t>
+            <w:shd w:fill="F4F7FB" w:val="clear"/>
+            <w:vAlign w:val="center"/>
+            <w:tcMar>
+              <w:top w:w="80" w:type="dxa"/>
+              <w:start w:w="100" w:type="dxa"/>
+              <w:bottom w:w="80" w:type="dxa"/>
+              <w:end w:w="100" w:type="dxa"/>
+            </w:tcMar>
+          </w:tcPr>
+          <w:p>
+            <w:r>
+              <w:t>findAfter + CpfCursorPage + stable sort</w:t>
             </w:r>
           </w:p>
         </w:tc>
@@ -4992,31 +4739,18 @@
               <w:bottom w:val="single" w:sz="6" w:space="0" w:color="D6DCE5"/>
               <w:end w:val="single" w:sz="6" w:space="0" w:color="D6DCE5"/>
             </w:tcBorders>
-            <w:shd w:fill="FFFFFF" w:val="clear"/>
-            <w:vAlign w:val="center"/>
-            <w:tcMar>
-              <w:top w:w="80" w:type="dxa"/>
-              <w:start w:w="100" w:type="dxa"/>
-              <w:bottom w:w="80" w:type="dxa"/>
-              <w:end w:w="100" w:type="dxa"/>
-            </w:tcMar>
-          </w:tcPr>
-          <w:p>
-            <w:pPr>
-              <w:pStyle w:val="Normal"/>
-              <w:spacing w:lineRule="auto" w:line="269" w:before="0" w:after="70"/>
-              <w:ind w:start="0" w:end="0"/>
-              <w:jc w:val="left"/>
-              <w:rPr/>
-            </w:pPr>
-            <w:r>
-              <w:rPr>
-                <w:rFonts w:ascii="Noto Sans KR" w:hAnsi="Noto Sans KR" w:cs="Noto Sans KR" w:eastAsia="Noto Sans KR"/>
-                <w:b w:val="false"/>
-                <w:color w:val="1C3553"/>
-                <w:sz w:val="18"/>
-              </w:rPr>
-              <w:t>동시 수정 충돌 제어</w:t>
+            <w:shd w:fill="F4F7FB" w:val="clear"/>
+            <w:vAlign w:val="center"/>
+            <w:tcMar>
+              <w:top w:w="80" w:type="dxa"/>
+              <w:start w:w="100" w:type="dxa"/>
+              <w:bottom w:w="80" w:type="dxa"/>
+              <w:end w:w="100" w:type="dxa"/>
+            </w:tcMar>
+          </w:tcPr>
+          <w:p>
+            <w:r>
+              <w:t>대량·실시간 이력의 다음 페이지 탐색</w:t>
             </w:r>
           </w:p>
         </w:tc>
@@ -5029,49 +4763,18 @@
               <w:bottom w:val="single" w:sz="6" w:space="0" w:color="D6DCE5"/>
               <w:end w:val="single" w:sz="8" w:space="0" w:color="D6DCE5"/>
             </w:tcBorders>
-            <w:shd w:fill="FFFFFF" w:val="clear"/>
-            <w:vAlign w:val="center"/>
-            <w:tcMar>
-              <w:top w:w="80" w:type="dxa"/>
-              <w:start w:w="100" w:type="dxa"/>
-              <w:bottom w:w="80" w:type="dxa"/>
-              <w:end w:w="100" w:type="dxa"/>
-            </w:tcMar>
-          </w:tcPr>
-          <w:p>
-            <w:pPr>
-              <w:pStyle w:val="Normal"/>
-              <w:spacing w:lineRule="auto" w:line="269" w:before="0" w:after="70"/>
-              <w:ind w:start="0" w:end="0"/>
-              <w:jc w:val="left"/>
-              <w:rPr/>
-            </w:pPr>
-            <w:r>
-              <w:rPr>
-                <w:rFonts w:ascii="Noto Sans KR" w:hAnsi="Noto Sans KR" w:cs="Noto Sans KR" w:eastAsia="Noto Sans KR"/>
-                <w:b w:val="false"/>
-                <w:color w:val="1C3553"/>
-                <w:sz w:val="18"/>
-              </w:rPr>
-              <w:t xml:space="preserve">장시간 </w:t>
-            </w:r>
-            <w:r>
-              <w:rPr>
-                <w:rFonts w:eastAsia="Noto Sans KR" w:cs="Noto Sans KR" w:ascii="Noto Sans KR" w:hAnsi="Noto Sans KR"/>
-                <w:b w:val="false"/>
-                <w:color w:val="1C3553"/>
-                <w:sz w:val="18"/>
-              </w:rPr>
-              <w:t xml:space="preserve">PESSIMISTIC lock </w:t>
-            </w:r>
-            <w:r>
-              <w:rPr>
-                <w:rFonts w:ascii="Noto Sans KR" w:hAnsi="Noto Sans KR" w:cs="Noto Sans KR" w:eastAsia="Noto Sans KR"/>
-                <w:b w:val="false"/>
-                <w:color w:val="1C3553"/>
-                <w:sz w:val="18"/>
-              </w:rPr>
-              <w:t>금지</w:t>
+            <w:shd w:fill="F4F7FB" w:val="clear"/>
+            <w:vAlign w:val="center"/>
+            <w:tcMar>
+              <w:top w:w="80" w:type="dxa"/>
+              <w:start w:w="100" w:type="dxa"/>
+              <w:bottom w:w="80" w:type="dxa"/>
+              <w:end w:w="100" w:type="dxa"/>
+            </w:tcMar>
+          </w:tcPr>
+          <w:p>
+            <w:r>
+              <w:t>signed cursor 검증, 안정 정렬키·tie-break 필수</w:t>
             </w:r>
           </w:p>
         </w:tc>
@@ -5087,6 +4790,460 @@
             <w:tcBorders>
               <w:top w:val="single" w:sz="6" w:space="0" w:color="D6DCE5"/>
               <w:start w:val="single" w:sz="8" w:space="0" w:color="D6DCE5"/>
+              <w:bottom w:val="single" w:sz="6" w:space="0" w:color="D6DCE5"/>
+              <w:end w:val="single" w:sz="6" w:space="0" w:color="D6DCE5"/>
+            </w:tcBorders>
+            <w:shd w:fill="F4F7FB" w:val="clear"/>
+            <w:vAlign w:val="center"/>
+            <w:tcMar>
+              <w:top w:w="80" w:type="dxa"/>
+              <w:start w:w="100" w:type="dxa"/>
+              <w:bottom w:w="80" w:type="dxa"/>
+              <w:end w:w="100" w:type="dxa"/>
+            </w:tcMar>
+          </w:tcPr>
+          <w:p>
+            <w:pPr>
+              <w:pStyle w:val="Normal"/>
+              <w:spacing w:lineRule="auto" w:line="269" w:before="0" w:after="70"/>
+              <w:ind w:start="0" w:end="0"/>
+              <w:jc w:val="left"/>
+              <w:rPr/>
+            </w:pPr>
+            <w:r>
+              <w:rPr>
+                <w:rFonts w:eastAsia="Noto Sans KR" w:cs="Noto Sans KR" w:ascii="Noto Sans KR" w:hAnsi="Noto Sans KR"/>
+                <w:b w:val="false"/>
+                <w:color w:val="1C3553"/>
+                <w:sz w:val="18"/>
+              </w:rPr>
+              <w:t>Bulk</w:t>
+            </w:r>
+          </w:p>
+        </w:tc>
+        <w:tc>
+          <w:tcPr>
+            <w:tcW w:w="1896709" w:type="dxa"/>
+            <w:tcBorders>
+              <w:top w:val="single" w:sz="6" w:space="0" w:color="D6DCE5"/>
+              <w:start w:val="single" w:sz="6" w:space="0" w:color="D6DCE5"/>
+              <w:bottom w:val="single" w:sz="6" w:space="0" w:color="D6DCE5"/>
+              <w:end w:val="single" w:sz="6" w:space="0" w:color="D6DCE5"/>
+            </w:tcBorders>
+            <w:shd w:fill="F4F7FB" w:val="clear"/>
+            <w:vAlign w:val="center"/>
+            <w:tcMar>
+              <w:top w:w="80" w:type="dxa"/>
+              <w:start w:w="100" w:type="dxa"/>
+              <w:bottom w:w="80" w:type="dxa"/>
+              <w:end w:w="100" w:type="dxa"/>
+            </w:tcMar>
+          </w:tcPr>
+          <w:p>
+            <w:pPr>
+              <w:pStyle w:val="Normal"/>
+              <w:spacing w:lineRule="auto" w:line="269" w:before="0" w:after="70"/>
+              <w:ind w:start="0" w:end="0"/>
+              <w:jc w:val="left"/>
+              <w:rPr/>
+            </w:pPr>
+            <w:r>
+              <w:rPr>
+                <w:rFonts w:eastAsia="Noto Sans KR" w:cs="Noto Sans KR" w:ascii="Noto Sans KR" w:hAnsi="Noto Sans KR"/>
+                <w:b w:val="false"/>
+                <w:color w:val="1C3553"/>
+                <w:sz w:val="18"/>
+              </w:rPr>
+              <w:t>CpfBulkRepositoryPort</w:t>
+            </w:r>
+          </w:p>
+        </w:tc>
+        <w:tc>
+          <w:tcPr>
+            <w:tcW w:w="2868636" w:type="dxa"/>
+            <w:tcBorders>
+              <w:top w:val="single" w:sz="6" w:space="0" w:color="D6DCE5"/>
+              <w:start w:val="single" w:sz="6" w:space="0" w:color="D6DCE5"/>
+              <w:bottom w:val="single" w:sz="6" w:space="0" w:color="D6DCE5"/>
+              <w:end w:val="single" w:sz="6" w:space="0" w:color="D6DCE5"/>
+            </w:tcBorders>
+            <w:shd w:fill="F4F7FB" w:val="clear"/>
+            <w:vAlign w:val="center"/>
+            <w:tcMar>
+              <w:top w:w="80" w:type="dxa"/>
+              <w:start w:w="100" w:type="dxa"/>
+              <w:bottom w:w="80" w:type="dxa"/>
+              <w:end w:w="100" w:type="dxa"/>
+            </w:tcMar>
+          </w:tcPr>
+          <w:p>
+            <w:pPr>
+              <w:pStyle w:val="Normal"/>
+              <w:spacing w:lineRule="auto" w:line="269" w:before="0" w:after="70"/>
+              <w:ind w:start="0" w:end="0"/>
+              <w:jc w:val="left"/>
+              <w:rPr/>
+            </w:pPr>
+            <w:r>
+              <w:rPr>
+                <w:rFonts w:eastAsia="Noto Sans KR" w:cs="Noto Sans KR" w:ascii="Noto Sans KR" w:hAnsi="Noto Sans KR"/>
+                <w:b w:val="false"/>
+                <w:color w:val="1C3553"/>
+                <w:sz w:val="18"/>
+              </w:rPr>
+              <w:t>insertAll/updateAll/deleteAllById</w:t>
+            </w:r>
+          </w:p>
+        </w:tc>
+        <w:tc>
+          <w:tcPr>
+            <w:tcW w:w="1797317" w:type="dxa"/>
+            <w:tcBorders>
+              <w:top w:val="single" w:sz="6" w:space="0" w:color="D6DCE5"/>
+              <w:start w:val="single" w:sz="6" w:space="0" w:color="D6DCE5"/>
+              <w:bottom w:val="single" w:sz="6" w:space="0" w:color="D6DCE5"/>
+              <w:end w:val="single" w:sz="6" w:space="0" w:color="D6DCE5"/>
+            </w:tcBorders>
+            <w:shd w:fill="F4F7FB" w:val="clear"/>
+            <w:vAlign w:val="center"/>
+            <w:tcMar>
+              <w:top w:w="80" w:type="dxa"/>
+              <w:start w:w="100" w:type="dxa"/>
+              <w:bottom w:w="80" w:type="dxa"/>
+              <w:end w:w="100" w:type="dxa"/>
+            </w:tcMar>
+          </w:tcPr>
+          <w:p>
+            <w:pPr>
+              <w:pStyle w:val="Normal"/>
+              <w:spacing w:lineRule="auto" w:line="269" w:before="0" w:after="70"/>
+              <w:ind w:start="0" w:end="0"/>
+              <w:jc w:val="left"/>
+              <w:rPr/>
+            </w:pPr>
+            <w:r>
+              <w:rPr>
+                <w:rFonts w:ascii="Noto Sans KR" w:hAnsi="Noto Sans KR" w:cs="Noto Sans KR" w:eastAsia="Noto Sans KR"/>
+                <w:b w:val="false"/>
+                <w:color w:val="1C3553"/>
+                <w:sz w:val="18"/>
+              </w:rPr>
+              <w:t>다건 쓰기</w:t>
+            </w:r>
+          </w:p>
+        </w:tc>
+        <w:tc>
+          <w:tcPr>
+            <w:tcW w:w="2626377" w:type="dxa"/>
+            <w:tcBorders>
+              <w:top w:val="single" w:sz="6" w:space="0" w:color="D6DCE5"/>
+              <w:start w:val="single" w:sz="6" w:space="0" w:color="D6DCE5"/>
+              <w:bottom w:val="single" w:sz="6" w:space="0" w:color="D6DCE5"/>
+              <w:end w:val="single" w:sz="8" w:space="0" w:color="D6DCE5"/>
+            </w:tcBorders>
+            <w:shd w:fill="F4F7FB" w:val="clear"/>
+            <w:vAlign w:val="center"/>
+            <w:tcMar>
+              <w:top w:w="80" w:type="dxa"/>
+              <w:start w:w="100" w:type="dxa"/>
+              <w:bottom w:w="80" w:type="dxa"/>
+              <w:end w:w="100" w:type="dxa"/>
+            </w:tcMar>
+          </w:tcPr>
+          <w:p>
+            <w:pPr>
+              <w:pStyle w:val="Normal"/>
+              <w:spacing w:lineRule="auto" w:line="269" w:before="0" w:after="70"/>
+              <w:ind w:start="0" w:end="0"/>
+              <w:jc w:val="left"/>
+              <w:rPr/>
+            </w:pPr>
+            <w:r>
+              <w:rPr>
+                <w:rFonts w:eastAsia="Noto Sans KR" w:cs="Noto Sans KR" w:ascii="Noto Sans KR" w:hAnsi="Noto Sans KR"/>
+                <w:b w:val="false"/>
+                <w:color w:val="1C3553"/>
+                <w:sz w:val="18"/>
+              </w:rPr>
+              <w:t xml:space="preserve">batch size·Tx </w:t>
+            </w:r>
+            <w:r>
+              <w:rPr>
+                <w:rFonts w:ascii="Noto Sans KR" w:hAnsi="Noto Sans KR" w:cs="Noto Sans KR" w:eastAsia="Noto Sans KR"/>
+                <w:b w:val="false"/>
+                <w:color w:val="1C3553"/>
+                <w:sz w:val="18"/>
+              </w:rPr>
+              <w:t>범위</w:t>
+            </w:r>
+            <w:r>
+              <w:rPr>
+                <w:rFonts w:eastAsia="Noto Sans KR" w:cs="Noto Sans KR" w:ascii="Noto Sans KR" w:hAnsi="Noto Sans KR"/>
+                <w:b w:val="false"/>
+                <w:color w:val="1C3553"/>
+                <w:sz w:val="18"/>
+              </w:rPr>
+              <w:t>·</w:t>
+            </w:r>
+            <w:r>
+              <w:rPr>
+                <w:rFonts w:ascii="Noto Sans KR" w:hAnsi="Noto Sans KR" w:cs="Noto Sans KR" w:eastAsia="Noto Sans KR"/>
+                <w:b w:val="false"/>
+                <w:color w:val="1C3553"/>
+                <w:sz w:val="18"/>
+              </w:rPr>
+              <w:t>메모리</w:t>
+            </w:r>
+            <w:r>
+              <w:rPr>
+                <w:rFonts w:eastAsia="Noto Sans KR" w:cs="Noto Sans KR" w:ascii="Noto Sans KR" w:hAnsi="Noto Sans KR"/>
+                <w:b w:val="false"/>
+                <w:color w:val="1C3553"/>
+                <w:sz w:val="18"/>
+              </w:rPr>
+              <w:t>·</w:t>
+            </w:r>
+            <w:r>
+              <w:rPr>
+                <w:rFonts w:ascii="Noto Sans KR" w:hAnsi="Noto Sans KR" w:cs="Noto Sans KR" w:eastAsia="Noto Sans KR"/>
+                <w:b w:val="false"/>
+                <w:color w:val="1C3553"/>
+                <w:sz w:val="18"/>
+              </w:rPr>
+              <w:t>재실행 검토</w:t>
+            </w:r>
+          </w:p>
+        </w:tc>
+      </w:tr>
+      <w:tr>
+        <w:trPr>
+          <w:trHeight w:val="351" w:hRule="atLeast"/>
+          <w:cantSplit w:val="true"/>
+        </w:trPr>
+        <w:tc>
+          <w:tcPr>
+            <w:tcW w:w="855391" w:type="dxa"/>
+            <w:tcBorders>
+              <w:top w:val="single" w:sz="6" w:space="0" w:color="D6DCE5"/>
+              <w:start w:val="single" w:sz="8" w:space="0" w:color="D6DCE5"/>
+              <w:bottom w:val="single" w:sz="6" w:space="0" w:color="D6DCE5"/>
+              <w:end w:val="single" w:sz="6" w:space="0" w:color="D6DCE5"/>
+            </w:tcBorders>
+            <w:shd w:fill="FFFFFF" w:val="clear"/>
+            <w:vAlign w:val="center"/>
+            <w:tcMar>
+              <w:top w:w="80" w:type="dxa"/>
+              <w:start w:w="100" w:type="dxa"/>
+              <w:bottom w:w="80" w:type="dxa"/>
+              <w:end w:w="100" w:type="dxa"/>
+            </w:tcMar>
+          </w:tcPr>
+          <w:p>
+            <w:pPr>
+              <w:pStyle w:val="Normal"/>
+              <w:spacing w:lineRule="auto" w:line="269" w:before="0" w:after="70"/>
+              <w:ind w:start="0" w:end="0"/>
+              <w:jc w:val="left"/>
+              <w:rPr/>
+            </w:pPr>
+            <w:r>
+              <w:rPr>
+                <w:rFonts w:eastAsia="Noto Sans KR" w:cs="Noto Sans KR" w:ascii="Noto Sans KR" w:hAnsi="Noto Sans KR"/>
+                <w:b w:val="false"/>
+                <w:color w:val="1C3553"/>
+                <w:sz w:val="18"/>
+              </w:rPr>
+              <w:t xml:space="preserve">Lock </w:t>
+            </w:r>
+            <w:r>
+              <w:rPr>
+                <w:rFonts w:ascii="Noto Sans KR" w:hAnsi="Noto Sans KR" w:cs="Noto Sans KR" w:eastAsia="Noto Sans KR"/>
+                <w:b w:val="false"/>
+                <w:color w:val="1C3553"/>
+                <w:sz w:val="18"/>
+              </w:rPr>
+              <w:t>조회</w:t>
+            </w:r>
+          </w:p>
+        </w:tc>
+        <w:tc>
+          <w:tcPr>
+            <w:tcW w:w="1896709" w:type="dxa"/>
+            <w:tcBorders>
+              <w:top w:val="single" w:sz="6" w:space="0" w:color="D6DCE5"/>
+              <w:start w:val="single" w:sz="6" w:space="0" w:color="D6DCE5"/>
+              <w:bottom w:val="single" w:sz="6" w:space="0" w:color="D6DCE5"/>
+              <w:end w:val="single" w:sz="6" w:space="0" w:color="D6DCE5"/>
+            </w:tcBorders>
+            <w:shd w:fill="FFFFFF" w:val="clear"/>
+            <w:vAlign w:val="center"/>
+            <w:tcMar>
+              <w:top w:w="80" w:type="dxa"/>
+              <w:start w:w="100" w:type="dxa"/>
+              <w:bottom w:w="80" w:type="dxa"/>
+              <w:end w:w="100" w:type="dxa"/>
+            </w:tcMar>
+          </w:tcPr>
+          <w:p>
+            <w:pPr>
+              <w:pStyle w:val="Normal"/>
+              <w:spacing w:lineRule="auto" w:line="269" w:before="0" w:after="70"/>
+              <w:ind w:start="0" w:end="0"/>
+              <w:jc w:val="left"/>
+              <w:rPr/>
+            </w:pPr>
+            <w:r>
+              <w:rPr>
+                <w:rFonts w:eastAsia="Noto Sans KR" w:cs="Noto Sans KR" w:ascii="Noto Sans KR" w:hAnsi="Noto Sans KR"/>
+                <w:b w:val="false"/>
+                <w:color w:val="1C3553"/>
+                <w:sz w:val="18"/>
+              </w:rPr>
+              <w:t>CpfLockingRepositoryPort</w:t>
+            </w:r>
+          </w:p>
+        </w:tc>
+        <w:tc>
+          <w:tcPr>
+            <w:tcW w:w="2868636" w:type="dxa"/>
+            <w:tcBorders>
+              <w:top w:val="single" w:sz="6" w:space="0" w:color="D6DCE5"/>
+              <w:start w:val="single" w:sz="6" w:space="0" w:color="D6DCE5"/>
+              <w:bottom w:val="single" w:sz="6" w:space="0" w:color="D6DCE5"/>
+              <w:end w:val="single" w:sz="6" w:space="0" w:color="D6DCE5"/>
+            </w:tcBorders>
+            <w:shd w:fill="FFFFFF" w:val="clear"/>
+            <w:vAlign w:val="center"/>
+            <w:tcMar>
+              <w:top w:w="80" w:type="dxa"/>
+              <w:start w:w="100" w:type="dxa"/>
+              <w:bottom w:w="80" w:type="dxa"/>
+              <w:end w:w="100" w:type="dxa"/>
+            </w:tcMar>
+          </w:tcPr>
+          <w:p>
+            <w:pPr>
+              <w:pStyle w:val="Normal"/>
+              <w:spacing w:lineRule="auto" w:line="269" w:before="0" w:after="70"/>
+              <w:ind w:start="0" w:end="0"/>
+              <w:jc w:val="left"/>
+              <w:rPr/>
+            </w:pPr>
+            <w:r>
+              <w:rPr>
+                <w:rFonts w:eastAsia="Noto Sans KR" w:cs="Noto Sans KR" w:ascii="Noto Sans KR" w:hAnsi="Noto Sans KR"/>
+                <w:b w:val="false"/>
+                <w:color w:val="1C3553"/>
+                <w:sz w:val="18"/>
+              </w:rPr>
+              <w:t>CpfLockMode</w:t>
+            </w:r>
+          </w:p>
+        </w:tc>
+        <w:tc>
+          <w:tcPr>
+            <w:tcW w:w="1797317" w:type="dxa"/>
+            <w:tcBorders>
+              <w:top w:val="single" w:sz="6" w:space="0" w:color="D6DCE5"/>
+              <w:start w:val="single" w:sz="6" w:space="0" w:color="D6DCE5"/>
+              <w:bottom w:val="single" w:sz="6" w:space="0" w:color="D6DCE5"/>
+              <w:end w:val="single" w:sz="6" w:space="0" w:color="D6DCE5"/>
+            </w:tcBorders>
+            <w:shd w:fill="FFFFFF" w:val="clear"/>
+            <w:vAlign w:val="center"/>
+            <w:tcMar>
+              <w:top w:w="80" w:type="dxa"/>
+              <w:start w:w="100" w:type="dxa"/>
+              <w:bottom w:w="80" w:type="dxa"/>
+              <w:end w:w="100" w:type="dxa"/>
+            </w:tcMar>
+          </w:tcPr>
+          <w:p>
+            <w:pPr>
+              <w:pStyle w:val="Normal"/>
+              <w:spacing w:lineRule="auto" w:line="269" w:before="0" w:after="70"/>
+              <w:ind w:start="0" w:end="0"/>
+              <w:jc w:val="left"/>
+              <w:rPr/>
+            </w:pPr>
+            <w:r>
+              <w:rPr>
+                <w:rFonts w:ascii="Noto Sans KR" w:hAnsi="Noto Sans KR" w:cs="Noto Sans KR" w:eastAsia="Noto Sans KR"/>
+                <w:b w:val="false"/>
+                <w:color w:val="1C3553"/>
+                <w:sz w:val="18"/>
+              </w:rPr>
+              <w:t>동시 수정 충돌 제어</w:t>
+            </w:r>
+          </w:p>
+        </w:tc>
+        <w:tc>
+          <w:tcPr>
+            <w:tcW w:w="2626377" w:type="dxa"/>
+            <w:tcBorders>
+              <w:top w:val="single" w:sz="6" w:space="0" w:color="D6DCE5"/>
+              <w:start w:val="single" w:sz="6" w:space="0" w:color="D6DCE5"/>
+              <w:bottom w:val="single" w:sz="6" w:space="0" w:color="D6DCE5"/>
+              <w:end w:val="single" w:sz="8" w:space="0" w:color="D6DCE5"/>
+            </w:tcBorders>
+            <w:shd w:fill="FFFFFF" w:val="clear"/>
+            <w:vAlign w:val="center"/>
+            <w:tcMar>
+              <w:top w:w="80" w:type="dxa"/>
+              <w:start w:w="100" w:type="dxa"/>
+              <w:bottom w:w="80" w:type="dxa"/>
+              <w:end w:w="100" w:type="dxa"/>
+            </w:tcMar>
+          </w:tcPr>
+          <w:p>
+            <w:pPr>
+              <w:pStyle w:val="Normal"/>
+              <w:spacing w:lineRule="auto" w:line="269" w:before="0" w:after="70"/>
+              <w:ind w:start="0" w:end="0"/>
+              <w:jc w:val="left"/>
+              <w:rPr/>
+            </w:pPr>
+            <w:r>
+              <w:rPr>
+                <w:rFonts w:ascii="Noto Sans KR" w:hAnsi="Noto Sans KR" w:cs="Noto Sans KR" w:eastAsia="Noto Sans KR"/>
+                <w:b w:val="false"/>
+                <w:color w:val="1C3553"/>
+                <w:sz w:val="18"/>
+              </w:rPr>
+              <w:t xml:space="preserve">장시간 </w:t>
+            </w:r>
+            <w:r>
+              <w:rPr>
+                <w:rFonts w:eastAsia="Noto Sans KR" w:cs="Noto Sans KR" w:ascii="Noto Sans KR" w:hAnsi="Noto Sans KR"/>
+                <w:b w:val="false"/>
+                <w:color w:val="1C3553"/>
+                <w:sz w:val="18"/>
+              </w:rPr>
+              <w:t xml:space="preserve">PESSIMISTIC lock </w:t>
+            </w:r>
+            <w:r>
+              <w:rPr>
+                <w:rFonts w:ascii="Noto Sans KR" w:hAnsi="Noto Sans KR" w:cs="Noto Sans KR" w:eastAsia="Noto Sans KR"/>
+                <w:b w:val="false"/>
+                <w:color w:val="1C3553"/>
+                <w:sz w:val="18"/>
+              </w:rPr>
+              <w:t>금지</w:t>
+            </w:r>
+          </w:p>
+        </w:tc>
+      </w:tr>
+      <w:tr>
+        <w:trPr>
+          <w:trHeight w:val="351" w:hRule="atLeast"/>
+          <w:cantSplit w:val="true"/>
+        </w:trPr>
+        <w:tc>
+          <w:tcPr>
+            <w:tcW w:w="855391" w:type="dxa"/>
+            <w:tcBorders>
+              <w:top w:val="single" w:sz="6" w:space="0" w:color="D6DCE5"/>
+              <w:start w:val="single" w:sz="8" w:space="0" w:color="D6DCE5"/>
               <w:bottom w:val="single" w:sz="8" w:space="0" w:color="D6DCE5"/>
               <w:end w:val="single" w:sz="6" w:space="0" w:color="D6DCE5"/>
             </w:tcBorders>
@@ -5307,6 +5464,7 @@
     <w:p>
       <w:pPr>
         <w:pStyle w:val="Heading2"/>
+        <w:keepNext/>
         <w:rPr/>
       </w:pPr>
       <w:bookmarkStart w:id="5" w:name="__RefHeading___Toc1880_1421710836"/>
@@ -5321,6 +5479,7 @@
     <w:p>
       <w:pPr>
         <w:pStyle w:val="CPFTableTitle"/>
+        <w:keepNext/>
         <w:rPr/>
       </w:pPr>
       <w:r>
@@ -5440,8 +5599,8 @@
               <w:rPr>
                 <w:rFonts w:eastAsia="Noto Sans KR" w:cs="Noto Sans KR" w:ascii="Noto Sans KR" w:hAnsi="Noto Sans KR"/>
                 <w:b/>
+                <w:color w:val="FFFFFF"/>
                 <w:sz w:val="19"/>
-                <w:color w:val="FFFFFF"/>
               </w:rPr>
               <w:t>API</w:t>
             </w:r>
@@ -5477,8 +5636,8 @@
               <w:rPr>
                 <w:rFonts w:ascii="Noto Sans KR" w:hAnsi="Noto Sans KR" w:cs="Noto Sans KR" w:eastAsia="Noto Sans KR"/>
                 <w:b/>
+                <w:color w:val="FFFFFF"/>
                 <w:sz w:val="19"/>
-                <w:color w:val="FFFFFF"/>
               </w:rPr>
               <w:t>옵션</w:t>
             </w:r>
@@ -5514,17 +5673,17 @@
               <w:rPr>
                 <w:rFonts w:ascii="Noto Sans KR" w:hAnsi="Noto Sans KR" w:cs="Noto Sans KR" w:eastAsia="Noto Sans KR"/>
                 <w:b/>
+                <w:color w:val="FFFFFF"/>
                 <w:sz w:val="19"/>
+              </w:rPr>
+              <w:t>필수</w:t>
+            </w:r>
+            <w:r>
+              <w:rPr>
+                <w:rFonts w:eastAsia="Noto Sans KR" w:cs="Noto Sans KR" w:ascii="Noto Sans KR" w:hAnsi="Noto Sans KR"/>
+                <w:b/>
                 <w:color w:val="FFFFFF"/>
-              </w:rPr>
-              <w:t>필수</w:t>
-            </w:r>
-            <w:r>
-              <w:rPr>
-                <w:rFonts w:eastAsia="Noto Sans KR" w:cs="Noto Sans KR" w:ascii="Noto Sans KR" w:hAnsi="Noto Sans KR"/>
-                <w:b/>
                 <w:sz w:val="19"/>
-                <w:color w:val="FFFFFF"/>
               </w:rPr>
               <w:t>/</w:t>
             </w:r>
@@ -5532,8 +5691,8 @@
               <w:rPr>
                 <w:rFonts w:ascii="Noto Sans KR" w:hAnsi="Noto Sans KR" w:cs="Noto Sans KR" w:eastAsia="Noto Sans KR"/>
                 <w:b/>
+                <w:color w:val="FFFFFF"/>
                 <w:sz w:val="19"/>
-                <w:color w:val="FFFFFF"/>
               </w:rPr>
               <w:t>기본값</w:t>
             </w:r>
@@ -5569,8 +5728,8 @@
               <w:rPr>
                 <w:rFonts w:ascii="Noto Sans KR" w:hAnsi="Noto Sans KR" w:cs="Noto Sans KR" w:eastAsia="Noto Sans KR"/>
                 <w:b/>
+                <w:color w:val="FFFFFF"/>
                 <w:sz w:val="19"/>
-                <w:color w:val="FFFFFF"/>
               </w:rPr>
               <w:t>언제 변경</w:t>
             </w:r>
@@ -5606,8 +5765,8 @@
               <w:rPr>
                 <w:rFonts w:ascii="Noto Sans KR" w:hAnsi="Noto Sans KR" w:cs="Noto Sans KR" w:eastAsia="Noto Sans KR"/>
                 <w:b/>
+                <w:color w:val="FFFFFF"/>
                 <w:sz w:val="19"/>
-                <w:color w:val="FFFFFF"/>
               </w:rPr>
               <w:t>주의</w:t>
             </w:r>
@@ -6083,21 +6242,8 @@
             </w:tcMar>
           </w:tcPr>
           <w:p>
-            <w:pPr>
-              <w:pStyle w:val="Normal"/>
-              <w:spacing w:lineRule="auto" w:line="269" w:before="0" w:after="70"/>
-              <w:ind w:start="0" w:end="0"/>
-              <w:jc w:val="left"/>
-              <w:rPr/>
-            </w:pPr>
-            <w:r>
-              <w:rPr>
-                <w:rFonts w:eastAsia="Noto Sans KR" w:cs="Noto Sans KR" w:ascii="Noto Sans KR" w:hAnsi="Noto Sans KR"/>
-                <w:b w:val="false"/>
-                <w:color w:val="1C3553"/>
-                <w:sz w:val="18"/>
-              </w:rPr>
-              <w:t>CpfLockMode</w:t>
+            <w:r>
+              <w:t>CpfPagingAndSortingRepository</w:t>
             </w:r>
           </w:p>
         </w:tc>
@@ -6120,21 +6266,8 @@
             </w:tcMar>
           </w:tcPr>
           <w:p>
-            <w:pPr>
-              <w:pStyle w:val="Normal"/>
-              <w:spacing w:lineRule="auto" w:line="269" w:before="0" w:after="70"/>
-              <w:ind w:start="0" w:end="0"/>
-              <w:jc w:val="left"/>
-              <w:rPr/>
-            </w:pPr>
-            <w:r>
-              <w:rPr>
-                <w:rFonts w:eastAsia="Noto Sans KR" w:cs="Noto Sans KR" w:ascii="Noto Sans KR" w:hAnsi="Noto Sans KR"/>
-                <w:b w:val="false"/>
-                <w:color w:val="1C3553"/>
-                <w:sz w:val="18"/>
-              </w:rPr>
-              <w:t>mode</w:t>
+            <w:r>
+              <w:t>findAll / findSlice</w:t>
             </w:r>
           </w:p>
         </w:tc>
@@ -6157,21 +6290,8 @@
             </w:tcMar>
           </w:tcPr>
           <w:p>
-            <w:pPr>
-              <w:pStyle w:val="Normal"/>
-              <w:spacing w:lineRule="auto" w:line="269" w:before="0" w:after="70"/>
-              <w:ind w:start="0" w:end="0"/>
-              <w:jc w:val="left"/>
-              <w:rPr/>
-            </w:pPr>
-            <w:r>
-              <w:rPr>
-                <w:rFonts w:eastAsia="Noto Sans KR" w:cs="Noto Sans KR" w:ascii="Noto Sans KR" w:hAnsi="Noto Sans KR"/>
-                <w:b w:val="false"/>
-                <w:color w:val="1C3553"/>
-                <w:sz w:val="18"/>
-              </w:rPr>
-              <w:t>NONE</w:t>
+            <w:r>
+              <w:t>Page는 count 포함, Slice는 count 생략 가능</w:t>
             </w:r>
           </w:p>
         </w:tc>
@@ -6194,39 +6314,8 @@
             </w:tcMar>
           </w:tcPr>
           <w:p>
-            <w:pPr>
-              <w:pStyle w:val="Normal"/>
-              <w:spacing w:lineRule="auto" w:line="269" w:before="0" w:after="70"/>
-              <w:ind w:start="0" w:end="0"/>
-              <w:jc w:val="left"/>
-              <w:rPr/>
-            </w:pPr>
-            <w:r>
-              <w:rPr>
-                <w:rFonts w:ascii="Noto Sans KR" w:hAnsi="Noto Sans KR" w:cs="Noto Sans KR" w:eastAsia="Noto Sans KR"/>
-                <w:b w:val="false"/>
-                <w:color w:val="1C3553"/>
-                <w:sz w:val="18"/>
-              </w:rPr>
-              <w:t>낙관</w:t>
-            </w:r>
-            <w:r>
-              <w:rPr>
-                <w:rFonts w:eastAsia="Noto Sans KR" w:cs="Noto Sans KR" w:ascii="Noto Sans KR" w:hAnsi="Noto Sans KR"/>
-                <w:b w:val="false"/>
-                <w:color w:val="1C3553"/>
-                <w:sz w:val="18"/>
-              </w:rPr>
-              <w:t>/</w:t>
-            </w:r>
-            <w:r>
-              <w:rPr>
-                <w:rFonts w:ascii="Noto Sans KR" w:hAnsi="Noto Sans KR" w:cs="Noto Sans KR" w:eastAsia="Noto Sans KR"/>
-                <w:b w:val="false"/>
-                <w:color w:val="1C3553"/>
-                <w:sz w:val="18"/>
-              </w:rPr>
-              <w:t>비관 잠금 필요 시</w:t>
+            <w:r>
+              <w:t>전체 건수/페이지 점프 필요 여부에 따라 선택</w:t>
             </w:r>
           </w:p>
         </w:tc>
@@ -6249,21 +6338,8 @@
             </w:tcMar>
           </w:tcPr>
           <w:p>
-            <w:pPr>
-              <w:pStyle w:val="Normal"/>
-              <w:spacing w:lineRule="auto" w:line="269" w:before="0" w:after="70"/>
-              <w:ind w:start="0" w:end="0"/>
-              <w:jc w:val="left"/>
-              <w:rPr/>
-            </w:pPr>
-            <w:r>
-              <w:rPr>
-                <w:rFonts w:eastAsia="Noto Sans KR" w:cs="Noto Sans KR" w:ascii="Noto Sans KR" w:hAnsi="Noto Sans KR"/>
-                <w:b w:val="false"/>
-                <w:color w:val="1C3553"/>
-                <w:sz w:val="18"/>
-              </w:rPr>
-              <w:t>OPTIMISTIC, OPTIMISTIC_FORCE_INCREMENT, PESSIMISTIC_READ, PESSIMISTIC_WRITE</w:t>
+            <w:r>
+              <w:t>정렬 allow-list와 stable ordering을 Repository에서 강제</w:t>
             </w:r>
           </w:p>
         </w:tc>
@@ -6282,31 +6358,18 @@
               <w:bottom w:val="single" w:sz="6" w:space="0" w:color="D6DCE5"/>
               <w:end w:val="single" w:sz="6" w:space="0" w:color="D6DCE5"/>
             </w:tcBorders>
-            <w:shd w:fill="F4F7FB" w:val="clear"/>
-            <w:vAlign w:val="center"/>
-            <w:tcMar>
-              <w:top w:w="80" w:type="dxa"/>
-              <w:start w:w="100" w:type="dxa"/>
-              <w:bottom w:w="80" w:type="dxa"/>
-              <w:end w:w="100" w:type="dxa"/>
-            </w:tcMar>
-          </w:tcPr>
-          <w:p>
-            <w:pPr>
-              <w:pStyle w:val="Normal"/>
-              <w:spacing w:lineRule="auto" w:line="269" w:before="0" w:after="70"/>
-              <w:ind w:start="0" w:end="0"/>
-              <w:jc w:val="left"/>
-              <w:rPr/>
-            </w:pPr>
-            <w:r>
-              <w:rPr>
-                <w:rFonts w:eastAsia="Noto Sans KR" w:cs="Noto Sans KR" w:ascii="Noto Sans KR" w:hAnsi="Noto Sans KR"/>
-                <w:b w:val="false"/>
-                <w:color w:val="1C3553"/>
-                <w:sz w:val="18"/>
-              </w:rPr>
-              <w:t>@CpfTransactional</w:t>
+            <w:shd w:fill="FFFFFF" w:val="clear"/>
+            <w:vAlign w:val="center"/>
+            <w:tcMar>
+              <w:top w:w="80" w:type="dxa"/>
+              <w:start w:w="100" w:type="dxa"/>
+              <w:bottom w:w="80" w:type="dxa"/>
+              <w:end w:w="100" w:type="dxa"/>
+            </w:tcMar>
+          </w:tcPr>
+          <w:p>
+            <w:r>
+              <w:t>CpfCursorRepository</w:t>
             </w:r>
           </w:p>
         </w:tc>
@@ -6319,31 +6382,18 @@
               <w:bottom w:val="single" w:sz="6" w:space="0" w:color="D6DCE5"/>
               <w:end w:val="single" w:sz="6" w:space="0" w:color="D6DCE5"/>
             </w:tcBorders>
-            <w:shd w:fill="F4F7FB" w:val="clear"/>
-            <w:vAlign w:val="center"/>
-            <w:tcMar>
-              <w:top w:w="80" w:type="dxa"/>
-              <w:start w:w="100" w:type="dxa"/>
-              <w:bottom w:w="80" w:type="dxa"/>
-              <w:end w:w="100" w:type="dxa"/>
-            </w:tcMar>
-          </w:tcPr>
-          <w:p>
-            <w:pPr>
-              <w:pStyle w:val="Normal"/>
-              <w:spacing w:lineRule="auto" w:line="269" w:before="0" w:after="70"/>
-              <w:ind w:start="0" w:end="0"/>
-              <w:jc w:val="left"/>
-              <w:rPr/>
-            </w:pPr>
-            <w:r>
-              <w:rPr>
-                <w:rFonts w:eastAsia="Noto Sans KR" w:cs="Noto Sans KR" w:ascii="Noto Sans KR" w:hAnsi="Noto Sans KR"/>
-                <w:b w:val="false"/>
-                <w:color w:val="1C3553"/>
-                <w:sz w:val="18"/>
-              </w:rPr>
-              <w:t>propagation</w:t>
+            <w:shd w:fill="FFFFFF" w:val="clear"/>
+            <w:vAlign w:val="center"/>
+            <w:tcMar>
+              <w:top w:w="80" w:type="dxa"/>
+              <w:start w:w="100" w:type="dxa"/>
+              <w:bottom w:w="80" w:type="dxa"/>
+              <w:end w:w="100" w:type="dxa"/>
+            </w:tcMar>
+          </w:tcPr>
+          <w:p>
+            <w:r>
+              <w:t>findAfter</w:t>
             </w:r>
           </w:p>
         </w:tc>
@@ -6356,31 +6406,18 @@
               <w:bottom w:val="single" w:sz="6" w:space="0" w:color="D6DCE5"/>
               <w:end w:val="single" w:sz="6" w:space="0" w:color="D6DCE5"/>
             </w:tcBorders>
-            <w:shd w:fill="F4F7FB" w:val="clear"/>
-            <w:vAlign w:val="center"/>
-            <w:tcMar>
-              <w:top w:w="80" w:type="dxa"/>
-              <w:start w:w="100" w:type="dxa"/>
-              <w:bottom w:w="80" w:type="dxa"/>
-              <w:end w:w="100" w:type="dxa"/>
-            </w:tcMar>
-          </w:tcPr>
-          <w:p>
-            <w:pPr>
-              <w:pStyle w:val="Normal"/>
-              <w:spacing w:lineRule="auto" w:line="269" w:before="0" w:after="70"/>
-              <w:ind w:start="0" w:end="0"/>
-              <w:jc w:val="left"/>
-              <w:rPr/>
-            </w:pPr>
-            <w:r>
-              <w:rPr>
-                <w:rFonts w:eastAsia="Noto Sans KR" w:cs="Noto Sans KR" w:ascii="Noto Sans KR" w:hAnsi="Noto Sans KR"/>
-                <w:b w:val="false"/>
-                <w:color w:val="1C3553"/>
-                <w:sz w:val="18"/>
-              </w:rPr>
-              <w:t>REQUIRED</w:t>
+            <w:shd w:fill="FFFFFF" w:val="clear"/>
+            <w:vAlign w:val="center"/>
+            <w:tcMar>
+              <w:top w:w="80" w:type="dxa"/>
+              <w:start w:w="100" w:type="dxa"/>
+              <w:bottom w:w="80" w:type="dxa"/>
+              <w:end w:w="100" w:type="dxa"/>
+            </w:tcMar>
+          </w:tcPr>
+          <w:p>
+            <w:r>
+              <w:t>size 1~200 + 안정 정렬</w:t>
             </w:r>
           </w:p>
         </w:tc>
@@ -6393,49 +6430,18 @@
               <w:bottom w:val="single" w:sz="6" w:space="0" w:color="D6DCE5"/>
               <w:end w:val="single" w:sz="6" w:space="0" w:color="D6DCE5"/>
             </w:tcBorders>
-            <w:shd w:fill="F4F7FB" w:val="clear"/>
-            <w:vAlign w:val="center"/>
-            <w:tcMar>
-              <w:top w:w="80" w:type="dxa"/>
-              <w:start w:w="100" w:type="dxa"/>
-              <w:bottom w:w="80" w:type="dxa"/>
-              <w:end w:w="100" w:type="dxa"/>
-            </w:tcMar>
-          </w:tcPr>
-          <w:p>
-            <w:pPr>
-              <w:pStyle w:val="Normal"/>
-              <w:spacing w:lineRule="auto" w:line="269" w:before="0" w:after="70"/>
-              <w:ind w:start="0" w:end="0"/>
-              <w:jc w:val="left"/>
-              <w:rPr/>
-            </w:pPr>
-            <w:r>
-              <w:rPr>
-                <w:rFonts w:ascii="Noto Sans KR" w:hAnsi="Noto Sans KR" w:cs="Noto Sans KR" w:eastAsia="Noto Sans KR"/>
-                <w:b w:val="false"/>
-                <w:color w:val="1C3553"/>
-                <w:sz w:val="18"/>
-              </w:rPr>
-              <w:t xml:space="preserve">호출 </w:t>
-            </w:r>
-            <w:r>
-              <w:rPr>
-                <w:rFonts w:eastAsia="Noto Sans KR" w:cs="Noto Sans KR" w:ascii="Noto Sans KR" w:hAnsi="Noto Sans KR"/>
-                <w:b w:val="false"/>
-                <w:color w:val="1C3553"/>
-                <w:sz w:val="18"/>
-              </w:rPr>
-              <w:t xml:space="preserve">Tx </w:t>
-            </w:r>
-            <w:r>
-              <w:rPr>
-                <w:rFonts w:ascii="Noto Sans KR" w:hAnsi="Noto Sans KR" w:cs="Noto Sans KR" w:eastAsia="Noto Sans KR"/>
-                <w:b w:val="false"/>
-                <w:color w:val="1C3553"/>
-                <w:sz w:val="18"/>
-              </w:rPr>
-              <w:t>결합 정책 변경 시</w:t>
+            <w:shd w:fill="FFFFFF" w:val="clear"/>
+            <w:vAlign w:val="center"/>
+            <w:tcMar>
+              <w:top w:w="80" w:type="dxa"/>
+              <w:start w:w="100" w:type="dxa"/>
+              <w:bottom w:w="80" w:type="dxa"/>
+              <w:end w:w="100" w:type="dxa"/>
+            </w:tcMar>
+          </w:tcPr>
+          <w:p>
+            <w:r>
+              <w:t>대량·실시간 다음 페이지</w:t>
             </w:r>
           </w:p>
         </w:tc>
@@ -6448,58 +6454,18 @@
               <w:bottom w:val="single" w:sz="6" w:space="0" w:color="D6DCE5"/>
               <w:end w:val="single" w:sz="8" w:space="0" w:color="D6DCE5"/>
             </w:tcBorders>
-            <w:shd w:fill="F4F7FB" w:val="clear"/>
-            <w:vAlign w:val="center"/>
-            <w:tcMar>
-              <w:top w:w="80" w:type="dxa"/>
-              <w:start w:w="100" w:type="dxa"/>
-              <w:bottom w:w="80" w:type="dxa"/>
-              <w:end w:w="100" w:type="dxa"/>
-            </w:tcMar>
-          </w:tcPr>
-          <w:p>
-            <w:pPr>
-              <w:pStyle w:val="Normal"/>
-              <w:spacing w:lineRule="auto" w:line="269" w:before="0" w:after="70"/>
-              <w:ind w:start="0" w:end="0"/>
-              <w:jc w:val="left"/>
-              <w:rPr/>
-            </w:pPr>
-            <w:r>
-              <w:rPr>
-                <w:rFonts w:eastAsia="Noto Sans KR" w:cs="Noto Sans KR" w:ascii="Noto Sans KR" w:hAnsi="Noto Sans KR"/>
-                <w:b w:val="false"/>
-                <w:color w:val="1C3553"/>
-                <w:sz w:val="18"/>
-              </w:rPr>
-              <w:t xml:space="preserve">Spring </w:t>
-            </w:r>
-            <w:r>
-              <w:rPr>
-                <w:rFonts w:ascii="Noto Sans KR" w:hAnsi="Noto Sans KR" w:cs="Noto Sans KR" w:eastAsia="Noto Sans KR"/>
-                <w:b w:val="false"/>
-                <w:color w:val="1C3553"/>
-                <w:sz w:val="18"/>
-              </w:rPr>
-              <w:t>의미 그대로</w:t>
-            </w:r>
-            <w:r>
-              <w:rPr>
-                <w:rFonts w:eastAsia="Noto Sans KR" w:cs="Noto Sans KR" w:ascii="Noto Sans KR" w:hAnsi="Noto Sans KR"/>
-                <w:b w:val="false"/>
-                <w:color w:val="1C3553"/>
-                <w:sz w:val="18"/>
-              </w:rPr>
-              <w:t xml:space="preserve">, </w:t>
-            </w:r>
-            <w:r>
-              <w:rPr>
-                <w:rFonts w:ascii="Noto Sans KR" w:hAnsi="Noto Sans KR" w:cs="Noto Sans KR" w:eastAsia="Noto Sans KR"/>
-                <w:b w:val="false"/>
-                <w:color w:val="1C3553"/>
-                <w:sz w:val="18"/>
-              </w:rPr>
-              <w:t>임의 복제 금지</w:t>
+            <w:shd w:fill="FFFFFF" w:val="clear"/>
+            <w:vAlign w:val="center"/>
+            <w:tcMar>
+              <w:top w:w="80" w:type="dxa"/>
+              <w:start w:w="100" w:type="dxa"/>
+              <w:bottom w:w="80" w:type="dxa"/>
+              <w:end w:w="100" w:type="dxa"/>
+            </w:tcMar>
+          </w:tcPr>
+          <w:p>
+            <w:r>
+              <w:t>임의 page jump 대신 next cursor 사용</w:t>
             </w:r>
           </w:p>
         </w:tc>
@@ -6528,21 +6494,8 @@
             </w:tcMar>
           </w:tcPr>
           <w:p>
-            <w:pPr>
-              <w:pStyle w:val="Normal"/>
-              <w:spacing w:lineRule="auto" w:line="269" w:before="0" w:after="70"/>
-              <w:ind w:start="0" w:end="0"/>
-              <w:jc w:val="left"/>
-              <w:rPr/>
-            </w:pPr>
-            <w:r>
-              <w:rPr>
-                <w:rFonts w:eastAsia="Noto Sans KR" w:cs="Noto Sans KR" w:ascii="Noto Sans KR" w:hAnsi="Noto Sans KR"/>
-                <w:b w:val="false"/>
-                <w:color w:val="1C3553"/>
-                <w:sz w:val="18"/>
-              </w:rPr>
-              <w:t>@CpfTransactional</w:t>
+            <w:r>
+              <w:t>CpfCursorCodec</w:t>
             </w:r>
           </w:p>
         </w:tc>
@@ -6565,21 +6518,8 @@
             </w:tcMar>
           </w:tcPr>
           <w:p>
-            <w:pPr>
-              <w:pStyle w:val="Normal"/>
-              <w:spacing w:lineRule="auto" w:line="269" w:before="0" w:after="70"/>
-              <w:ind w:start="0" w:end="0"/>
-              <w:jc w:val="left"/>
-              <w:rPr/>
-            </w:pPr>
-            <w:r>
-              <w:rPr>
-                <w:rFonts w:eastAsia="Noto Sans KR" w:cs="Noto Sans KR" w:ascii="Noto Sans KR" w:hAnsi="Noto Sans KR"/>
-                <w:b w:val="false"/>
-                <w:color w:val="1C3553"/>
-                <w:sz w:val="18"/>
-              </w:rPr>
-              <w:t>isolation</w:t>
+            <w:r>
+              <w:t>signed cursor</w:t>
             </w:r>
           </w:p>
         </w:tc>
@@ -6602,21 +6542,8 @@
             </w:tcMar>
           </w:tcPr>
           <w:p>
-            <w:pPr>
-              <w:pStyle w:val="Normal"/>
-              <w:spacing w:lineRule="auto" w:line="269" w:before="0" w:after="70"/>
-              <w:ind w:start="0" w:end="0"/>
-              <w:jc w:val="left"/>
-              <w:rPr/>
-            </w:pPr>
-            <w:r>
-              <w:rPr>
-                <w:rFonts w:eastAsia="Noto Sans KR" w:cs="Noto Sans KR" w:ascii="Noto Sans KR" w:hAnsi="Noto Sans KR"/>
-                <w:b w:val="false"/>
-                <w:color w:val="1C3553"/>
-                <w:sz w:val="18"/>
-              </w:rPr>
-              <w:t>DEFAULT</w:t>
+            <w:r>
+              <w:t>외부 API Cursor는 서명 검증</w:t>
             </w:r>
           </w:p>
         </w:tc>
@@ -6639,30 +6566,8 @@
             </w:tcMar>
           </w:tcPr>
           <w:p>
-            <w:pPr>
-              <w:pStyle w:val="Normal"/>
-              <w:spacing w:lineRule="auto" w:line="269" w:before="0" w:after="70"/>
-              <w:ind w:start="0" w:end="0"/>
-              <w:jc w:val="left"/>
-              <w:rPr/>
-            </w:pPr>
-            <w:r>
-              <w:rPr>
-                <w:rFonts w:eastAsia="Noto Sans KR" w:cs="Noto Sans KR" w:ascii="Noto Sans KR" w:hAnsi="Noto Sans KR"/>
-                <w:b w:val="false"/>
-                <w:color w:val="1C3553"/>
-                <w:sz w:val="18"/>
-              </w:rPr>
-              <w:t xml:space="preserve">DB </w:t>
-            </w:r>
-            <w:r>
-              <w:rPr>
-                <w:rFonts w:ascii="Noto Sans KR" w:hAnsi="Noto Sans KR" w:cs="Noto Sans KR" w:eastAsia="Noto Sans KR"/>
-                <w:b w:val="false"/>
-                <w:color w:val="1C3553"/>
-                <w:sz w:val="18"/>
-              </w:rPr>
-              <w:t>격리 수준을 명시해야 할 때</w:t>
+            <w:r>
+              <w:t>Cursor를 Client에 노출할 때</w:t>
             </w:r>
           </w:p>
         </w:tc>
@@ -6685,30 +6590,8 @@
             </w:tcMar>
           </w:tcPr>
           <w:p>
-            <w:pPr>
-              <w:pStyle w:val="Normal"/>
-              <w:spacing w:lineRule="auto" w:line="269" w:before="0" w:after="70"/>
-              <w:ind w:start="0" w:end="0"/>
-              <w:jc w:val="left"/>
-              <w:rPr/>
-            </w:pPr>
-            <w:r>
-              <w:rPr>
-                <w:rFonts w:eastAsia="Noto Sans KR" w:cs="Noto Sans KR" w:ascii="Noto Sans KR" w:hAnsi="Noto Sans KR"/>
-                <w:b w:val="false"/>
-                <w:color w:val="1C3553"/>
-                <w:sz w:val="18"/>
-              </w:rPr>
-              <w:t xml:space="preserve">DB3 </w:t>
-            </w:r>
-            <w:r>
-              <w:rPr>
-                <w:rFonts w:ascii="Noto Sans KR" w:hAnsi="Noto Sans KR" w:cs="Noto Sans KR" w:eastAsia="Noto Sans KR"/>
-                <w:b w:val="false"/>
-                <w:color w:val="1C3553"/>
-                <w:sz w:val="18"/>
-              </w:rPr>
-              <w:t>실제 동작 차이 검증</w:t>
+            <w:r>
+              <w:t>위변조 토큰 거부, raw PK/단순 Base64 직접 노출 금지</w:t>
             </w:r>
           </w:p>
         </w:tc>
@@ -6727,31 +6610,31 @@
               <w:bottom w:val="single" w:sz="6" w:space="0" w:color="D6DCE5"/>
               <w:end w:val="single" w:sz="6" w:space="0" w:color="D6DCE5"/>
             </w:tcBorders>
-            <w:shd w:fill="F4F7FB" w:val="clear"/>
-            <w:vAlign w:val="center"/>
-            <w:tcMar>
-              <w:top w:w="80" w:type="dxa"/>
-              <w:start w:w="100" w:type="dxa"/>
-              <w:bottom w:w="80" w:type="dxa"/>
-              <w:end w:w="100" w:type="dxa"/>
-            </w:tcMar>
-          </w:tcPr>
-          <w:p>
-            <w:pPr>
-              <w:pStyle w:val="Normal"/>
-              <w:spacing w:lineRule="auto" w:line="269" w:before="0" w:after="70"/>
-              <w:ind w:start="0" w:end="0"/>
-              <w:jc w:val="left"/>
-              <w:rPr/>
-            </w:pPr>
-            <w:r>
-              <w:rPr>
-                <w:rFonts w:eastAsia="Noto Sans KR" w:cs="Noto Sans KR" w:ascii="Noto Sans KR" w:hAnsi="Noto Sans KR"/>
-                <w:b w:val="false"/>
-                <w:color w:val="1C3553"/>
-                <w:sz w:val="18"/>
-              </w:rPr>
-              <w:t>@CpfTransactional</w:t>
+            <w:shd w:fill="FFFFFF" w:val="clear"/>
+            <w:vAlign w:val="center"/>
+            <w:tcMar>
+              <w:top w:w="80" w:type="dxa"/>
+              <w:start w:w="100" w:type="dxa"/>
+              <w:bottom w:w="80" w:type="dxa"/>
+              <w:end w:w="100" w:type="dxa"/>
+            </w:tcMar>
+          </w:tcPr>
+          <w:p>
+            <w:pPr>
+              <w:pStyle w:val="Normal"/>
+              <w:spacing w:lineRule="auto" w:line="269" w:before="0" w:after="70"/>
+              <w:ind w:start="0" w:end="0"/>
+              <w:jc w:val="left"/>
+              <w:rPr/>
+            </w:pPr>
+            <w:r>
+              <w:rPr>
+                <w:rFonts w:eastAsia="Noto Sans KR" w:cs="Noto Sans KR" w:ascii="Noto Sans KR" w:hAnsi="Noto Sans KR"/>
+                <w:b w:val="false"/>
+                <w:color w:val="1C3553"/>
+                <w:sz w:val="18"/>
+              </w:rPr>
+              <w:t>CpfLockMode</w:t>
             </w:r>
           </w:p>
         </w:tc>
@@ -6764,31 +6647,31 @@
               <w:bottom w:val="single" w:sz="6" w:space="0" w:color="D6DCE5"/>
               <w:end w:val="single" w:sz="6" w:space="0" w:color="D6DCE5"/>
             </w:tcBorders>
-            <w:shd w:fill="F4F7FB" w:val="clear"/>
-            <w:vAlign w:val="center"/>
-            <w:tcMar>
-              <w:top w:w="80" w:type="dxa"/>
-              <w:start w:w="100" w:type="dxa"/>
-              <w:bottom w:w="80" w:type="dxa"/>
-              <w:end w:w="100" w:type="dxa"/>
-            </w:tcMar>
-          </w:tcPr>
-          <w:p>
-            <w:pPr>
-              <w:pStyle w:val="Normal"/>
-              <w:spacing w:lineRule="auto" w:line="269" w:before="0" w:after="70"/>
-              <w:ind w:start="0" w:end="0"/>
-              <w:jc w:val="left"/>
-              <w:rPr/>
-            </w:pPr>
-            <w:r>
-              <w:rPr>
-                <w:rFonts w:eastAsia="Noto Sans KR" w:cs="Noto Sans KR" w:ascii="Noto Sans KR" w:hAnsi="Noto Sans KR"/>
-                <w:b w:val="false"/>
-                <w:color w:val="1C3553"/>
-                <w:sz w:val="18"/>
-              </w:rPr>
-              <w:t>timeout</w:t>
+            <w:shd w:fill="FFFFFF" w:val="clear"/>
+            <w:vAlign w:val="center"/>
+            <w:tcMar>
+              <w:top w:w="80" w:type="dxa"/>
+              <w:start w:w="100" w:type="dxa"/>
+              <w:bottom w:w="80" w:type="dxa"/>
+              <w:end w:w="100" w:type="dxa"/>
+            </w:tcMar>
+          </w:tcPr>
+          <w:p>
+            <w:pPr>
+              <w:pStyle w:val="Normal"/>
+              <w:spacing w:lineRule="auto" w:line="269" w:before="0" w:after="70"/>
+              <w:ind w:start="0" w:end="0"/>
+              <w:jc w:val="left"/>
+              <w:rPr/>
+            </w:pPr>
+            <w:r>
+              <w:rPr>
+                <w:rFonts w:eastAsia="Noto Sans KR" w:cs="Noto Sans KR" w:ascii="Noto Sans KR" w:hAnsi="Noto Sans KR"/>
+                <w:b w:val="false"/>
+                <w:color w:val="1C3553"/>
+                <w:sz w:val="18"/>
+              </w:rPr>
+              <w:t>mode</w:t>
             </w:r>
           </w:p>
         </w:tc>
@@ -6801,31 +6684,31 @@
               <w:bottom w:val="single" w:sz="6" w:space="0" w:color="D6DCE5"/>
               <w:end w:val="single" w:sz="6" w:space="0" w:color="D6DCE5"/>
             </w:tcBorders>
-            <w:shd w:fill="F4F7FB" w:val="clear"/>
-            <w:vAlign w:val="center"/>
-            <w:tcMar>
-              <w:top w:w="80" w:type="dxa"/>
-              <w:start w:w="100" w:type="dxa"/>
-              <w:bottom w:w="80" w:type="dxa"/>
-              <w:end w:w="100" w:type="dxa"/>
-            </w:tcMar>
-          </w:tcPr>
-          <w:p>
-            <w:pPr>
-              <w:pStyle w:val="Normal"/>
-              <w:spacing w:lineRule="auto" w:line="269" w:before="0" w:after="70"/>
-              <w:ind w:start="0" w:end="0"/>
-              <w:jc w:val="left"/>
-              <w:rPr/>
-            </w:pPr>
-            <w:r>
-              <w:rPr>
-                <w:rFonts w:eastAsia="Noto Sans KR" w:cs="Noto Sans KR" w:ascii="Noto Sans KR" w:hAnsi="Noto Sans KR"/>
-                <w:b w:val="false"/>
-                <w:color w:val="1C3553"/>
-                <w:sz w:val="18"/>
-              </w:rPr>
-              <w:t>TIMEOUT_DEFAULT</w:t>
+            <w:shd w:fill="FFFFFF" w:val="clear"/>
+            <w:vAlign w:val="center"/>
+            <w:tcMar>
+              <w:top w:w="80" w:type="dxa"/>
+              <w:start w:w="100" w:type="dxa"/>
+              <w:bottom w:w="80" w:type="dxa"/>
+              <w:end w:w="100" w:type="dxa"/>
+            </w:tcMar>
+          </w:tcPr>
+          <w:p>
+            <w:pPr>
+              <w:pStyle w:val="Normal"/>
+              <w:spacing w:lineRule="auto" w:line="269" w:before="0" w:after="70"/>
+              <w:ind w:start="0" w:end="0"/>
+              <w:jc w:val="left"/>
+              <w:rPr/>
+            </w:pPr>
+            <w:r>
+              <w:rPr>
+                <w:rFonts w:eastAsia="Noto Sans KR" w:cs="Noto Sans KR" w:ascii="Noto Sans KR" w:hAnsi="Noto Sans KR"/>
+                <w:b w:val="false"/>
+                <w:color w:val="1C3553"/>
+                <w:sz w:val="18"/>
+              </w:rPr>
+              <w:t>NONE</w:t>
             </w:r>
           </w:p>
         </w:tc>
@@ -6838,7 +6721,7 @@
               <w:bottom w:val="single" w:sz="6" w:space="0" w:color="D6DCE5"/>
               <w:end w:val="single" w:sz="6" w:space="0" w:color="D6DCE5"/>
             </w:tcBorders>
-            <w:shd w:fill="F4F7FB" w:val="clear"/>
+            <w:shd w:fill="FFFFFF" w:val="clear"/>
             <w:vAlign w:val="center"/>
             <w:tcMar>
               <w:top w:w="80" w:type="dxa"/>
@@ -6862,7 +6745,25 @@
                 <w:color w:val="1C3553"/>
                 <w:sz w:val="18"/>
               </w:rPr>
-              <w:t>긴 거래 차단</w:t>
+              <w:t>낙관</w:t>
+            </w:r>
+            <w:r>
+              <w:rPr>
+                <w:rFonts w:eastAsia="Noto Sans KR" w:cs="Noto Sans KR" w:ascii="Noto Sans KR" w:hAnsi="Noto Sans KR"/>
+                <w:b w:val="false"/>
+                <w:color w:val="1C3553"/>
+                <w:sz w:val="18"/>
+              </w:rPr>
+              <w:t>/</w:t>
+            </w:r>
+            <w:r>
+              <w:rPr>
+                <w:rFonts w:ascii="Noto Sans KR" w:hAnsi="Noto Sans KR" w:cs="Noto Sans KR" w:eastAsia="Noto Sans KR"/>
+                <w:b w:val="false"/>
+                <w:color w:val="1C3553"/>
+                <w:sz w:val="18"/>
+              </w:rPr>
+              <w:t>비관 잠금 필요 시</w:t>
             </w:r>
           </w:p>
         </w:tc>
@@ -6875,40 +6776,31 @@
               <w:bottom w:val="single" w:sz="6" w:space="0" w:color="D6DCE5"/>
               <w:end w:val="single" w:sz="8" w:space="0" w:color="D6DCE5"/>
             </w:tcBorders>
-            <w:shd w:fill="F4F7FB" w:val="clear"/>
-            <w:vAlign w:val="center"/>
-            <w:tcMar>
-              <w:top w:w="80" w:type="dxa"/>
-              <w:start w:w="100" w:type="dxa"/>
-              <w:bottom w:w="80" w:type="dxa"/>
-              <w:end w:w="100" w:type="dxa"/>
-            </w:tcMar>
-          </w:tcPr>
-          <w:p>
-            <w:pPr>
-              <w:pStyle w:val="Normal"/>
-              <w:spacing w:lineRule="auto" w:line="269" w:before="0" w:after="70"/>
-              <w:ind w:start="0" w:end="0"/>
-              <w:jc w:val="left"/>
-              <w:rPr/>
-            </w:pPr>
-            <w:r>
-              <w:rPr>
-                <w:rFonts w:eastAsia="Noto Sans KR" w:cs="Noto Sans KR" w:ascii="Noto Sans KR" w:hAnsi="Noto Sans KR"/>
-                <w:b w:val="false"/>
-                <w:color w:val="1C3553"/>
-                <w:sz w:val="18"/>
-              </w:rPr>
-              <w:t>timeoutString</w:t>
-            </w:r>
-            <w:r>
-              <w:rPr>
-                <w:rFonts w:ascii="Noto Sans KR" w:hAnsi="Noto Sans KR" w:cs="Noto Sans KR" w:eastAsia="Noto Sans KR"/>
-                <w:b w:val="false"/>
-                <w:color w:val="1C3553"/>
-                <w:sz w:val="18"/>
-              </w:rPr>
-              <w:t>과 중복 정책 주의</w:t>
+            <w:shd w:fill="FFFFFF" w:val="clear"/>
+            <w:vAlign w:val="center"/>
+            <w:tcMar>
+              <w:top w:w="80" w:type="dxa"/>
+              <w:start w:w="100" w:type="dxa"/>
+              <w:bottom w:w="80" w:type="dxa"/>
+              <w:end w:w="100" w:type="dxa"/>
+            </w:tcMar>
+          </w:tcPr>
+          <w:p>
+            <w:pPr>
+              <w:pStyle w:val="Normal"/>
+              <w:spacing w:lineRule="auto" w:line="269" w:before="0" w:after="70"/>
+              <w:ind w:start="0" w:end="0"/>
+              <w:jc w:val="left"/>
+              <w:rPr/>
+            </w:pPr>
+            <w:r>
+              <w:rPr>
+                <w:rFonts w:eastAsia="Noto Sans KR" w:cs="Noto Sans KR" w:ascii="Noto Sans KR" w:hAnsi="Noto Sans KR"/>
+                <w:b w:val="false"/>
+                <w:color w:val="1C3553"/>
+                <w:sz w:val="18"/>
+              </w:rPr>
+              <w:t>OPTIMISTIC, OPTIMISTIC_FORCE_INCREMENT, PESSIMISTIC_READ, PESSIMISTIC_WRITE</w:t>
             </w:r>
           </w:p>
         </w:tc>
@@ -6927,7 +6819,7 @@
               <w:bottom w:val="single" w:sz="6" w:space="0" w:color="D6DCE5"/>
               <w:end w:val="single" w:sz="6" w:space="0" w:color="D6DCE5"/>
             </w:tcBorders>
-            <w:shd w:fill="FFFFFF" w:val="clear"/>
+            <w:shd w:fill="F4F7FB" w:val="clear"/>
             <w:vAlign w:val="center"/>
             <w:tcMar>
               <w:top w:w="80" w:type="dxa"/>
@@ -6964,31 +6856,31 @@
               <w:bottom w:val="single" w:sz="6" w:space="0" w:color="D6DCE5"/>
               <w:end w:val="single" w:sz="6" w:space="0" w:color="D6DCE5"/>
             </w:tcBorders>
-            <w:shd w:fill="FFFFFF" w:val="clear"/>
-            <w:vAlign w:val="center"/>
-            <w:tcMar>
-              <w:top w:w="80" w:type="dxa"/>
-              <w:start w:w="100" w:type="dxa"/>
-              <w:bottom w:w="80" w:type="dxa"/>
-              <w:end w:w="100" w:type="dxa"/>
-            </w:tcMar>
-          </w:tcPr>
-          <w:p>
-            <w:pPr>
-              <w:pStyle w:val="Normal"/>
-              <w:spacing w:lineRule="auto" w:line="269" w:before="0" w:after="70"/>
-              <w:ind w:start="0" w:end="0"/>
-              <w:jc w:val="left"/>
-              <w:rPr/>
-            </w:pPr>
-            <w:r>
-              <w:rPr>
-                <w:rFonts w:eastAsia="Noto Sans KR" w:cs="Noto Sans KR" w:ascii="Noto Sans KR" w:hAnsi="Noto Sans KR"/>
-                <w:b w:val="false"/>
-                <w:color w:val="1C3553"/>
-                <w:sz w:val="18"/>
-              </w:rPr>
-              <w:t>readOnly</w:t>
+            <w:shd w:fill="F4F7FB" w:val="clear"/>
+            <w:vAlign w:val="center"/>
+            <w:tcMar>
+              <w:top w:w="80" w:type="dxa"/>
+              <w:start w:w="100" w:type="dxa"/>
+              <w:bottom w:w="80" w:type="dxa"/>
+              <w:end w:w="100" w:type="dxa"/>
+            </w:tcMar>
+          </w:tcPr>
+          <w:p>
+            <w:pPr>
+              <w:pStyle w:val="Normal"/>
+              <w:spacing w:lineRule="auto" w:line="269" w:before="0" w:after="70"/>
+              <w:ind w:start="0" w:end="0"/>
+              <w:jc w:val="left"/>
+              <w:rPr/>
+            </w:pPr>
+            <w:r>
+              <w:rPr>
+                <w:rFonts w:eastAsia="Noto Sans KR" w:cs="Noto Sans KR" w:ascii="Noto Sans KR" w:hAnsi="Noto Sans KR"/>
+                <w:b w:val="false"/>
+                <w:color w:val="1C3553"/>
+                <w:sz w:val="18"/>
+              </w:rPr>
+              <w:t>propagation</w:t>
             </w:r>
           </w:p>
         </w:tc>
@@ -7001,31 +6893,31 @@
               <w:bottom w:val="single" w:sz="6" w:space="0" w:color="D6DCE5"/>
               <w:end w:val="single" w:sz="6" w:space="0" w:color="D6DCE5"/>
             </w:tcBorders>
-            <w:shd w:fill="FFFFFF" w:val="clear"/>
-            <w:vAlign w:val="center"/>
-            <w:tcMar>
-              <w:top w:w="80" w:type="dxa"/>
-              <w:start w:w="100" w:type="dxa"/>
-              <w:bottom w:w="80" w:type="dxa"/>
-              <w:end w:w="100" w:type="dxa"/>
-            </w:tcMar>
-          </w:tcPr>
-          <w:p>
-            <w:pPr>
-              <w:pStyle w:val="Normal"/>
-              <w:spacing w:lineRule="auto" w:line="269" w:before="0" w:after="70"/>
-              <w:ind w:start="0" w:end="0"/>
-              <w:jc w:val="left"/>
-              <w:rPr/>
-            </w:pPr>
-            <w:r>
-              <w:rPr>
-                <w:rFonts w:eastAsia="Noto Sans KR" w:cs="Noto Sans KR" w:ascii="Noto Sans KR" w:hAnsi="Noto Sans KR"/>
-                <w:b w:val="false"/>
-                <w:color w:val="1C3553"/>
-                <w:sz w:val="18"/>
-              </w:rPr>
-              <w:t>false</w:t>
+            <w:shd w:fill="F4F7FB" w:val="clear"/>
+            <w:vAlign w:val="center"/>
+            <w:tcMar>
+              <w:top w:w="80" w:type="dxa"/>
+              <w:start w:w="100" w:type="dxa"/>
+              <w:bottom w:w="80" w:type="dxa"/>
+              <w:end w:w="100" w:type="dxa"/>
+            </w:tcMar>
+          </w:tcPr>
+          <w:p>
+            <w:pPr>
+              <w:pStyle w:val="Normal"/>
+              <w:spacing w:lineRule="auto" w:line="269" w:before="0" w:after="70"/>
+              <w:ind w:start="0" w:end="0"/>
+              <w:jc w:val="left"/>
+              <w:rPr/>
+            </w:pPr>
+            <w:r>
+              <w:rPr>
+                <w:rFonts w:eastAsia="Noto Sans KR" w:cs="Noto Sans KR" w:ascii="Noto Sans KR" w:hAnsi="Noto Sans KR"/>
+                <w:b w:val="false"/>
+                <w:color w:val="1C3553"/>
+                <w:sz w:val="18"/>
+              </w:rPr>
+              <w:t>REQUIRED</w:t>
             </w:r>
           </w:p>
         </w:tc>
@@ -7038,7 +6930,7 @@
               <w:bottom w:val="single" w:sz="6" w:space="0" w:color="D6DCE5"/>
               <w:end w:val="single" w:sz="6" w:space="0" w:color="D6DCE5"/>
             </w:tcBorders>
-            <w:shd w:fill="FFFFFF" w:val="clear"/>
+            <w:shd w:fill="F4F7FB" w:val="clear"/>
             <w:vAlign w:val="center"/>
             <w:tcMar>
               <w:top w:w="80" w:type="dxa"/>
@@ -7062,16 +6954,25 @@
                 <w:color w:val="1C3553"/>
                 <w:sz w:val="18"/>
               </w:rPr>
-              <w:t xml:space="preserve">조회 전용 </w:t>
-            </w:r>
-            <w:r>
-              <w:rPr>
-                <w:rFonts w:eastAsia="Noto Sans KR" w:cs="Noto Sans KR" w:ascii="Noto Sans KR" w:hAnsi="Noto Sans KR"/>
-                <w:b w:val="false"/>
-                <w:color w:val="1C3553"/>
-                <w:sz w:val="18"/>
-              </w:rPr>
-              <w:t>Tx</w:t>
+              <w:t xml:space="preserve">호출 </w:t>
+            </w:r>
+            <w:r>
+              <w:rPr>
+                <w:rFonts w:eastAsia="Noto Sans KR" w:cs="Noto Sans KR" w:ascii="Noto Sans KR" w:hAnsi="Noto Sans KR"/>
+                <w:b w:val="false"/>
+                <w:color w:val="1C3553"/>
+                <w:sz w:val="18"/>
+              </w:rPr>
+              <w:t xml:space="preserve">Tx </w:t>
+            </w:r>
+            <w:r>
+              <w:rPr>
+                <w:rFonts w:ascii="Noto Sans KR" w:hAnsi="Noto Sans KR" w:cs="Noto Sans KR" w:eastAsia="Noto Sans KR"/>
+                <w:b w:val="false"/>
+                <w:color w:val="1C3553"/>
+                <w:sz w:val="18"/>
+              </w:rPr>
+              <w:t>결합 정책 변경 시</w:t>
             </w:r>
           </w:p>
         </w:tc>
@@ -7084,23 +6985,32 @@
               <w:bottom w:val="single" w:sz="6" w:space="0" w:color="D6DCE5"/>
               <w:end w:val="single" w:sz="8" w:space="0" w:color="D6DCE5"/>
             </w:tcBorders>
-            <w:shd w:fill="FFFFFF" w:val="clear"/>
-            <w:vAlign w:val="center"/>
-            <w:tcMar>
-              <w:top w:w="80" w:type="dxa"/>
-              <w:start w:w="100" w:type="dxa"/>
-              <w:bottom w:w="80" w:type="dxa"/>
-              <w:end w:w="100" w:type="dxa"/>
-            </w:tcMar>
-          </w:tcPr>
-          <w:p>
-            <w:pPr>
-              <w:pStyle w:val="Normal"/>
-              <w:spacing w:lineRule="auto" w:line="269" w:before="0" w:after="70"/>
-              <w:ind w:start="0" w:end="0"/>
-              <w:jc w:val="left"/>
-              <w:rPr/>
-            </w:pPr>
+            <w:shd w:fill="F4F7FB" w:val="clear"/>
+            <w:vAlign w:val="center"/>
+            <w:tcMar>
+              <w:top w:w="80" w:type="dxa"/>
+              <w:start w:w="100" w:type="dxa"/>
+              <w:bottom w:w="80" w:type="dxa"/>
+              <w:end w:w="100" w:type="dxa"/>
+            </w:tcMar>
+          </w:tcPr>
+          <w:p>
+            <w:pPr>
+              <w:pStyle w:val="Normal"/>
+              <w:spacing w:lineRule="auto" w:line="269" w:before="0" w:after="70"/>
+              <w:ind w:start="0" w:end="0"/>
+              <w:jc w:val="left"/>
+              <w:rPr/>
+            </w:pPr>
+            <w:r>
+              <w:rPr>
+                <w:rFonts w:eastAsia="Noto Sans KR" w:cs="Noto Sans KR" w:ascii="Noto Sans KR" w:hAnsi="Noto Sans KR"/>
+                <w:b w:val="false"/>
+                <w:color w:val="1C3553"/>
+                <w:sz w:val="18"/>
+              </w:rPr>
+              <w:t xml:space="preserve">Spring </w:t>
+            </w:r>
             <w:r>
               <w:rPr>
                 <w:rFonts w:ascii="Noto Sans KR" w:hAnsi="Noto Sans KR" w:cs="Noto Sans KR" w:eastAsia="Noto Sans KR"/>
@@ -7108,7 +7018,25 @@
                 <w:color w:val="1C3553"/>
                 <w:sz w:val="18"/>
               </w:rPr>
-              <w:t>쓰기 보장으로 오해 금지</w:t>
+              <w:t>의미 그대로</w:t>
+            </w:r>
+            <w:r>
+              <w:rPr>
+                <w:rFonts w:eastAsia="Noto Sans KR" w:cs="Noto Sans KR" w:ascii="Noto Sans KR" w:hAnsi="Noto Sans KR"/>
+                <w:b w:val="false"/>
+                <w:color w:val="1C3553"/>
+                <w:sz w:val="18"/>
+              </w:rPr>
+              <w:t xml:space="preserve">, </w:t>
+            </w:r>
+            <w:r>
+              <w:rPr>
+                <w:rFonts w:ascii="Noto Sans KR" w:hAnsi="Noto Sans KR" w:cs="Noto Sans KR" w:eastAsia="Noto Sans KR"/>
+                <w:b w:val="false"/>
+                <w:color w:val="1C3553"/>
+                <w:sz w:val="18"/>
+              </w:rPr>
+              <w:t>임의 복제 금지</w:t>
             </w:r>
           </w:p>
         </w:tc>
@@ -7124,6 +7052,615 @@
             <w:tcBorders>
               <w:top w:val="single" w:sz="6" w:space="0" w:color="D6DCE5"/>
               <w:start w:val="single" w:sz="8" w:space="0" w:color="D6DCE5"/>
+              <w:bottom w:val="single" w:sz="6" w:space="0" w:color="D6DCE5"/>
+              <w:end w:val="single" w:sz="6" w:space="0" w:color="D6DCE5"/>
+            </w:tcBorders>
+            <w:shd w:fill="FFFFFF" w:val="clear"/>
+            <w:vAlign w:val="center"/>
+            <w:tcMar>
+              <w:top w:w="80" w:type="dxa"/>
+              <w:start w:w="100" w:type="dxa"/>
+              <w:bottom w:w="80" w:type="dxa"/>
+              <w:end w:w="100" w:type="dxa"/>
+            </w:tcMar>
+          </w:tcPr>
+          <w:p>
+            <w:pPr>
+              <w:pStyle w:val="Normal"/>
+              <w:spacing w:lineRule="auto" w:line="269" w:before="0" w:after="70"/>
+              <w:ind w:start="0" w:end="0"/>
+              <w:jc w:val="left"/>
+              <w:rPr/>
+            </w:pPr>
+            <w:r>
+              <w:rPr>
+                <w:rFonts w:eastAsia="Noto Sans KR" w:cs="Noto Sans KR" w:ascii="Noto Sans KR" w:hAnsi="Noto Sans KR"/>
+                <w:b w:val="false"/>
+                <w:color w:val="1C3553"/>
+                <w:sz w:val="18"/>
+              </w:rPr>
+              <w:t>@CpfTransactional</w:t>
+            </w:r>
+          </w:p>
+        </w:tc>
+        <w:tc>
+          <w:tcPr>
+            <w:tcW w:w="1252880" w:type="dxa"/>
+            <w:tcBorders>
+              <w:top w:val="single" w:sz="6" w:space="0" w:color="D6DCE5"/>
+              <w:start w:val="single" w:sz="6" w:space="0" w:color="D6DCE5"/>
+              <w:bottom w:val="single" w:sz="6" w:space="0" w:color="D6DCE5"/>
+              <w:end w:val="single" w:sz="6" w:space="0" w:color="D6DCE5"/>
+            </w:tcBorders>
+            <w:shd w:fill="FFFFFF" w:val="clear"/>
+            <w:vAlign w:val="center"/>
+            <w:tcMar>
+              <w:top w:w="80" w:type="dxa"/>
+              <w:start w:w="100" w:type="dxa"/>
+              <w:bottom w:w="80" w:type="dxa"/>
+              <w:end w:w="100" w:type="dxa"/>
+            </w:tcMar>
+          </w:tcPr>
+          <w:p>
+            <w:pPr>
+              <w:pStyle w:val="Normal"/>
+              <w:spacing w:lineRule="auto" w:line="269" w:before="0" w:after="70"/>
+              <w:ind w:start="0" w:end="0"/>
+              <w:jc w:val="left"/>
+              <w:rPr/>
+            </w:pPr>
+            <w:r>
+              <w:rPr>
+                <w:rFonts w:eastAsia="Noto Sans KR" w:cs="Noto Sans KR" w:ascii="Noto Sans KR" w:hAnsi="Noto Sans KR"/>
+                <w:b w:val="false"/>
+                <w:color w:val="1C3553"/>
+                <w:sz w:val="18"/>
+              </w:rPr>
+              <w:t>isolation</w:t>
+            </w:r>
+          </w:p>
+        </w:tc>
+        <w:tc>
+          <w:tcPr>
+            <w:tcW w:w="1039879" w:type="dxa"/>
+            <w:tcBorders>
+              <w:top w:val="single" w:sz="6" w:space="0" w:color="D6DCE5"/>
+              <w:start w:val="single" w:sz="6" w:space="0" w:color="D6DCE5"/>
+              <w:bottom w:val="single" w:sz="6" w:space="0" w:color="D6DCE5"/>
+              <w:end w:val="single" w:sz="6" w:space="0" w:color="D6DCE5"/>
+            </w:tcBorders>
+            <w:shd w:fill="FFFFFF" w:val="clear"/>
+            <w:vAlign w:val="center"/>
+            <w:tcMar>
+              <w:top w:w="80" w:type="dxa"/>
+              <w:start w:w="100" w:type="dxa"/>
+              <w:bottom w:w="80" w:type="dxa"/>
+              <w:end w:w="100" w:type="dxa"/>
+            </w:tcMar>
+          </w:tcPr>
+          <w:p>
+            <w:pPr>
+              <w:pStyle w:val="Normal"/>
+              <w:spacing w:lineRule="auto" w:line="269" w:before="0" w:after="70"/>
+              <w:ind w:start="0" w:end="0"/>
+              <w:jc w:val="left"/>
+              <w:rPr/>
+            </w:pPr>
+            <w:r>
+              <w:rPr>
+                <w:rFonts w:eastAsia="Noto Sans KR" w:cs="Noto Sans KR" w:ascii="Noto Sans KR" w:hAnsi="Noto Sans KR"/>
+                <w:b w:val="false"/>
+                <w:color w:val="1C3553"/>
+                <w:sz w:val="18"/>
+              </w:rPr>
+              <w:t>DEFAULT</w:t>
+            </w:r>
+          </w:p>
+        </w:tc>
+        <w:tc>
+          <w:tcPr>
+            <w:tcW w:w="2116004" w:type="dxa"/>
+            <w:tcBorders>
+              <w:top w:val="single" w:sz="6" w:space="0" w:color="D6DCE5"/>
+              <w:start w:val="single" w:sz="6" w:space="0" w:color="D6DCE5"/>
+              <w:bottom w:val="single" w:sz="6" w:space="0" w:color="D6DCE5"/>
+              <w:end w:val="single" w:sz="6" w:space="0" w:color="D6DCE5"/>
+            </w:tcBorders>
+            <w:shd w:fill="FFFFFF" w:val="clear"/>
+            <w:vAlign w:val="center"/>
+            <w:tcMar>
+              <w:top w:w="80" w:type="dxa"/>
+              <w:start w:w="100" w:type="dxa"/>
+              <w:bottom w:w="80" w:type="dxa"/>
+              <w:end w:w="100" w:type="dxa"/>
+            </w:tcMar>
+          </w:tcPr>
+          <w:p>
+            <w:pPr>
+              <w:pStyle w:val="Normal"/>
+              <w:spacing w:lineRule="auto" w:line="269" w:before="0" w:after="70"/>
+              <w:ind w:start="0" w:end="0"/>
+              <w:jc w:val="left"/>
+              <w:rPr/>
+            </w:pPr>
+            <w:r>
+              <w:rPr>
+                <w:rFonts w:eastAsia="Noto Sans KR" w:cs="Noto Sans KR" w:ascii="Noto Sans KR" w:hAnsi="Noto Sans KR"/>
+                <w:b w:val="false"/>
+                <w:color w:val="1C3553"/>
+                <w:sz w:val="18"/>
+              </w:rPr>
+              <w:t xml:space="preserve">DB </w:t>
+            </w:r>
+            <w:r>
+              <w:rPr>
+                <w:rFonts w:ascii="Noto Sans KR" w:hAnsi="Noto Sans KR" w:cs="Noto Sans KR" w:eastAsia="Noto Sans KR"/>
+                <w:b w:val="false"/>
+                <w:color w:val="1C3553"/>
+                <w:sz w:val="18"/>
+              </w:rPr>
+              <w:t>격리 수준을 명시해야 할 때</w:t>
+            </w:r>
+          </w:p>
+        </w:tc>
+        <w:tc>
+          <w:tcPr>
+            <w:tcW w:w="3544651" w:type="dxa"/>
+            <w:tcBorders>
+              <w:top w:val="single" w:sz="6" w:space="0" w:color="D6DCE5"/>
+              <w:start w:val="single" w:sz="6" w:space="0" w:color="D6DCE5"/>
+              <w:bottom w:val="single" w:sz="6" w:space="0" w:color="D6DCE5"/>
+              <w:end w:val="single" w:sz="8" w:space="0" w:color="D6DCE5"/>
+            </w:tcBorders>
+            <w:shd w:fill="FFFFFF" w:val="clear"/>
+            <w:vAlign w:val="center"/>
+            <w:tcMar>
+              <w:top w:w="80" w:type="dxa"/>
+              <w:start w:w="100" w:type="dxa"/>
+              <w:bottom w:w="80" w:type="dxa"/>
+              <w:end w:w="100" w:type="dxa"/>
+            </w:tcMar>
+          </w:tcPr>
+          <w:p>
+            <w:pPr>
+              <w:pStyle w:val="Normal"/>
+              <w:spacing w:lineRule="auto" w:line="269" w:before="0" w:after="70"/>
+              <w:ind w:start="0" w:end="0"/>
+              <w:jc w:val="left"/>
+              <w:rPr/>
+            </w:pPr>
+            <w:r>
+              <w:rPr>
+                <w:rFonts w:eastAsia="Noto Sans KR" w:cs="Noto Sans KR" w:ascii="Noto Sans KR" w:hAnsi="Noto Sans KR"/>
+                <w:b w:val="false"/>
+                <w:color w:val="1C3553"/>
+                <w:sz w:val="18"/>
+              </w:rPr>
+              <w:t xml:space="preserve">DB3 </w:t>
+            </w:r>
+            <w:r>
+              <w:rPr>
+                <w:rFonts w:ascii="Noto Sans KR" w:hAnsi="Noto Sans KR" w:cs="Noto Sans KR" w:eastAsia="Noto Sans KR"/>
+                <w:b w:val="false"/>
+                <w:color w:val="1C3553"/>
+                <w:sz w:val="18"/>
+              </w:rPr>
+              <w:t>실제 동작 차이 검증</w:t>
+            </w:r>
+          </w:p>
+        </w:tc>
+      </w:tr>
+      <w:tr>
+        <w:trPr>
+          <w:trHeight w:val="351" w:hRule="atLeast"/>
+          <w:cantSplit w:val="true"/>
+        </w:trPr>
+        <w:tc>
+          <w:tcPr>
+            <w:tcW w:w="2091016" w:type="dxa"/>
+            <w:tcBorders>
+              <w:top w:val="single" w:sz="6" w:space="0" w:color="D6DCE5"/>
+              <w:start w:val="single" w:sz="8" w:space="0" w:color="D6DCE5"/>
+              <w:bottom w:val="single" w:sz="6" w:space="0" w:color="D6DCE5"/>
+              <w:end w:val="single" w:sz="6" w:space="0" w:color="D6DCE5"/>
+            </w:tcBorders>
+            <w:shd w:fill="F4F7FB" w:val="clear"/>
+            <w:vAlign w:val="center"/>
+            <w:tcMar>
+              <w:top w:w="80" w:type="dxa"/>
+              <w:start w:w="100" w:type="dxa"/>
+              <w:bottom w:w="80" w:type="dxa"/>
+              <w:end w:w="100" w:type="dxa"/>
+            </w:tcMar>
+          </w:tcPr>
+          <w:p>
+            <w:pPr>
+              <w:pStyle w:val="Normal"/>
+              <w:spacing w:lineRule="auto" w:line="269" w:before="0" w:after="70"/>
+              <w:ind w:start="0" w:end="0"/>
+              <w:jc w:val="left"/>
+              <w:rPr/>
+            </w:pPr>
+            <w:r>
+              <w:rPr>
+                <w:rFonts w:eastAsia="Noto Sans KR" w:cs="Noto Sans KR" w:ascii="Noto Sans KR" w:hAnsi="Noto Sans KR"/>
+                <w:b w:val="false"/>
+                <w:color w:val="1C3553"/>
+                <w:sz w:val="18"/>
+              </w:rPr>
+              <w:t>@CpfTransactional</w:t>
+            </w:r>
+          </w:p>
+        </w:tc>
+        <w:tc>
+          <w:tcPr>
+            <w:tcW w:w="1252880" w:type="dxa"/>
+            <w:tcBorders>
+              <w:top w:val="single" w:sz="6" w:space="0" w:color="D6DCE5"/>
+              <w:start w:val="single" w:sz="6" w:space="0" w:color="D6DCE5"/>
+              <w:bottom w:val="single" w:sz="6" w:space="0" w:color="D6DCE5"/>
+              <w:end w:val="single" w:sz="6" w:space="0" w:color="D6DCE5"/>
+            </w:tcBorders>
+            <w:shd w:fill="F4F7FB" w:val="clear"/>
+            <w:vAlign w:val="center"/>
+            <w:tcMar>
+              <w:top w:w="80" w:type="dxa"/>
+              <w:start w:w="100" w:type="dxa"/>
+              <w:bottom w:w="80" w:type="dxa"/>
+              <w:end w:w="100" w:type="dxa"/>
+            </w:tcMar>
+          </w:tcPr>
+          <w:p>
+            <w:pPr>
+              <w:pStyle w:val="Normal"/>
+              <w:spacing w:lineRule="auto" w:line="269" w:before="0" w:after="70"/>
+              <w:ind w:start="0" w:end="0"/>
+              <w:jc w:val="left"/>
+              <w:rPr/>
+            </w:pPr>
+            <w:r>
+              <w:rPr>
+                <w:rFonts w:eastAsia="Noto Sans KR" w:cs="Noto Sans KR" w:ascii="Noto Sans KR" w:hAnsi="Noto Sans KR"/>
+                <w:b w:val="false"/>
+                <w:color w:val="1C3553"/>
+                <w:sz w:val="18"/>
+              </w:rPr>
+              <w:t>timeout</w:t>
+            </w:r>
+          </w:p>
+        </w:tc>
+        <w:tc>
+          <w:tcPr>
+            <w:tcW w:w="1039879" w:type="dxa"/>
+            <w:tcBorders>
+              <w:top w:val="single" w:sz="6" w:space="0" w:color="D6DCE5"/>
+              <w:start w:val="single" w:sz="6" w:space="0" w:color="D6DCE5"/>
+              <w:bottom w:val="single" w:sz="6" w:space="0" w:color="D6DCE5"/>
+              <w:end w:val="single" w:sz="6" w:space="0" w:color="D6DCE5"/>
+            </w:tcBorders>
+            <w:shd w:fill="F4F7FB" w:val="clear"/>
+            <w:vAlign w:val="center"/>
+            <w:tcMar>
+              <w:top w:w="80" w:type="dxa"/>
+              <w:start w:w="100" w:type="dxa"/>
+              <w:bottom w:w="80" w:type="dxa"/>
+              <w:end w:w="100" w:type="dxa"/>
+            </w:tcMar>
+          </w:tcPr>
+          <w:p>
+            <w:pPr>
+              <w:pStyle w:val="Normal"/>
+              <w:spacing w:lineRule="auto" w:line="269" w:before="0" w:after="70"/>
+              <w:ind w:start="0" w:end="0"/>
+              <w:jc w:val="left"/>
+              <w:rPr/>
+            </w:pPr>
+            <w:r>
+              <w:rPr>
+                <w:rFonts w:eastAsia="Noto Sans KR" w:cs="Noto Sans KR" w:ascii="Noto Sans KR" w:hAnsi="Noto Sans KR"/>
+                <w:b w:val="false"/>
+                <w:color w:val="1C3553"/>
+                <w:sz w:val="18"/>
+              </w:rPr>
+              <w:t>TIMEOUT_DEFAULT</w:t>
+            </w:r>
+          </w:p>
+        </w:tc>
+        <w:tc>
+          <w:tcPr>
+            <w:tcW w:w="2116004" w:type="dxa"/>
+            <w:tcBorders>
+              <w:top w:val="single" w:sz="6" w:space="0" w:color="D6DCE5"/>
+              <w:start w:val="single" w:sz="6" w:space="0" w:color="D6DCE5"/>
+              <w:bottom w:val="single" w:sz="6" w:space="0" w:color="D6DCE5"/>
+              <w:end w:val="single" w:sz="6" w:space="0" w:color="D6DCE5"/>
+            </w:tcBorders>
+            <w:shd w:fill="F4F7FB" w:val="clear"/>
+            <w:vAlign w:val="center"/>
+            <w:tcMar>
+              <w:top w:w="80" w:type="dxa"/>
+              <w:start w:w="100" w:type="dxa"/>
+              <w:bottom w:w="80" w:type="dxa"/>
+              <w:end w:w="100" w:type="dxa"/>
+            </w:tcMar>
+          </w:tcPr>
+          <w:p>
+            <w:pPr>
+              <w:pStyle w:val="Normal"/>
+              <w:spacing w:lineRule="auto" w:line="269" w:before="0" w:after="70"/>
+              <w:ind w:start="0" w:end="0"/>
+              <w:jc w:val="left"/>
+              <w:rPr/>
+            </w:pPr>
+            <w:r>
+              <w:rPr>
+                <w:rFonts w:ascii="Noto Sans KR" w:hAnsi="Noto Sans KR" w:cs="Noto Sans KR" w:eastAsia="Noto Sans KR"/>
+                <w:b w:val="false"/>
+                <w:color w:val="1C3553"/>
+                <w:sz w:val="18"/>
+              </w:rPr>
+              <w:t>긴 거래 차단</w:t>
+            </w:r>
+          </w:p>
+        </w:tc>
+        <w:tc>
+          <w:tcPr>
+            <w:tcW w:w="3544651" w:type="dxa"/>
+            <w:tcBorders>
+              <w:top w:val="single" w:sz="6" w:space="0" w:color="D6DCE5"/>
+              <w:start w:val="single" w:sz="6" w:space="0" w:color="D6DCE5"/>
+              <w:bottom w:val="single" w:sz="6" w:space="0" w:color="D6DCE5"/>
+              <w:end w:val="single" w:sz="8" w:space="0" w:color="D6DCE5"/>
+            </w:tcBorders>
+            <w:shd w:fill="F4F7FB" w:val="clear"/>
+            <w:vAlign w:val="center"/>
+            <w:tcMar>
+              <w:top w:w="80" w:type="dxa"/>
+              <w:start w:w="100" w:type="dxa"/>
+              <w:bottom w:w="80" w:type="dxa"/>
+              <w:end w:w="100" w:type="dxa"/>
+            </w:tcMar>
+          </w:tcPr>
+          <w:p>
+            <w:pPr>
+              <w:pStyle w:val="Normal"/>
+              <w:spacing w:lineRule="auto" w:line="269" w:before="0" w:after="70"/>
+              <w:ind w:start="0" w:end="0"/>
+              <w:jc w:val="left"/>
+              <w:rPr/>
+            </w:pPr>
+            <w:r>
+              <w:rPr>
+                <w:rFonts w:eastAsia="Noto Sans KR" w:cs="Noto Sans KR" w:ascii="Noto Sans KR" w:hAnsi="Noto Sans KR"/>
+                <w:b w:val="false"/>
+                <w:color w:val="1C3553"/>
+                <w:sz w:val="18"/>
+              </w:rPr>
+              <w:t>timeoutString</w:t>
+            </w:r>
+            <w:r>
+              <w:rPr>
+                <w:rFonts w:ascii="Noto Sans KR" w:hAnsi="Noto Sans KR" w:cs="Noto Sans KR" w:eastAsia="Noto Sans KR"/>
+                <w:b w:val="false"/>
+                <w:color w:val="1C3553"/>
+                <w:sz w:val="18"/>
+              </w:rPr>
+              <w:t>과 중복 정책 주의</w:t>
+            </w:r>
+          </w:p>
+        </w:tc>
+      </w:tr>
+      <w:tr>
+        <w:trPr>
+          <w:trHeight w:val="351" w:hRule="atLeast"/>
+          <w:cantSplit w:val="true"/>
+        </w:trPr>
+        <w:tc>
+          <w:tcPr>
+            <w:tcW w:w="2091016" w:type="dxa"/>
+            <w:tcBorders>
+              <w:top w:val="single" w:sz="6" w:space="0" w:color="D6DCE5"/>
+              <w:start w:val="single" w:sz="8" w:space="0" w:color="D6DCE5"/>
+              <w:bottom w:val="single" w:sz="6" w:space="0" w:color="D6DCE5"/>
+              <w:end w:val="single" w:sz="6" w:space="0" w:color="D6DCE5"/>
+            </w:tcBorders>
+            <w:shd w:fill="FFFFFF" w:val="clear"/>
+            <w:vAlign w:val="center"/>
+            <w:tcMar>
+              <w:top w:w="80" w:type="dxa"/>
+              <w:start w:w="100" w:type="dxa"/>
+              <w:bottom w:w="80" w:type="dxa"/>
+              <w:end w:w="100" w:type="dxa"/>
+            </w:tcMar>
+          </w:tcPr>
+          <w:p>
+            <w:pPr>
+              <w:pStyle w:val="Normal"/>
+              <w:spacing w:lineRule="auto" w:line="269" w:before="0" w:after="70"/>
+              <w:ind w:start="0" w:end="0"/>
+              <w:jc w:val="left"/>
+              <w:rPr/>
+            </w:pPr>
+            <w:r>
+              <w:rPr>
+                <w:rFonts w:eastAsia="Noto Sans KR" w:cs="Noto Sans KR" w:ascii="Noto Sans KR" w:hAnsi="Noto Sans KR"/>
+                <w:b w:val="false"/>
+                <w:color w:val="1C3553"/>
+                <w:sz w:val="18"/>
+              </w:rPr>
+              <w:t>@CpfTransactional</w:t>
+            </w:r>
+          </w:p>
+        </w:tc>
+        <w:tc>
+          <w:tcPr>
+            <w:tcW w:w="1252880" w:type="dxa"/>
+            <w:tcBorders>
+              <w:top w:val="single" w:sz="6" w:space="0" w:color="D6DCE5"/>
+              <w:start w:val="single" w:sz="6" w:space="0" w:color="D6DCE5"/>
+              <w:bottom w:val="single" w:sz="6" w:space="0" w:color="D6DCE5"/>
+              <w:end w:val="single" w:sz="6" w:space="0" w:color="D6DCE5"/>
+            </w:tcBorders>
+            <w:shd w:fill="FFFFFF" w:val="clear"/>
+            <w:vAlign w:val="center"/>
+            <w:tcMar>
+              <w:top w:w="80" w:type="dxa"/>
+              <w:start w:w="100" w:type="dxa"/>
+              <w:bottom w:w="80" w:type="dxa"/>
+              <w:end w:w="100" w:type="dxa"/>
+            </w:tcMar>
+          </w:tcPr>
+          <w:p>
+            <w:pPr>
+              <w:pStyle w:val="Normal"/>
+              <w:spacing w:lineRule="auto" w:line="269" w:before="0" w:after="70"/>
+              <w:ind w:start="0" w:end="0"/>
+              <w:jc w:val="left"/>
+              <w:rPr/>
+            </w:pPr>
+            <w:r>
+              <w:rPr>
+                <w:rFonts w:eastAsia="Noto Sans KR" w:cs="Noto Sans KR" w:ascii="Noto Sans KR" w:hAnsi="Noto Sans KR"/>
+                <w:b w:val="false"/>
+                <w:color w:val="1C3553"/>
+                <w:sz w:val="18"/>
+              </w:rPr>
+              <w:t>readOnly</w:t>
+            </w:r>
+          </w:p>
+        </w:tc>
+        <w:tc>
+          <w:tcPr>
+            <w:tcW w:w="1039879" w:type="dxa"/>
+            <w:tcBorders>
+              <w:top w:val="single" w:sz="6" w:space="0" w:color="D6DCE5"/>
+              <w:start w:val="single" w:sz="6" w:space="0" w:color="D6DCE5"/>
+              <w:bottom w:val="single" w:sz="6" w:space="0" w:color="D6DCE5"/>
+              <w:end w:val="single" w:sz="6" w:space="0" w:color="D6DCE5"/>
+            </w:tcBorders>
+            <w:shd w:fill="FFFFFF" w:val="clear"/>
+            <w:vAlign w:val="center"/>
+            <w:tcMar>
+              <w:top w:w="80" w:type="dxa"/>
+              <w:start w:w="100" w:type="dxa"/>
+              <w:bottom w:w="80" w:type="dxa"/>
+              <w:end w:w="100" w:type="dxa"/>
+            </w:tcMar>
+          </w:tcPr>
+          <w:p>
+            <w:pPr>
+              <w:pStyle w:val="Normal"/>
+              <w:spacing w:lineRule="auto" w:line="269" w:before="0" w:after="70"/>
+              <w:ind w:start="0" w:end="0"/>
+              <w:jc w:val="left"/>
+              <w:rPr/>
+            </w:pPr>
+            <w:r>
+              <w:rPr>
+                <w:rFonts w:eastAsia="Noto Sans KR" w:cs="Noto Sans KR" w:ascii="Noto Sans KR" w:hAnsi="Noto Sans KR"/>
+                <w:b w:val="false"/>
+                <w:color w:val="1C3553"/>
+                <w:sz w:val="18"/>
+              </w:rPr>
+              <w:t>false</w:t>
+            </w:r>
+          </w:p>
+        </w:tc>
+        <w:tc>
+          <w:tcPr>
+            <w:tcW w:w="2116004" w:type="dxa"/>
+            <w:tcBorders>
+              <w:top w:val="single" w:sz="6" w:space="0" w:color="D6DCE5"/>
+              <w:start w:val="single" w:sz="6" w:space="0" w:color="D6DCE5"/>
+              <w:bottom w:val="single" w:sz="6" w:space="0" w:color="D6DCE5"/>
+              <w:end w:val="single" w:sz="6" w:space="0" w:color="D6DCE5"/>
+            </w:tcBorders>
+            <w:shd w:fill="FFFFFF" w:val="clear"/>
+            <w:vAlign w:val="center"/>
+            <w:tcMar>
+              <w:top w:w="80" w:type="dxa"/>
+              <w:start w:w="100" w:type="dxa"/>
+              <w:bottom w:w="80" w:type="dxa"/>
+              <w:end w:w="100" w:type="dxa"/>
+            </w:tcMar>
+          </w:tcPr>
+          <w:p>
+            <w:pPr>
+              <w:pStyle w:val="Normal"/>
+              <w:spacing w:lineRule="auto" w:line="269" w:before="0" w:after="70"/>
+              <w:ind w:start="0" w:end="0"/>
+              <w:jc w:val="left"/>
+              <w:rPr/>
+            </w:pPr>
+            <w:r>
+              <w:rPr>
+                <w:rFonts w:ascii="Noto Sans KR" w:hAnsi="Noto Sans KR" w:cs="Noto Sans KR" w:eastAsia="Noto Sans KR"/>
+                <w:b w:val="false"/>
+                <w:color w:val="1C3553"/>
+                <w:sz w:val="18"/>
+              </w:rPr>
+              <w:t xml:space="preserve">조회 전용 </w:t>
+            </w:r>
+            <w:r>
+              <w:rPr>
+                <w:rFonts w:eastAsia="Noto Sans KR" w:cs="Noto Sans KR" w:ascii="Noto Sans KR" w:hAnsi="Noto Sans KR"/>
+                <w:b w:val="false"/>
+                <w:color w:val="1C3553"/>
+                <w:sz w:val="18"/>
+              </w:rPr>
+              <w:t>Tx</w:t>
+            </w:r>
+          </w:p>
+        </w:tc>
+        <w:tc>
+          <w:tcPr>
+            <w:tcW w:w="3544651" w:type="dxa"/>
+            <w:tcBorders>
+              <w:top w:val="single" w:sz="6" w:space="0" w:color="D6DCE5"/>
+              <w:start w:val="single" w:sz="6" w:space="0" w:color="D6DCE5"/>
+              <w:bottom w:val="single" w:sz="6" w:space="0" w:color="D6DCE5"/>
+              <w:end w:val="single" w:sz="8" w:space="0" w:color="D6DCE5"/>
+            </w:tcBorders>
+            <w:shd w:fill="FFFFFF" w:val="clear"/>
+            <w:vAlign w:val="center"/>
+            <w:tcMar>
+              <w:top w:w="80" w:type="dxa"/>
+              <w:start w:w="100" w:type="dxa"/>
+              <w:bottom w:w="80" w:type="dxa"/>
+              <w:end w:w="100" w:type="dxa"/>
+            </w:tcMar>
+          </w:tcPr>
+          <w:p>
+            <w:pPr>
+              <w:pStyle w:val="Normal"/>
+              <w:spacing w:lineRule="auto" w:line="269" w:before="0" w:after="70"/>
+              <w:ind w:start="0" w:end="0"/>
+              <w:jc w:val="left"/>
+              <w:rPr/>
+            </w:pPr>
+            <w:r>
+              <w:rPr>
+                <w:rFonts w:ascii="Noto Sans KR" w:hAnsi="Noto Sans KR" w:cs="Noto Sans KR" w:eastAsia="Noto Sans KR"/>
+                <w:b w:val="false"/>
+                <w:color w:val="1C3553"/>
+                <w:sz w:val="18"/>
+              </w:rPr>
+              <w:t>쓰기 보장으로 오해 금지</w:t>
+            </w:r>
+          </w:p>
+        </w:tc>
+      </w:tr>
+      <w:tr>
+        <w:trPr>
+          <w:trHeight w:val="351" w:hRule="atLeast"/>
+          <w:cantSplit w:val="true"/>
+        </w:trPr>
+        <w:tc>
+          <w:tcPr>
+            <w:tcW w:w="2091016" w:type="dxa"/>
+            <w:tcBorders>
+              <w:top w:val="single" w:sz="6" w:space="0" w:color="D6DCE5"/>
+              <w:start w:val="single" w:sz="8" w:space="0" w:color="D6DCE5"/>
               <w:bottom w:val="single" w:sz="8" w:space="0" w:color="D6DCE5"/>
               <w:end w:val="single" w:sz="6" w:space="0" w:color="D6DCE5"/>
             </w:tcBorders>
@@ -7326,6 +7863,7 @@
     <w:p>
       <w:pPr>
         <w:pStyle w:val="Heading2"/>
+        <w:keepNext/>
         <w:rPr/>
       </w:pPr>
       <w:bookmarkStart w:id="6" w:name="__RefHeading___Toc1882_1421710836"/>
@@ -7346,6 +7884,7 @@
     <w:p>
       <w:pPr>
         <w:pStyle w:val="CPFTableTitle"/>
+        <w:keepNext/>
         <w:rPr/>
       </w:pPr>
       <w:r>
@@ -7473,8 +8012,8 @@
               <w:rPr>
                 <w:rFonts w:ascii="Noto Sans KR" w:hAnsi="Noto Sans KR" w:cs="Noto Sans KR" w:eastAsia="Noto Sans KR"/>
                 <w:b/>
+                <w:color w:val="FFFFFF"/>
                 <w:sz w:val="19"/>
-                <w:color w:val="FFFFFF"/>
               </w:rPr>
               <w:t>선택</w:t>
             </w:r>
@@ -7510,8 +8049,8 @@
               <w:rPr>
                 <w:rFonts w:ascii="Noto Sans KR" w:hAnsi="Noto Sans KR" w:cs="Noto Sans KR" w:eastAsia="Noto Sans KR"/>
                 <w:b/>
+                <w:color w:val="FFFFFF"/>
                 <w:sz w:val="19"/>
-                <w:color w:val="FFFFFF"/>
               </w:rPr>
               <w:t>적합한 경우</w:t>
             </w:r>
@@ -7547,8 +8086,8 @@
               <w:rPr>
                 <w:rFonts w:ascii="Noto Sans KR" w:hAnsi="Noto Sans KR" w:cs="Noto Sans KR" w:eastAsia="Noto Sans KR"/>
                 <w:b/>
+                <w:color w:val="FFFFFF"/>
                 <w:sz w:val="19"/>
-                <w:color w:val="FFFFFF"/>
               </w:rPr>
               <w:t>피해야 하는 경우</w:t>
             </w:r>
@@ -7584,8 +8123,8 @@
               <w:rPr>
                 <w:rFonts w:ascii="Noto Sans KR" w:hAnsi="Noto Sans KR" w:cs="Noto Sans KR" w:eastAsia="Noto Sans KR"/>
                 <w:b/>
+                <w:color w:val="FFFFFF"/>
                 <w:sz w:val="19"/>
-                <w:color w:val="FFFFFF"/>
               </w:rPr>
               <w:t>개발 시 확인</w:t>
             </w:r>
@@ -8177,7 +8716,7 @@
         <w:pStyle w:val="ListBullet"/>
       </w:pPr>
       <w:r>
-        <w:t>공통 완료조건 — 실제 Service Consumer에서 조회/변경을 한 번 실행하고 Transaction rollback, 오류 mapping, DB 결과, 재실행 결과를 Test로 확인합니다.</w:t>
+        <w:t>공통 완료조건 — Controller → Service → Repository → Owner DB 경로로 실제 조회/변경을 실행하고 Transaction rollback, 오류 mapping, DB 결과, 재실행 결과를 Test로 확인합니다.</w:t>
       </w:r>
     </w:p>
     <w:p>
@@ -8185,7 +8724,7 @@
         <w:pStyle w:val="ListBullet"/>
       </w:pPr>
       <w:r>
-        <w:t>JPA — `cpf-starter-data-jpa`를 선택하고 Entity와 Repository/EntityManager 경계를 정의합니다. fetch/flush/lock/N+1과 Vendor별 DDL·Query 차이를 확인합니다.</w:t>
+        <w:t>JPA — Service는 업무 Repository만 호출합니다. Repository 내부에서 JpaRepository/EntityManager를 사용하고 fetch/flush/lock/N+1과 Vendor별 DDL·Query 차이를 확인합니다.</w:t>
       </w:r>
     </w:p>
     <w:p>
@@ -8193,7 +8732,7 @@
         <w:pStyle w:val="ListBullet"/>
       </w:pPr>
       <w:r>
-        <w:t>MyBatis — `cpf-starter-data-mybatis`를 선택하고 `@Mapper` Mapper 인터페이스와 SQL을 명시합니다. Parameter/Result mapping, Paging, Transaction, DB3 SQL 차이를 함께 검증합니다.</w:t>
+        <w:t>MyBatis — Service는 업무 Repository만 호출하고 Repository가 `@Mapper`를 사용합니다. Mapper/SQL은 Repository 내부 Persistence 구현이며 Parameter/Result mapping, Paging, Transaction, DB3 SQL 차이를 함께 검증합니다.</w:t>
       </w:r>
     </w:p>
     <w:p>
@@ -8201,26 +8740,905 @@
         <w:pStyle w:val="ListBullet"/>
       </w:pPr>
       <w:r>
-        <w:t>JDBC — `cpf-starter-data-jdbc`를 선택하고 `JdbcTemplate`/`NamedParameterJdbcTemplate`을 Repository 내부에서 사용합니다. SQL·Index·Lock·Vendor 차이를 Oracle/PostgreSQL/MariaDB에서 확인합니다.</w:t>
+        <w:t>JDBC — Service는 업무 Repository만 호출하고 Repository 내부에서 `JdbcTemplate`/`NamedParameterJdbcTemplate`을 사용합니다. SQL·Index·Lock·Vendor 차이를 Oracle/PostgreSQL/MariaDB에서 확인합니다.</w:t>
       </w:r>
     </w:p>
     <w:p>
       <w:pPr/>
       <w:r>
-        <w:t>선택표는 시작점입니다. 실제 개발은 아래 경로로 Repository/Mapper/Entity를 만든 뒤 Transaction과 DB3 검증까지 연결해야 합니다.</w:t>
+        <w:t>선택표는 시작점입니다. 실제 업무 호출은 Controller → Service → Repository로 고정하고, Mapper/JdbcTemplate/EntityManager는 Repository 내부 구현으로 둔 뒤 Transaction과 DB3 검증까지 연결합니다.</w:t>
       </w:r>
     </w:p>
     <w:p>
       <w:pPr>
         <w:pStyle w:val="Heading2"/>
+        <w:keepNext/>
       </w:pPr>
       <w:r>
-        <w:t>선택 후 바로 적용하기</w:t>
+        <w:t>Controller · Service · Repository 조회 기본 흐름</w:t>
+      </w:r>
+    </w:p>
+    <w:p>
+      <w:pPr/>
+      <w:r>
+        <w:t>조회 기능은 단건 → 제한된 목록 → Offset Page/Slice → Keyset Cursor 네 패턴으로 시작하면 됩니다. HTTP 요청·응답은 Controller, 조회 조건과 read-only Transaction은 Service, 실제 Owner DB 접근은 Repository가 소유합니다. MyBatis Mapper·JdbcTemplate·EntityManager는 Repository 내부 구현이므로 Service나 Controller에서 직접 호출하지 않습니다.</w:t>
+      </w:r>
+    </w:p>
+    <w:p>
+      <w:pPr>
+        <w:pStyle w:val="CPFCallout"/>
+      </w:pPr>
+      <w:r>
+        <w:t>Golden Path  HTTP 요청 → Controller → Service → Repository → Owner DB → Response DTO. 개발자는 먼저 이 호출 경로를 만든 뒤 조회 방식에 따라 Page/Keyset 옵션을 선택합니다.</w:t>
+      </w:r>
+    </w:p>
+    <w:p>
+      <w:pPr>
+        <w:pStyle w:val="CPFTableTitle"/>
+        <w:keepNext/>
+      </w:pPr>
+      <w:r>
+        <w:t>표 2-4. 조회 방식 선택</w:t>
+      </w:r>
+    </w:p>
+    <w:p>
+      <w:pPr>
+        <w:pStyle w:val="CPFTablePurpose"/>
+      </w:pPr>
+      <w:r>
+        <w:t>화면 요구와 데이터 규모를 기준으로 단건·목록·Offset·Keyset 중 하나를 선택합니다. 실제 Generated Sample은 단건·Offset·Keyset을 Controller → Service → Repository로 구현하고, 작은 비페이징 목록은 업무상 최대 건수가 명확할 때만 같은 경계로 별도 Endpoint를 둡니다. Offset 응답은 SamplePage(items,total,page,size), Keyset 응답은 SampleSlice(items,hasNext,nextCursor) 형태입니다.</w:t>
+      </w:r>
+    </w:p>
+    <w:tbl>
+      <w:tblPr>
+        <w:tblW w:type="auto" w:w="0"/>
+        <w:tblLook w:firstColumn="1" w:firstRow="1" w:lastColumn="0" w:lastRow="0" w:noHBand="0" w:noVBand="1" w:val="04A0"/>
+      </w:tblPr>
+      <w:tblGrid>
+        <w:gridCol w:w="1205331"/>
+        <w:gridCol w:w="2611551"/>
+        <w:gridCol w:w="3113773"/>
+        <w:gridCol w:w="3113773"/>
+      </w:tblGrid>
+      <w:tr>
+        <w:trPr>
+          <w:tblHeader w:val="true"/>
+        </w:trPr>
+        <w:tc>
+          <w:tcPr>
+            <w:tcW w:w="1205331" w:type="dxa"/>
+            <w:tcBorders>
+              <w:top w:val="single" w:sz="8" w:space="0" w:color="D6DCE5"/>
+              <w:start w:val="single" w:sz="8" w:space="0" w:color="D6DCE5"/>
+              <w:bottom w:val="single" w:sz="6" w:space="0" w:color="D6DCE5"/>
+              <w:end w:val="single" w:sz="6" w:space="0" w:color="D6DCE5"/>
+            </w:tcBorders>
+            <w:shd w:fill="1F4A78" w:val="clear"/>
+            <w:vAlign w:val="center"/>
+            <w:tcMar>
+              <w:top w:w="80" w:type="dxa"/>
+              <w:start w:w="100" w:type="dxa"/>
+              <w:bottom w:w="80" w:type="dxa"/>
+              <w:end w:w="100" w:type="dxa"/>
+            </w:tcMar>
+          </w:tcPr>
+          <w:p>
+            <w:pPr/>
+            <w:r>
+              <w:rPr>
+                <w:b/>
+                <w:color w:val="FFFFFF"/>
+              </w:rPr>
+              <w:t>조회 방식</w:t>
+            </w:r>
+          </w:p>
+        </w:tc>
+        <w:tc>
+          <w:tcPr>
+            <w:tcW w:w="2611551" w:type="dxa"/>
+            <w:tcBorders>
+              <w:top w:val="single" w:sz="8" w:space="0" w:color="D6DCE5"/>
+              <w:start w:val="single" w:sz="6" w:space="0" w:color="D6DCE5"/>
+              <w:bottom w:val="single" w:sz="6" w:space="0" w:color="D6DCE5"/>
+              <w:end w:val="single" w:sz="6" w:space="0" w:color="D6DCE5"/>
+            </w:tcBorders>
+            <w:shd w:fill="1F4A78" w:val="clear"/>
+            <w:vAlign w:val="center"/>
+            <w:tcMar>
+              <w:top w:w="80" w:type="dxa"/>
+              <w:start w:w="100" w:type="dxa"/>
+              <w:bottom w:w="80" w:type="dxa"/>
+              <w:end w:w="100" w:type="dxa"/>
+            </w:tcMar>
+          </w:tcPr>
+          <w:p>
+            <w:pPr/>
+            <w:r>
+              <w:rPr>
+                <w:b/>
+                <w:color w:val="FFFFFF"/>
+              </w:rPr>
+              <w:t>Controller 입력·반환</w:t>
+            </w:r>
+          </w:p>
+        </w:tc>
+        <w:tc>
+          <w:tcPr>
+            <w:tcW w:w="3113773" w:type="dxa"/>
+            <w:tcBorders>
+              <w:top w:val="single" w:sz="8" w:space="0" w:color="D6DCE5"/>
+              <w:start w:val="single" w:sz="6" w:space="0" w:color="D6DCE5"/>
+              <w:bottom w:val="single" w:sz="6" w:space="0" w:color="D6DCE5"/>
+              <w:end w:val="single" w:sz="6" w:space="0" w:color="D6DCE5"/>
+            </w:tcBorders>
+            <w:shd w:fill="1F4A78" w:val="clear"/>
+            <w:vAlign w:val="center"/>
+            <w:tcMar>
+              <w:top w:w="80" w:type="dxa"/>
+              <w:start w:w="100" w:type="dxa"/>
+              <w:bottom w:w="80" w:type="dxa"/>
+              <w:end w:w="100" w:type="dxa"/>
+            </w:tcMar>
+          </w:tcPr>
+          <w:p>
+            <w:pPr/>
+            <w:r>
+              <w:rPr>
+                <w:b/>
+                <w:color w:val="FFFFFF"/>
+              </w:rPr>
+              <w:t>Service → Repository</w:t>
+            </w:r>
+          </w:p>
+        </w:tc>
+        <w:tc>
+          <w:tcPr>
+            <w:tcW w:w="3113773" w:type="dxa"/>
+            <w:tcBorders>
+              <w:top w:val="single" w:sz="8" w:space="0" w:color="D6DCE5"/>
+              <w:start w:val="single" w:sz="6" w:space="0" w:color="D6DCE5"/>
+              <w:bottom w:val="single" w:sz="6" w:space="0" w:color="D6DCE5"/>
+              <w:end w:val="single" w:sz="8" w:space="0" w:color="D6DCE5"/>
+            </w:tcBorders>
+            <w:shd w:fill="1F4A78" w:val="clear"/>
+            <w:vAlign w:val="center"/>
+            <w:tcMar>
+              <w:top w:w="80" w:type="dxa"/>
+              <w:start w:w="100" w:type="dxa"/>
+              <w:bottom w:w="80" w:type="dxa"/>
+              <w:end w:w="100" w:type="dxa"/>
+            </w:tcMar>
+          </w:tcPr>
+          <w:p>
+            <w:pPr/>
+            <w:r>
+              <w:rPr>
+                <w:b/>
+                <w:color w:val="FFFFFF"/>
+              </w:rPr>
+              <w:t>선택 기준</w:t>
+            </w:r>
+          </w:p>
+        </w:tc>
+      </w:tr>
+      <w:tr>
+        <w:tc>
+          <w:tcPr>
+            <w:tcW w:w="1205331" w:type="dxa"/>
+            <w:tcBorders>
+              <w:top w:val="single" w:sz="6" w:space="0" w:color="D6DCE5"/>
+              <w:start w:val="single" w:sz="8" w:space="0" w:color="D6DCE5"/>
+              <w:bottom w:val="single" w:sz="6" w:space="0" w:color="D6DCE5"/>
+              <w:end w:val="single" w:sz="6" w:space="0" w:color="D6DCE5"/>
+            </w:tcBorders>
+            <w:shd w:fill="FFFFFF" w:val="clear"/>
+            <w:vAlign w:val="center"/>
+            <w:tcMar>
+              <w:top w:w="80" w:type="dxa"/>
+              <w:start w:w="100" w:type="dxa"/>
+              <w:bottom w:w="80" w:type="dxa"/>
+              <w:end w:w="100" w:type="dxa"/>
+            </w:tcMar>
+          </w:tcPr>
+          <w:p>
+            <w:pPr/>
+            <w:r>
+              <w:t>단건 조회</w:t>
+            </w:r>
+          </w:p>
+        </w:tc>
+        <w:tc>
+          <w:tcPr>
+            <w:tcW w:w="2611551" w:type="dxa"/>
+            <w:tcBorders>
+              <w:top w:val="single" w:sz="6" w:space="0" w:color="D6DCE5"/>
+              <w:start w:val="single" w:sz="6" w:space="0" w:color="D6DCE5"/>
+              <w:bottom w:val="single" w:sz="6" w:space="0" w:color="D6DCE5"/>
+              <w:end w:val="single" w:sz="6" w:space="0" w:color="D6DCE5"/>
+            </w:tcBorders>
+            <w:shd w:fill="FFFFFF" w:val="clear"/>
+            <w:vAlign w:val="center"/>
+            <w:tcMar>
+              <w:top w:w="80" w:type="dxa"/>
+              <w:start w:w="100" w:type="dxa"/>
+              <w:bottom w:w="80" w:type="dxa"/>
+              <w:end w:w="100" w:type="dxa"/>
+            </w:tcMar>
+          </w:tcPr>
+          <w:p>
+            <w:pPr/>
+            <w:r>
+              <w:t>GET /{id} → T 또는 404</w:t>
+            </w:r>
+          </w:p>
+        </w:tc>
+        <w:tc>
+          <w:tcPr>
+            <w:tcW w:w="3113773" w:type="dxa"/>
+            <w:tcBorders>
+              <w:top w:val="single" w:sz="6" w:space="0" w:color="D6DCE5"/>
+              <w:start w:val="single" w:sz="6" w:space="0" w:color="D6DCE5"/>
+              <w:bottom w:val="single" w:sz="6" w:space="0" w:color="D6DCE5"/>
+              <w:end w:val="single" w:sz="6" w:space="0" w:color="D6DCE5"/>
+            </w:tcBorders>
+            <w:shd w:fill="FFFFFF" w:val="clear"/>
+            <w:vAlign w:val="center"/>
+            <w:tcMar>
+              <w:top w:w="80" w:type="dxa"/>
+              <w:start w:w="100" w:type="dxa"/>
+              <w:bottom w:w="80" w:type="dxa"/>
+              <w:end w:w="100" w:type="dxa"/>
+            </w:tcMar>
+          </w:tcPr>
+          <w:p>
+            <w:pPr/>
+            <w:r>
+              <w:t>detail(id) → findById(id)</w:t>
+            </w:r>
+          </w:p>
+        </w:tc>
+        <w:tc>
+          <w:tcPr>
+            <w:tcW w:w="3113773" w:type="dxa"/>
+            <w:tcBorders>
+              <w:top w:val="single" w:sz="6" w:space="0" w:color="D6DCE5"/>
+              <w:start w:val="single" w:sz="6" w:space="0" w:color="D6DCE5"/>
+              <w:bottom w:val="single" w:sz="6" w:space="0" w:color="D6DCE5"/>
+              <w:end w:val="single" w:sz="8" w:space="0" w:color="D6DCE5"/>
+            </w:tcBorders>
+            <w:shd w:fill="FFFFFF" w:val="clear"/>
+            <w:vAlign w:val="center"/>
+            <w:tcMar>
+              <w:top w:w="80" w:type="dxa"/>
+              <w:start w:w="100" w:type="dxa"/>
+              <w:bottom w:w="80" w:type="dxa"/>
+              <w:end w:w="100" w:type="dxa"/>
+            </w:tcMar>
+          </w:tcPr>
+          <w:p>
+            <w:pPr/>
+            <w:r>
+              <w:t>상세 화면·PK/업무키 1건</w:t>
+            </w:r>
+          </w:p>
+        </w:tc>
+      </w:tr>
+      <w:tr>
+        <w:tc>
+          <w:tcPr>
+            <w:tcW w:w="1205331" w:type="dxa"/>
+            <w:tcBorders>
+              <w:top w:val="single" w:sz="6" w:space="0" w:color="D6DCE5"/>
+              <w:start w:val="single" w:sz="8" w:space="0" w:color="D6DCE5"/>
+              <w:bottom w:val="single" w:sz="6" w:space="0" w:color="D6DCE5"/>
+              <w:end w:val="single" w:sz="6" w:space="0" w:color="D6DCE5"/>
+            </w:tcBorders>
+            <w:shd w:fill="F2F5F9" w:val="clear"/>
+            <w:vAlign w:val="center"/>
+            <w:tcMar>
+              <w:top w:w="80" w:type="dxa"/>
+              <w:start w:w="100" w:type="dxa"/>
+              <w:bottom w:w="80" w:type="dxa"/>
+              <w:end w:w="100" w:type="dxa"/>
+            </w:tcMar>
+          </w:tcPr>
+          <w:p>
+            <w:pPr/>
+            <w:r>
+              <w:t>목록 조회</w:t>
+            </w:r>
+          </w:p>
+        </w:tc>
+        <w:tc>
+          <w:tcPr>
+            <w:tcW w:w="2611551" w:type="dxa"/>
+            <w:tcBorders>
+              <w:top w:val="single" w:sz="6" w:space="0" w:color="D6DCE5"/>
+              <w:start w:val="single" w:sz="6" w:space="0" w:color="D6DCE5"/>
+              <w:bottom w:val="single" w:sz="6" w:space="0" w:color="D6DCE5"/>
+              <w:end w:val="single" w:sz="6" w:space="0" w:color="D6DCE5"/>
+            </w:tcBorders>
+            <w:shd w:fill="F2F5F9" w:val="clear"/>
+            <w:vAlign w:val="center"/>
+            <w:tcMar>
+              <w:top w:w="80" w:type="dxa"/>
+              <w:start w:w="100" w:type="dxa"/>
+              <w:bottom w:w="80" w:type="dxa"/>
+              <w:end w:w="100" w:type="dxa"/>
+            </w:tcMar>
+          </w:tcPr>
+          <w:p>
+            <w:pPr/>
+            <w:r>
+              <w:t>GET /list?... → List&lt;T&gt;</w:t>
+            </w:r>
+          </w:p>
+        </w:tc>
+        <w:tc>
+          <w:tcPr>
+            <w:tcW w:w="3113773" w:type="dxa"/>
+            <w:tcBorders>
+              <w:top w:val="single" w:sz="6" w:space="0" w:color="D6DCE5"/>
+              <w:start w:val="single" w:sz="6" w:space="0" w:color="D6DCE5"/>
+              <w:bottom w:val="single" w:sz="6" w:space="0" w:color="D6DCE5"/>
+              <w:end w:val="single" w:sz="6" w:space="0" w:color="D6DCE5"/>
+            </w:tcBorders>
+            <w:shd w:fill="F2F5F9" w:val="clear"/>
+            <w:vAlign w:val="center"/>
+            <w:tcMar>
+              <w:top w:w="80" w:type="dxa"/>
+              <w:start w:w="100" w:type="dxa"/>
+              <w:bottom w:w="80" w:type="dxa"/>
+              <w:end w:w="100" w:type="dxa"/>
+            </w:tcMar>
+          </w:tcPr>
+          <w:p>
+            <w:pPr/>
+            <w:r>
+              <w:t>list(criteria) → bounded search</w:t>
+            </w:r>
+          </w:p>
+        </w:tc>
+        <w:tc>
+          <w:tcPr>
+            <w:tcW w:w="3113773" w:type="dxa"/>
+            <w:tcBorders>
+              <w:top w:val="single" w:sz="6" w:space="0" w:color="D6DCE5"/>
+              <w:start w:val="single" w:sz="6" w:space="0" w:color="D6DCE5"/>
+              <w:bottom w:val="single" w:sz="6" w:space="0" w:color="D6DCE5"/>
+              <w:end w:val="single" w:sz="8" w:space="0" w:color="D6DCE5"/>
+            </w:tcBorders>
+            <w:shd w:fill="F2F5F9" w:val="clear"/>
+            <w:vAlign w:val="center"/>
+            <w:tcMar>
+              <w:top w:w="80" w:type="dxa"/>
+              <w:start w:w="100" w:type="dxa"/>
+              <w:bottom w:w="80" w:type="dxa"/>
+              <w:end w:w="100" w:type="dxa"/>
+            </w:tcMar>
+          </w:tcPr>
+          <w:p>
+            <w:pPr/>
+            <w:r>
+              <w:t>코드/선택 목록처럼 최대 건수가 작고 명확할 때</w:t>
+            </w:r>
+          </w:p>
+        </w:tc>
+      </w:tr>
+      <w:tr>
+        <w:tc>
+          <w:tcPr>
+            <w:tcW w:w="1205331" w:type="dxa"/>
+            <w:tcBorders>
+              <w:top w:val="single" w:sz="6" w:space="0" w:color="D6DCE5"/>
+              <w:start w:val="single" w:sz="8" w:space="0" w:color="D6DCE5"/>
+              <w:bottom w:val="single" w:sz="8" w:space="0" w:color="D6DCE5"/>
+              <w:end w:val="single" w:sz="6" w:space="0" w:color="D6DCE5"/>
+            </w:tcBorders>
+            <w:shd w:fill="FFFFFF" w:val="clear"/>
+            <w:vAlign w:val="center"/>
+            <w:tcMar>
+              <w:top w:w="80" w:type="dxa"/>
+              <w:start w:w="100" w:type="dxa"/>
+              <w:bottom w:w="80" w:type="dxa"/>
+              <w:end w:w="100" w:type="dxa"/>
+            </w:tcMar>
+          </w:tcPr>
+          <w:p>
+            <w:pPr/>
+            <w:r>
+              <w:t>Offset Page / Slice</w:t>
+            </w:r>
+          </w:p>
+        </w:tc>
+        <w:tc>
+          <w:tcPr>
+            <w:tcW w:w="2611551" w:type="dxa"/>
+            <w:tcBorders>
+              <w:top w:val="single" w:sz="6" w:space="0" w:color="D6DCE5"/>
+              <w:start w:val="single" w:sz="6" w:space="0" w:color="D6DCE5"/>
+              <w:bottom w:val="single" w:sz="8" w:space="0" w:color="D6DCE5"/>
+              <w:end w:val="single" w:sz="6" w:space="0" w:color="D6DCE5"/>
+            </w:tcBorders>
+            <w:shd w:fill="FFFFFF" w:val="clear"/>
+            <w:vAlign w:val="center"/>
+            <w:tcMar>
+              <w:top w:w="80" w:type="dxa"/>
+              <w:start w:w="100" w:type="dxa"/>
+              <w:bottom w:w="80" w:type="dxa"/>
+              <w:end w:w="100" w:type="dxa"/>
+            </w:tcMar>
+          </w:tcPr>
+          <w:p>
+            <w:pPr/>
+            <w:r>
+              <w:t>page,size,sort → CpfPage&lt;T&gt;/CpfSlice&lt;T&gt;</w:t>
+            </w:r>
+          </w:p>
+        </w:tc>
+        <w:tc>
+          <w:tcPr>
+            <w:tcW w:w="3113773" w:type="dxa"/>
+            <w:tcBorders>
+              <w:top w:val="single" w:sz="6" w:space="0" w:color="D6DCE5"/>
+              <w:start w:val="single" w:sz="6" w:space="0" w:color="D6DCE5"/>
+              <w:bottom w:val="single" w:sz="8" w:space="0" w:color="D6DCE5"/>
+              <w:end w:val="single" w:sz="6" w:space="0" w:color="D6DCE5"/>
+            </w:tcBorders>
+            <w:shd w:fill="FFFFFF" w:val="clear"/>
+            <w:vAlign w:val="center"/>
+            <w:tcMar>
+              <w:top w:w="80" w:type="dxa"/>
+              <w:start w:w="100" w:type="dxa"/>
+              <w:bottom w:w="80" w:type="dxa"/>
+              <w:end w:w="100" w:type="dxa"/>
+            </w:tcMar>
+          </w:tcPr>
+          <w:p>
+            <w:pPr/>
+            <w:r>
+              <w:t>findAll/findSlice(criteria,page,sorts)</w:t>
+            </w:r>
+          </w:p>
+        </w:tc>
+        <w:tc>
+          <w:tcPr>
+            <w:tcW w:w="3113773" w:type="dxa"/>
+            <w:tcBorders>
+              <w:top w:val="single" w:sz="6" w:space="0" w:color="D6DCE5"/>
+              <w:start w:val="single" w:sz="6" w:space="0" w:color="D6DCE5"/>
+              <w:bottom w:val="single" w:sz="8" w:space="0" w:color="D6DCE5"/>
+              <w:end w:val="single" w:sz="8" w:space="0" w:color="D6DCE5"/>
+            </w:tcBorders>
+            <w:shd w:fill="FFFFFF" w:val="clear"/>
+            <w:vAlign w:val="center"/>
+            <w:tcMar>
+              <w:top w:w="80" w:type="dxa"/>
+              <w:start w:w="100" w:type="dxa"/>
+              <w:bottom w:w="80" w:type="dxa"/>
+              <w:end w:w="100" w:type="dxa"/>
+            </w:tcMar>
+          </w:tcPr>
+          <w:p>
+            <w:pPr/>
+            <w:r>
+              <w:t>페이지 번호·전체 건수 필요 시 Page, count 불필요 시 Slice</w:t>
+            </w:r>
+          </w:p>
+        </w:tc>
+      </w:tr>
+      <w:tr>
+        <w:tc>
+          <w:tcPr>
+            <w:tcW w:w="1205331" w:type="dxa"/>
+            <w:tcBorders>
+              <w:top w:val="single" w:sz="6" w:space="0" w:color="D6DCE5"/>
+              <w:start w:val="single" w:sz="8" w:space="0" w:color="D6DCE5"/>
+              <w:bottom w:val="single" w:sz="8" w:space="0" w:color="D6DCE5"/>
+              <w:end w:val="single" w:sz="6" w:space="0" w:color="D6DCE5"/>
+            </w:tcBorders>
+            <w:shd w:fill="F2F5F9" w:val="clear"/>
+            <w:vAlign w:val="center"/>
+            <w:tcMar>
+              <w:top w:w="80" w:type="dxa"/>
+              <w:start w:w="100" w:type="dxa"/>
+              <w:bottom w:w="80" w:type="dxa"/>
+              <w:end w:w="100" w:type="dxa"/>
+            </w:tcMar>
+          </w:tcPr>
+          <w:p>
+            <w:pPr/>
+            <w:r>
+              <w:t>Keyset / Cursor</w:t>
+            </w:r>
+          </w:p>
+        </w:tc>
+        <w:tc>
+          <w:tcPr>
+            <w:tcW w:w="2611551" w:type="dxa"/>
+            <w:tcBorders>
+              <w:top w:val="single" w:sz="6" w:space="0" w:color="D6DCE5"/>
+              <w:start w:val="single" w:sz="6" w:space="0" w:color="D6DCE5"/>
+              <w:bottom w:val="single" w:sz="8" w:space="0" w:color="D6DCE5"/>
+              <w:end w:val="single" w:sz="6" w:space="0" w:color="D6DCE5"/>
+            </w:tcBorders>
+            <w:shd w:fill="F2F5F9" w:val="clear"/>
+            <w:vAlign w:val="center"/>
+            <w:tcMar>
+              <w:top w:w="80" w:type="dxa"/>
+              <w:start w:w="100" w:type="dxa"/>
+              <w:bottom w:w="80" w:type="dxa"/>
+              <w:end w:w="100" w:type="dxa"/>
+            </w:tcMar>
+          </w:tcPr>
+          <w:p>
+            <w:pPr/>
+            <w:r>
+              <w:t>cursor,size → CpfCursorPage&lt;T&gt;</w:t>
+            </w:r>
+          </w:p>
+        </w:tc>
+        <w:tc>
+          <w:tcPr>
+            <w:tcW w:w="3113773" w:type="dxa"/>
+            <w:tcBorders>
+              <w:top w:val="single" w:sz="6" w:space="0" w:color="D6DCE5"/>
+              <w:start w:val="single" w:sz="6" w:space="0" w:color="D6DCE5"/>
+              <w:bottom w:val="single" w:sz="8" w:space="0" w:color="D6DCE5"/>
+              <w:end w:val="single" w:sz="6" w:space="0" w:color="D6DCE5"/>
+            </w:tcBorders>
+            <w:shd w:fill="F2F5F9" w:val="clear"/>
+            <w:vAlign w:val="center"/>
+            <w:tcMar>
+              <w:top w:w="80" w:type="dxa"/>
+              <w:start w:w="100" w:type="dxa"/>
+              <w:bottom w:w="80" w:type="dxa"/>
+              <w:end w:w="100" w:type="dxa"/>
+            </w:tcMar>
+          </w:tcPr>
+          <w:p>
+            <w:pPr/>
+            <w:r>
+              <w:t>findAfter(criteria,after,size,sorts)</w:t>
+            </w:r>
+          </w:p>
+        </w:tc>
+        <w:tc>
+          <w:tcPr>
+            <w:tcW w:w="3113773" w:type="dxa"/>
+            <w:tcBorders>
+              <w:top w:val="single" w:sz="6" w:space="0" w:color="D6DCE5"/>
+              <w:start w:val="single" w:sz="6" w:space="0" w:color="D6DCE5"/>
+              <w:bottom w:val="single" w:sz="8" w:space="0" w:color="D6DCE5"/>
+              <w:end w:val="single" w:sz="8" w:space="0" w:color="D6DCE5"/>
+            </w:tcBorders>
+            <w:shd w:fill="F2F5F9" w:val="clear"/>
+            <w:vAlign w:val="center"/>
+            <w:tcMar>
+              <w:top w:w="80" w:type="dxa"/>
+              <w:start w:w="100" w:type="dxa"/>
+              <w:bottom w:w="80" w:type="dxa"/>
+              <w:end w:w="100" w:type="dxa"/>
+            </w:tcMar>
+          </w:tcPr>
+          <w:p>
+            <w:pPr/>
+            <w:r>
+              <w:t>대량·실시간 next 탐색, deep offset 회피</w:t>
+            </w:r>
+          </w:p>
+        </w:tc>
+      </w:tr>
+    </w:tbl>
+    <w:p/>
+    <w:p>
+      <w:pPr>
+        <w:pStyle w:val="CPFLabel"/>
+        <w:keepNext/>
+      </w:pPr>
+      <w:r>
+        <w:t>단건 조회 — 상세 화면에서 가장 먼저 만드는 기본 API</w:t>
+      </w:r>
+    </w:p>
+    <w:p>
+      <w:pPr>
+        <w:pStyle w:val="CPFCode"/>
+        <w:keepLines/>
+      </w:pPr>
+      <w:r>
+        <w:t>// Controller: GET /api/v1/member/samples/{id} → 200 SampleItem / 표준 404</w:t>
+        <w:br/>
+        <w:t>@GetMapping("/{id}")</w:t>
+        <w:br/>
+        <w:t>public ResponseEntity&lt;SampleItem&gt; detail(@PathVariable long id) {</w:t>
+        <w:br/>
+        <w:t xml:space="preserve">    return ok(service.detail(id));</w:t>
+        <w:br/>
+        <w:t>}</w:t>
+        <w:br/>
+        <w:br/>
+        <w:t>// Service: read-only Transaction + 업무 의미 변환</w:t>
+        <w:br/>
+        <w:t>@CpfTransactional(transactionManager="cpfDomainTransactionManager", readOnly=true)</w:t>
+        <w:br/>
+        <w:t>public SampleItem detail(long id) {</w:t>
+        <w:br/>
+        <w:t xml:space="preserve">    return repository.findById(id).orElseThrow(() -&gt;</w:t>
+        <w:br/>
+        <w:t xml:space="preserve">        new CpfBusinessException(CpfErrorCode.NOT_FOUND, "Sample을 찾을 수 없습니다."));</w:t>
+        <w:br/>
+        <w:t>}</w:t>
+      </w:r>
+    </w:p>
+    <w:p>
+      <w:pPr/>
+      <w:r>
+        <w:t>Controller는 ID를 받고 Service 결과를 그대로 표준 응답으로 반환합니다. Repository가 빈 값을 반환하면 Service에서 NOT_FOUND 같은 업무/API 의미로 변환합니다. Controller가 Repository나 Mapper를 직접 호출하지 않습니다.</w:t>
+      </w:r>
+    </w:p>
+    <w:p>
+      <w:pPr>
+        <w:pStyle w:val="CPFLabel"/>
+        <w:keepNext/>
+      </w:pPr>
+      <w:r>
+        <w:t>목록 조회 — 결과 상한이 업무적으로 보장되는 작은 목록에만 사용 (패턴 예제)</w:t>
+      </w:r>
+    </w:p>
+    <w:p>
+      <w:pPr>
+        <w:pStyle w:val="CPFCode"/>
+        <w:keepLines/>
+      </w:pPr>
+      <w:r>
+        <w:t>// 업무상 최대 100건처럼 상한이 명확할 때만 별도 목록 Endpoint를 둡니다.</w:t>
+        <w:br/>
+        <w:t>@GetMapping("/list")</w:t>
+        <w:br/>
+        <w:t>public ResponseEntity&lt;List&lt;SampleItem&gt;&gt; list(@RequestParam String statusCode) {</w:t>
+        <w:br/>
+        <w:t xml:space="preserve">    return ok(service.list(statusCode));</w:t>
+        <w:br/>
+        <w:t>}</w:t>
+        <w:br/>
+        <w:br/>
+        <w:t>// Service -&gt; Repository. limit 없는 전체 조회 금지</w:t>
+        <w:br/>
+        <w:t>public List&lt;SampleItem&gt; list(String statusCode) {</w:t>
+        <w:br/>
+        <w:t xml:space="preserve">    return repository.search(null, statusCode, 0, 100, "sample_item_id", "ASC");</w:t>
+        <w:br/>
+        <w:t>}</w:t>
+      </w:r>
+    </w:p>
+    <w:p>
+      <w:pPr/>
+      <w:r>
+        <w:t>이 `/list`는 조회 패턴 설명용 예시입니다. 현재 Generated Sample의 공식 실행 예는 `/api/v1/member/samples` Offset와 `/slice` Keyset입니다. 비페이징 List는 코드·콤보·소량 기준정보처럼 결과 상한이 확실한 경우만 사용하고, 커질 가능성이 있으면 처음부터 Offset 또는 Keyset을 사용합니다.</w:t>
+      </w:r>
+    </w:p>
+    <w:p>
+      <w:pPr>
+        <w:pStyle w:val="CPFLabel"/>
+        <w:keepNext/>
+      </w:pPr>
+      <w:r>
+        <w:t>Offset Page / Slice — 일반 검색 화면과 관리자 목록의 기본 선택</w:t>
+      </w:r>
+    </w:p>
+    <w:p>
+      <w:pPr>
+        <w:pStyle w:val="CPFCode"/>
+        <w:keepLines/>
+      </w:pPr>
+      <w:r>
+        <w:t>// Controller: 실제 Generated Sample의 Offset 조회</w:t>
+        <w:br/>
+        <w:t>@GetMapping</w:t>
+        <w:br/>
+        <w:t>public ResponseEntity&lt;SamplePage&gt; search(</w:t>
+        <w:br/>
+        <w:t xml:space="preserve">        @RequestParam(required=false) String keyword,</w:t>
+        <w:br/>
+        <w:t xml:space="preserve">        @RequestParam(defaultValue="0") Integer page,</w:t>
+        <w:br/>
+        <w:t xml:space="preserve">        @RequestParam(defaultValue="20") Integer size) {</w:t>
+        <w:br/>
+        <w:t xml:space="preserve">    return ok(service.search(new SampleSearchRequest(keyword, null, page, size, null)));</w:t>
+        <w:br/>
+        <w:t>}</w:t>
+        <w:br/>
+        <w:br/>
+        <w:t>// Service: Repository 목록 + count -&gt; SamplePage(items,total,page,size)</w:t>
+        <w:br/>
+        <w:t>public SamplePage search(SampleSearchRequest r) {</w:t>
+        <w:br/>
+        <w:t xml:space="preserve">    int page=r.safePage(), size=r.safeSize();</w:t>
+        <w:br/>
+        <w:t xml:space="preserve">    return new SamplePage(repository.search(r.keyword(), r.statusCode(), page, size,</w:t>
+        <w:br/>
+        <w:t xml:space="preserve">        "sample_item_id", "ASC"), repository.count(r.keyword(), r.statusCode()), page, size);</w:t>
+        <w:br/>
+        <w:t>}</w:t>
+      </w:r>
+    </w:p>
+    <w:p>
+      <w:pPr/>
+      <w:r>
+        <w:t>`CpfPageRequest` 공통 계약은 0-based page, 기본 size 20, 최대 200입니다. 전체 건수와 임의 페이지 이동이 필요하면 Page를 사용하고, count 비용이 불필요하면 Slice를 선택합니다. Repository가 offset 계산·정렬 allow-list를 책임지고 Oracle/PostgreSQL/MariaDB에서 같은 정렬 의미를 유지합니다.</w:t>
+      </w:r>
+    </w:p>
+    <w:p>
+      <w:pPr>
+        <w:pStyle w:val="CPFLabel"/>
+        <w:keepNext/>
+      </w:pPr>
+      <w:r>
+        <w:t>Keyset / Cursor — 대량 이력·실시간 목록에서 다음 페이지를 빠르게 탐색</w:t>
+      </w:r>
+    </w:p>
+    <w:p>
+      <w:pPr>
+        <w:pStyle w:val="CPFCode"/>
+        <w:keepLines/>
+      </w:pPr>
+      <w:r>
+        <w:t>// Controller: 실제 Generated Sample의 Keyset 조회</w:t>
+        <w:br/>
+        <w:t>@GetMapping("/slice")</w:t>
+        <w:br/>
+        <w:t>public ResponseEntity&lt;SampleSlice&gt; slice(</w:t>
+        <w:br/>
+        <w:t xml:space="preserve">        @RequestParam(defaultValue="0") Long cursor,</w:t>
+        <w:br/>
+        <w:t xml:space="preserve">        @RequestParam(defaultValue="20") Integer size) {</w:t>
+        <w:br/>
+        <w:t xml:space="preserve">    return ok(service.slice(new SampleSearchRequest(null, null, null, size, cursor)));</w:t>
+        <w:br/>
+        <w:t>}</w:t>
+        <w:br/>
+        <w:br/>
+        <w:t>// Service: size+1 조회 -&gt; SampleSlice(items,hasNext,nextCursor)</w:t>
+        <w:br/>
+        <w:t>public SampleSlice slice(SampleSearchRequest r) {</w:t>
+        <w:br/>
+        <w:t xml:space="preserve">    int size=r.safeSize();</w:t>
+        <w:br/>
+        <w:t xml:space="preserve">    List&lt;SampleItem&gt; rows=repository.cursorSlice(null, null, r.safeCursor(), size+1);</w:t>
+        <w:br/>
+        <w:t xml:space="preserve">    boolean hasNext=rows.size()&gt;size;</w:t>
+        <w:br/>
+        <w:t xml:space="preserve">    List&lt;SampleItem&gt; items=hasNext ? List.copyOf(rows.subList(0,size)) : List.copyOf(rows);</w:t>
+        <w:br/>
+        <w:t xml:space="preserve">    Long nextCursor=hasNext &amp;&amp; !items.isEmpty() ? items.get(items.size()-1).getSampleItemId() : null;</w:t>
+        <w:br/>
+        <w:t xml:space="preserve">    return new SampleSlice(items, hasNext, nextCursor);</w:t>
+        <w:br/>
+        <w:t>}</w:t>
+      </w:r>
+    </w:p>
+    <w:p>
+      <w:pPr>
+        <w:pStyle w:val="CPFWarning"/>
+      </w:pPr>
+      <w:r>
+        <w:t>Generated Sample은 흐름을 쉽게 확인하도록 numeric keyset cursor를 사용합니다. 실제 외부 Client에 Cursor를 노출하는 Public API는 `CpfCursorRepository`와 `CpfCursorCodec`(HMAC 구현 제공)으로 서명·위변조를 검증합니다. Keyset은 `createdAt DESC, id DESC`처럼 동률을 깨는 stable unique tie-break를 포함해야 하며, 임의 페이지 점프가 중요하면 Offset Page를 선택합니다.</w:t>
+      </w:r>
+    </w:p>
+    <w:p>
+      <w:pPr>
+        <w:pStyle w:val="CPFLabel"/>
+        <w:keepNext/>
+      </w:pPr>
+      <w:r>
+        <w:t>Repository 구현 — DB 접근은 이 계층에서만 수행합니다.</w:t>
+      </w:r>
+    </w:p>
+    <w:p>
+      <w:pPr>
+        <w:pStyle w:val="CPFCode"/>
+        <w:keepLines/>
+      </w:pPr>
+      <w:r>
+        <w:t>@CpfRepository</w:t>
+        <w:br/>
+        <w:t>public class SampleTransactionRepository extends MemberBaseRepository {</w:t>
+        <w:br/>
+        <w:t xml:space="preserve">    private static final Set&lt;String&gt; SORT_COLUMNS = Set.of(</w:t>
+        <w:br/>
+        <w:t xml:space="preserve">        "sample_item_id", "sample_key", "item_name", "status_code", "created_at");</w:t>
+        <w:br/>
+        <w:t xml:space="preserve">    private final SampleTransactionMapper mapper;</w:t>
+        <w:br/>
+        <w:br/>
+        <w:t xml:space="preserve">    public Optional&lt;SampleItem&gt; findById(long id) {</w:t>
+        <w:br/>
+        <w:t xml:space="preserve">        return Optional.ofNullable(mapper.findById(id));</w:t>
+        <w:br/>
+        <w:t xml:space="preserve">    }</w:t>
+        <w:br/>
+        <w:t xml:space="preserve">    public List&lt;SampleItem&gt; search(String keyword,String status,int page,int size,</w:t>
+        <w:br/>
+        <w:t xml:space="preserve">            String sortBy,String direction) {</w:t>
+        <w:br/>
+        <w:t xml:space="preserve">        int normalizedSize=pageSize(size);</w:t>
+        <w:br/>
+        <w:t xml:space="preserve">        String column=SORT_COLUMNS.contains(sortBy)?sortBy:"sample_item_id";</w:t>
+        <w:br/>
+        <w:t xml:space="preserve">        String order="DESC".equalsIgnoreCase(direction)?"DESC":"ASC";</w:t>
+        <w:br/>
+        <w:t xml:space="preserve">        return mapper.search(keyword,status,pageOffset(page,normalizedSize),normalizedSize,column,order);</w:t>
+        <w:br/>
+        <w:t xml:space="preserve">    }</w:t>
+        <w:br/>
+        <w:t xml:space="preserve">    public List&lt;SampleItem&gt; cursorSlice(String keyword,String status,long cursor,int size) {</w:t>
+        <w:br/>
+        <w:t xml:space="preserve">        return mapper.cursorSlice(keyword,status,cursor,boundedSize(size,21,201));</w:t>
+        <w:br/>
+        <w:t xml:space="preserve">    }</w:t>
+        <w:br/>
+        <w:t>}</w:t>
+      </w:r>
+    </w:p>
+    <w:p>
+      <w:pPr/>
+      <w:r>
+        <w:t>MyBatis를 선택한 경우 Repository가 Mapper를 호출합니다. JDBC는 Repository 내부에서 JdbcTemplate/NamedParameterJdbcTemplate을, JPA는 Repository 내부에서 JpaRepository/EntityManager를 사용합니다. 어떤 구현을 선택해도 Controller → Service → Repository 경계는 바꾸지 않습니다.</w:t>
+      </w:r>
+    </w:p>
+    <w:p>
+      <w:pPr>
+        <w:pStyle w:val="CPFLabel"/>
+        <w:keepNext/>
+      </w:pPr>
+      <w:r>
+        <w:t>조회 구현 완료 확인</w:t>
+      </w:r>
+    </w:p>
+    <w:p>
+      <w:pPr>
+        <w:pStyle w:val="ListBullet"/>
+      </w:pPr>
+      <w:r>
+        <w:t>단건: Controller Endpoint를 실제 호출해 존재/부재의 200/404 또는 표준 오류 Mapping, Response Body, 권한/마스킹을 확인합니다.</w:t>
+      </w:r>
+    </w:p>
+    <w:p>
+      <w:pPr>
+        <w:pStyle w:val="ListBullet"/>
+      </w:pPr>
+      <w:r>
+        <w:t>목록: Controller Endpoint에서 0건이 정상 빈 목록으로 반환되는지, 최대 limit·허용 sort/filter·권한/마스킹을 확인합니다.</w:t>
+      </w:r>
+    </w:p>
+    <w:p>
+      <w:pPr>
+        <w:pStyle w:val="ListBullet"/>
+      </w:pPr>
+      <w:r>
+        <w:t>Offset: Controller의 page/size 입력부터 `SamplePage(items,total,page,size)` 응답까지 확인하고 첫/마지막/빈/size 경계, deep offset, count 비용, DB3 동일 정렬을 검증합니다.</w:t>
+      </w:r>
+    </w:p>
+    <w:p>
+      <w:pPr>
+        <w:pStyle w:val="ListBullet"/>
+      </w:pPr>
+      <w:r>
+        <w:t>Keyset: Controller의 cursor/size 입력과 items/hasNext/nextCursor 응답을 확인하고 중복 정렬값, 잘못된/위변조 cursor, 데이터 추가·삭제 중 다음 페이지 중복/누락을 검증합니다.</w:t>
+      </w:r>
+    </w:p>
+    <w:p>
+      <w:pPr>
+        <w:pStyle w:val="CPFSource"/>
+      </w:pPr>
+      <w:r>
+        <w:t>Source: cpf-member/online/src/main/java/member/sample/controller/SampleTransactionController.java · service/SampleTransactionService.java · repository/SampleTransactionRepository.java · repository/SampleTransactionMapper.java · dto/SamplePage.java · dto/SampleSlice.java · dto/SampleSearchRequest.java · cpf-education/src/main/java/com/cpf/education/online/querypaging/controller/MemberSearchController.java · service/MemberSearchService.java · cpf-starters/data/persistence/src/main/java/com/cpf/data/persistence/api/CpfPagingAndSortingRepository.java · CpfCursorRepository.java · page/CpfPageRequest.java · page/CpfCursorCodec.java · page/CpfHmacCursorCodec.java</w:t>
       </w:r>
     </w:p>
     <w:p>
       <w:pPr>
         <w:pStyle w:val="Heading2"/>
+        <w:keepNext/>
         <w:rPr/>
       </w:pPr>
       <w:bookmarkStart w:id="7" w:name="__RefHeading___Toc1884_1421710836"/>
@@ -8247,6 +9665,7 @@
     <w:p>
       <w:pPr>
         <w:pStyle w:val="CPFCode"/>
+        <w:keepLines/>
         <w:pBdr>
           <w:left w:val="single" w:sz="18" w:space="8" w:color="4F8DF7"/>
         </w:pBdr>
@@ -8460,6 +9879,7 @@
     <w:p>
       <w:pPr>
         <w:pStyle w:val="Heading2"/>
+        <w:keepNext/>
         <w:rPr/>
       </w:pPr>
       <w:bookmarkStart w:id="9" w:name="__RefHeading___Toc1888_1421710836"/>
@@ -8480,6 +9900,7 @@
     <w:p>
       <w:pPr>
         <w:pStyle w:val="CPFTableTitle"/>
+        <w:keepNext/>
         <w:rPr/>
       </w:pPr>
       <w:r>
@@ -8608,45 +10029,45 @@
               <w:rPr>
                 <w:rFonts w:ascii="Noto Sans KR" w:hAnsi="Noto Sans KR" w:cs="Noto Sans KR" w:eastAsia="Noto Sans KR"/>
                 <w:b/>
+                <w:color w:val="FFFFFF"/>
                 <w:sz w:val="19"/>
+              </w:rPr>
+              <w:t>하려는 일</w:t>
+            </w:r>
+          </w:p>
+        </w:tc>
+        <w:tc>
+          <w:tcPr>
+            <w:tcW w:w="1383421" w:type="dxa"/>
+            <w:tcBorders>
+              <w:top w:val="single" w:sz="8" w:space="0" w:color="D6DCE5"/>
+              <w:start w:val="single" w:sz="6" w:space="0" w:color="D6DCE5"/>
+              <w:bottom w:val="single" w:sz="6" w:space="0" w:color="D6DCE5"/>
+              <w:end w:val="single" w:sz="6" w:space="0" w:color="D6DCE5"/>
+            </w:tcBorders>
+            <w:shd w:fill="183B63" w:val="clear"/>
+            <w:vAlign w:val="center"/>
+            <w:tcMar>
+              <w:top w:w="80" w:type="dxa"/>
+              <w:start w:w="100" w:type="dxa"/>
+              <w:bottom w:w="80" w:type="dxa"/>
+              <w:end w:w="100" w:type="dxa"/>
+            </w:tcMar>
+          </w:tcPr>
+          <w:p>
+            <w:pPr>
+              <w:pStyle w:val="Normal"/>
+              <w:spacing w:lineRule="auto" w:line="269" w:before="0" w:after="70"/>
+              <w:ind w:start="0" w:end="0"/>
+              <w:jc w:val="center"/>
+              <w:rPr/>
+            </w:pPr>
+            <w:r>
+              <w:rPr>
+                <w:rFonts w:eastAsia="Noto Sans KR" w:cs="Noto Sans KR" w:ascii="Noto Sans KR" w:hAnsi="Noto Sans KR"/>
+                <w:b/>
                 <w:color w:val="FFFFFF"/>
-              </w:rPr>
-              <w:t>하려는 일</w:t>
-            </w:r>
-          </w:p>
-        </w:tc>
-        <w:tc>
-          <w:tcPr>
-            <w:tcW w:w="1383421" w:type="dxa"/>
-            <w:tcBorders>
-              <w:top w:val="single" w:sz="8" w:space="0" w:color="D6DCE5"/>
-              <w:start w:val="single" w:sz="6" w:space="0" w:color="D6DCE5"/>
-              <w:bottom w:val="single" w:sz="6" w:space="0" w:color="D6DCE5"/>
-              <w:end w:val="single" w:sz="6" w:space="0" w:color="D6DCE5"/>
-            </w:tcBorders>
-            <w:shd w:fill="183B63" w:val="clear"/>
-            <w:vAlign w:val="center"/>
-            <w:tcMar>
-              <w:top w:w="80" w:type="dxa"/>
-              <w:start w:w="100" w:type="dxa"/>
-              <w:bottom w:w="80" w:type="dxa"/>
-              <w:end w:w="100" w:type="dxa"/>
-            </w:tcMar>
-          </w:tcPr>
-          <w:p>
-            <w:pPr>
-              <w:pStyle w:val="Normal"/>
-              <w:spacing w:lineRule="auto" w:line="269" w:before="0" w:after="70"/>
-              <w:ind w:start="0" w:end="0"/>
-              <w:jc w:val="center"/>
-              <w:rPr/>
-            </w:pPr>
-            <w:r>
-              <w:rPr>
-                <w:rFonts w:eastAsia="Noto Sans KR" w:cs="Noto Sans KR" w:ascii="Noto Sans KR" w:hAnsi="Noto Sans KR"/>
-                <w:b/>
                 <w:sz w:val="19"/>
-                <w:color w:val="FFFFFF"/>
               </w:rPr>
               <w:t>Public API / Annotation</w:t>
             </w:r>
@@ -8682,8 +10103,8 @@
               <w:rPr>
                 <w:rFonts w:ascii="Noto Sans KR" w:hAnsi="Noto Sans KR" w:cs="Noto Sans KR" w:eastAsia="Noto Sans KR"/>
                 <w:b/>
+                <w:color w:val="FFFFFF"/>
                 <w:sz w:val="19"/>
-                <w:color w:val="FFFFFF"/>
               </w:rPr>
               <w:t>핵심 옵션</w:t>
             </w:r>
@@ -8719,8 +10140,8 @@
               <w:rPr>
                 <w:rFonts w:ascii="Noto Sans KR" w:hAnsi="Noto Sans KR" w:cs="Noto Sans KR" w:eastAsia="Noto Sans KR"/>
                 <w:b/>
+                <w:color w:val="FFFFFF"/>
                 <w:sz w:val="19"/>
-                <w:color w:val="FFFFFF"/>
               </w:rPr>
               <w:t>언제 선택</w:t>
             </w:r>
@@ -8756,17 +10177,17 @@
               <w:rPr>
                 <w:rFonts w:ascii="Noto Sans KR" w:hAnsi="Noto Sans KR" w:cs="Noto Sans KR" w:eastAsia="Noto Sans KR"/>
                 <w:b/>
+                <w:color w:val="FFFFFF"/>
                 <w:sz w:val="19"/>
+              </w:rPr>
+              <w:t>실패</w:t>
+            </w:r>
+            <w:r>
+              <w:rPr>
+                <w:rFonts w:eastAsia="Noto Sans KR" w:cs="Noto Sans KR" w:ascii="Noto Sans KR" w:hAnsi="Noto Sans KR"/>
+                <w:b/>
                 <w:color w:val="FFFFFF"/>
-              </w:rPr>
-              <w:t>실패</w:t>
-            </w:r>
-            <w:r>
-              <w:rPr>
-                <w:rFonts w:eastAsia="Noto Sans KR" w:cs="Noto Sans KR" w:ascii="Noto Sans KR" w:hAnsi="Noto Sans KR"/>
-                <w:b/>
                 <w:sz w:val="19"/>
-                <w:color w:val="FFFFFF"/>
               </w:rPr>
               <w:t>·</w:t>
             </w:r>
@@ -8774,8 +10195,8 @@
               <w:rPr>
                 <w:rFonts w:ascii="Noto Sans KR" w:hAnsi="Noto Sans KR" w:cs="Noto Sans KR" w:eastAsia="Noto Sans KR"/>
                 <w:b/>
+                <w:color w:val="FFFFFF"/>
                 <w:sz w:val="19"/>
-                <w:color w:val="FFFFFF"/>
               </w:rPr>
               <w:t>복구</w:t>
             </w:r>
@@ -9966,6 +11387,7 @@
     <w:p>
       <w:pPr>
         <w:pStyle w:val="Heading2"/>
+        <w:keepNext/>
         <w:rPr/>
       </w:pPr>
       <w:bookmarkStart w:id="10" w:name="__RefHeading___Toc1890_1421710836"/>
@@ -9980,6 +11402,7 @@
     <w:p>
       <w:pPr>
         <w:pStyle w:val="CPFTableTitle"/>
+        <w:keepNext/>
         <w:rPr/>
       </w:pPr>
       <w:r>
@@ -10099,8 +11522,8 @@
               <w:rPr>
                 <w:rFonts w:eastAsia="Noto Sans KR" w:cs="Noto Sans KR" w:ascii="Noto Sans KR" w:hAnsi="Noto Sans KR"/>
                 <w:b/>
+                <w:color w:val="FFFFFF"/>
                 <w:sz w:val="19"/>
-                <w:color w:val="FFFFFF"/>
               </w:rPr>
               <w:t>API</w:t>
             </w:r>
@@ -10136,8 +11559,8 @@
               <w:rPr>
                 <w:rFonts w:ascii="Noto Sans KR" w:hAnsi="Noto Sans KR" w:cs="Noto Sans KR" w:eastAsia="Noto Sans KR"/>
                 <w:b/>
+                <w:color w:val="FFFFFF"/>
                 <w:sz w:val="19"/>
-                <w:color w:val="FFFFFF"/>
               </w:rPr>
               <w:t>옵션</w:t>
             </w:r>
@@ -10173,17 +11596,17 @@
               <w:rPr>
                 <w:rFonts w:ascii="Noto Sans KR" w:hAnsi="Noto Sans KR" w:cs="Noto Sans KR" w:eastAsia="Noto Sans KR"/>
                 <w:b/>
+                <w:color w:val="FFFFFF"/>
                 <w:sz w:val="19"/>
+              </w:rPr>
+              <w:t>필수</w:t>
+            </w:r>
+            <w:r>
+              <w:rPr>
+                <w:rFonts w:eastAsia="Noto Sans KR" w:cs="Noto Sans KR" w:ascii="Noto Sans KR" w:hAnsi="Noto Sans KR"/>
+                <w:b/>
                 <w:color w:val="FFFFFF"/>
-              </w:rPr>
-              <w:t>필수</w:t>
-            </w:r>
-            <w:r>
-              <w:rPr>
-                <w:rFonts w:eastAsia="Noto Sans KR" w:cs="Noto Sans KR" w:ascii="Noto Sans KR" w:hAnsi="Noto Sans KR"/>
-                <w:b/>
                 <w:sz w:val="19"/>
-                <w:color w:val="FFFFFF"/>
               </w:rPr>
               <w:t>/</w:t>
             </w:r>
@@ -10191,8 +11614,8 @@
               <w:rPr>
                 <w:rFonts w:ascii="Noto Sans KR" w:hAnsi="Noto Sans KR" w:cs="Noto Sans KR" w:eastAsia="Noto Sans KR"/>
                 <w:b/>
+                <w:color w:val="FFFFFF"/>
                 <w:sz w:val="19"/>
-                <w:color w:val="FFFFFF"/>
               </w:rPr>
               <w:t>기본값</w:t>
             </w:r>
@@ -10228,8 +11651,8 @@
               <w:rPr>
                 <w:rFonts w:ascii="Noto Sans KR" w:hAnsi="Noto Sans KR" w:cs="Noto Sans KR" w:eastAsia="Noto Sans KR"/>
                 <w:b/>
+                <w:color w:val="FFFFFF"/>
                 <w:sz w:val="19"/>
-                <w:color w:val="FFFFFF"/>
               </w:rPr>
               <w:t>언제 변경</w:t>
             </w:r>
@@ -10265,8 +11688,8 @@
               <w:rPr>
                 <w:rFonts w:ascii="Noto Sans KR" w:hAnsi="Noto Sans KR" w:cs="Noto Sans KR" w:eastAsia="Noto Sans KR"/>
                 <w:b/>
+                <w:color w:val="FFFFFF"/>
                 <w:sz w:val="19"/>
-                <w:color w:val="FFFFFF"/>
               </w:rPr>
               <w:t>주의</w:t>
             </w:r>
@@ -11812,6 +13235,7 @@
     <w:p>
       <w:pPr>
         <w:pStyle w:val="Heading2"/>
+        <w:keepNext/>
         <w:rPr/>
       </w:pPr>
       <w:bookmarkStart w:id="11" w:name="__RefHeading___Toc1892_1421710836"/>
@@ -11826,6 +13250,7 @@
     <w:p>
       <w:pPr>
         <w:pStyle w:val="CPFTableTitle"/>
+        <w:keepNext/>
         <w:rPr/>
       </w:pPr>
       <w:r>
@@ -11944,8 +13369,8 @@
               <w:rPr>
                 <w:rFonts w:ascii="Noto Sans KR" w:hAnsi="Noto Sans KR" w:cs="Noto Sans KR" w:eastAsia="Noto Sans KR"/>
                 <w:b/>
+                <w:color w:val="FFFFFF"/>
                 <w:sz w:val="19"/>
-                <w:color w:val="FFFFFF"/>
               </w:rPr>
               <w:t>상황</w:t>
             </w:r>
@@ -11981,8 +13406,8 @@
               <w:rPr>
                 <w:rFonts w:ascii="Noto Sans KR" w:hAnsi="Noto Sans KR" w:cs="Noto Sans KR" w:eastAsia="Noto Sans KR"/>
                 <w:b/>
+                <w:color w:val="FFFFFF"/>
                 <w:sz w:val="19"/>
-                <w:color w:val="FFFFFF"/>
               </w:rPr>
               <w:t>권장 경계</w:t>
             </w:r>
@@ -12018,8 +13443,8 @@
               <w:rPr>
                 <w:rFonts w:ascii="Noto Sans KR" w:hAnsi="Noto Sans KR" w:cs="Noto Sans KR" w:eastAsia="Noto Sans KR"/>
                 <w:b/>
+                <w:color w:val="FFFFFF"/>
                 <w:sz w:val="19"/>
-                <w:color w:val="FFFFFF"/>
               </w:rPr>
               <w:t>실패 후 판단</w:t>
             </w:r>
@@ -12055,8 +13480,8 @@
               <w:rPr>
                 <w:rFonts w:ascii="Noto Sans KR" w:hAnsi="Noto Sans KR" w:cs="Noto Sans KR" w:eastAsia="Noto Sans KR"/>
                 <w:b/>
+                <w:color w:val="FFFFFF"/>
                 <w:sz w:val="19"/>
-                <w:color w:val="FFFFFF"/>
               </w:rPr>
               <w:t>개발자 핵심</w:t>
             </w:r>
@@ -13241,6 +14666,7 @@
     <w:p>
       <w:pPr>
         <w:pStyle w:val="Heading2"/>
+        <w:keepNext/>
       </w:pPr>
       <w:r>
         <w:t>실제 구현 순서</w:t>
@@ -13282,6 +14708,78 @@
       </w:pPr>
       <w:r>
         <w:t>정상·업무거절·기술실패·UNKNOWN을 각각 Test하고 재시도 후 중복 Side Effect가 없는지 검증합니다.</w:t>
+      </w:r>
+    </w:p>
+    <w:p>
+      <w:pPr>
+        <w:pStyle w:val="Heading2"/>
+        <w:keepNext/>
+      </w:pPr>
+      <w:r>
+        <w:t>조회 API의 read-only Transaction 경계</w:t>
+      </w:r>
+    </w:p>
+    <w:p>
+      <w:pPr/>
+      <w:r>
+        <w:t>단건·목록·Offset·Keyset 조회는 Controller가 Transaction을 직접 관리하지 않고 Service에서 read-only Local Transaction을 선언합니다. 실제 SQL 실행과 DB별 Persistence 구현은 Repository 내부에 둡니다.</w:t>
+      </w:r>
+    </w:p>
+    <w:p>
+      <w:pPr>
+        <w:pStyle w:val="CPFCode"/>
+        <w:keepLines/>
+      </w:pPr>
+      <w:r>
+        <w:t>@CpfTransactional(transactionManager="cpfDomainTransactionManager", readOnly=true)</w:t>
+        <w:br/>
+        <w:t>public SamplePage search(SampleSearchRequest request) {</w:t>
+        <w:br/>
+        <w:t xml:space="preserve">    int page=request.safePage(), size=request.safeSize();</w:t>
+        <w:br/>
+        <w:t xml:space="preserve">    List&lt;SampleItem&gt; items=repository.search(</w:t>
+        <w:br/>
+        <w:t xml:space="preserve">        request.keyword(), request.statusCode(), page, size,</w:t>
+        <w:br/>
+        <w:t xml:space="preserve">        "sample_item_id", "ASC");</w:t>
+        <w:br/>
+        <w:t xml:space="preserve">    long total=repository.count(request.keyword(), request.statusCode());</w:t>
+        <w:br/>
+        <w:t xml:space="preserve">    return new SamplePage(items, total, page, size);</w:t>
+        <w:br/>
+        <w:t>}</w:t>
+      </w:r>
+    </w:p>
+    <w:p>
+      <w:pPr>
+        <w:pStyle w:val="ListBullet"/>
+      </w:pPr>
+      <w:r>
+        <w:t>Controller는 page/size/cursor 같은 HTTP 입력을 검증 가능한 DTO로 넘기고 Response DTO만 반환합니다. Mapper·SQL·DB Vendor 분기를 Controller에 두지 않습니다.</w:t>
+      </w:r>
+    </w:p>
+    <w:p>
+      <w:pPr>
+        <w:pStyle w:val="ListBullet"/>
+      </w:pPr>
+      <w:r>
+        <w:t>`readOnly=true`는 조회 의도를 명확히 하는 Transaction 계약이며 쓰기 방지 보안 기능으로 오해하지 않습니다. 쓰기 API는 별도 Transaction 경계와 권한/업무 규칙을 사용합니다.</w:t>
+      </w:r>
+    </w:p>
+    <w:p>
+      <w:pPr>
+        <w:pStyle w:val="ListBullet"/>
+      </w:pPr>
+      <w:r>
+        <w:t>Page의 content/count를 동일한 시점으로 엄격히 봐야 하는 업무는 Isolation과 동시 변경 요구를 별도로 설계합니다. Keyset은 stable sort와 cursor를 사용해 다음 구간의 중복·누락을 검증합니다.</w:t>
+      </w:r>
+    </w:p>
+    <w:p>
+      <w:pPr>
+        <w:pStyle w:val="ListBullet"/>
+      </w:pPr>
+      <w:r>
+        <w:t>Repository는 자기 Domain Owner DB만 조회합니다. 다른 Domain 데이터가 필요하면 Repository에서 타 DB를 직접 조인하지 않고 공식 Domain/Public Contract로 호출합니다.</w:t>
       </w:r>
     </w:p>
     <w:p>
@@ -13369,6 +14867,7 @@
     <w:p>
       <w:pPr>
         <w:pStyle w:val="Heading2"/>
+        <w:keepNext/>
         <w:rPr/>
       </w:pPr>
       <w:bookmarkStart w:id="13" w:name="__RefHeading___Toc1896_1421710836"/>
@@ -13389,6 +14888,7 @@
     <w:p>
       <w:pPr>
         <w:pStyle w:val="CPFTableTitle"/>
+        <w:keepNext/>
         <w:rPr/>
       </w:pPr>
       <w:r>
@@ -13517,45 +15017,45 @@
               <w:rPr>
                 <w:rFonts w:ascii="Noto Sans KR" w:hAnsi="Noto Sans KR" w:cs="Noto Sans KR" w:eastAsia="Noto Sans KR"/>
                 <w:b/>
+                <w:color w:val="FFFFFF"/>
                 <w:sz w:val="19"/>
+              </w:rPr>
+              <w:t>하려는 일</w:t>
+            </w:r>
+          </w:p>
+        </w:tc>
+        <w:tc>
+          <w:tcPr>
+            <w:tcW w:w="1707282" w:type="dxa"/>
+            <w:tcBorders>
+              <w:top w:val="single" w:sz="8" w:space="0" w:color="D6DCE5"/>
+              <w:start w:val="single" w:sz="6" w:space="0" w:color="D6DCE5"/>
+              <w:bottom w:val="single" w:sz="6" w:space="0" w:color="D6DCE5"/>
+              <w:end w:val="single" w:sz="6" w:space="0" w:color="D6DCE5"/>
+            </w:tcBorders>
+            <w:shd w:fill="183B63" w:val="clear"/>
+            <w:vAlign w:val="center"/>
+            <w:tcMar>
+              <w:top w:w="80" w:type="dxa"/>
+              <w:start w:w="100" w:type="dxa"/>
+              <w:bottom w:w="80" w:type="dxa"/>
+              <w:end w:w="100" w:type="dxa"/>
+            </w:tcMar>
+          </w:tcPr>
+          <w:p>
+            <w:pPr>
+              <w:pStyle w:val="Normal"/>
+              <w:spacing w:lineRule="auto" w:line="269" w:before="0" w:after="70"/>
+              <w:ind w:start="0" w:end="0"/>
+              <w:jc w:val="center"/>
+              <w:rPr/>
+            </w:pPr>
+            <w:r>
+              <w:rPr>
+                <w:rFonts w:eastAsia="Noto Sans KR" w:cs="Noto Sans KR" w:ascii="Noto Sans KR" w:hAnsi="Noto Sans KR"/>
+                <w:b/>
                 <w:color w:val="FFFFFF"/>
-              </w:rPr>
-              <w:t>하려는 일</w:t>
-            </w:r>
-          </w:p>
-        </w:tc>
-        <w:tc>
-          <w:tcPr>
-            <w:tcW w:w="1707282" w:type="dxa"/>
-            <w:tcBorders>
-              <w:top w:val="single" w:sz="8" w:space="0" w:color="D6DCE5"/>
-              <w:start w:val="single" w:sz="6" w:space="0" w:color="D6DCE5"/>
-              <w:bottom w:val="single" w:sz="6" w:space="0" w:color="D6DCE5"/>
-              <w:end w:val="single" w:sz="6" w:space="0" w:color="D6DCE5"/>
-            </w:tcBorders>
-            <w:shd w:fill="183B63" w:val="clear"/>
-            <w:vAlign w:val="center"/>
-            <w:tcMar>
-              <w:top w:w="80" w:type="dxa"/>
-              <w:start w:w="100" w:type="dxa"/>
-              <w:bottom w:w="80" w:type="dxa"/>
-              <w:end w:w="100" w:type="dxa"/>
-            </w:tcMar>
-          </w:tcPr>
-          <w:p>
-            <w:pPr>
-              <w:pStyle w:val="Normal"/>
-              <w:spacing w:lineRule="auto" w:line="269" w:before="0" w:after="70"/>
-              <w:ind w:start="0" w:end="0"/>
-              <w:jc w:val="center"/>
-              <w:rPr/>
-            </w:pPr>
-            <w:r>
-              <w:rPr>
-                <w:rFonts w:eastAsia="Noto Sans KR" w:cs="Noto Sans KR" w:ascii="Noto Sans KR" w:hAnsi="Noto Sans KR"/>
-                <w:b/>
                 <w:sz w:val="19"/>
-                <w:color w:val="FFFFFF"/>
               </w:rPr>
               <w:t>Public API / Annotation</w:t>
             </w:r>
@@ -13591,8 +15091,8 @@
               <w:rPr>
                 <w:rFonts w:ascii="Noto Sans KR" w:hAnsi="Noto Sans KR" w:cs="Noto Sans KR" w:eastAsia="Noto Sans KR"/>
                 <w:b/>
+                <w:color w:val="FFFFFF"/>
                 <w:sz w:val="19"/>
-                <w:color w:val="FFFFFF"/>
               </w:rPr>
               <w:t>핵심 옵션</w:t>
             </w:r>
@@ -13628,8 +15128,8 @@
               <w:rPr>
                 <w:rFonts w:ascii="Noto Sans KR" w:hAnsi="Noto Sans KR" w:cs="Noto Sans KR" w:eastAsia="Noto Sans KR"/>
                 <w:b/>
+                <w:color w:val="FFFFFF"/>
                 <w:sz w:val="19"/>
-                <w:color w:val="FFFFFF"/>
               </w:rPr>
               <w:t>언제 선택</w:t>
             </w:r>
@@ -13665,17 +15165,17 @@
               <w:rPr>
                 <w:rFonts w:ascii="Noto Sans KR" w:hAnsi="Noto Sans KR" w:cs="Noto Sans KR" w:eastAsia="Noto Sans KR"/>
                 <w:b/>
+                <w:color w:val="FFFFFF"/>
                 <w:sz w:val="19"/>
+              </w:rPr>
+              <w:t>실패</w:t>
+            </w:r>
+            <w:r>
+              <w:rPr>
+                <w:rFonts w:eastAsia="Noto Sans KR" w:cs="Noto Sans KR" w:ascii="Noto Sans KR" w:hAnsi="Noto Sans KR"/>
+                <w:b/>
                 <w:color w:val="FFFFFF"/>
-              </w:rPr>
-              <w:t>실패</w:t>
-            </w:r>
-            <w:r>
-              <w:rPr>
-                <w:rFonts w:eastAsia="Noto Sans KR" w:cs="Noto Sans KR" w:ascii="Noto Sans KR" w:hAnsi="Noto Sans KR"/>
-                <w:b/>
                 <w:sz w:val="19"/>
-                <w:color w:val="FFFFFF"/>
               </w:rPr>
               <w:t>·</w:t>
             </w:r>
@@ -13683,8 +15183,8 @@
               <w:rPr>
                 <w:rFonts w:ascii="Noto Sans KR" w:hAnsi="Noto Sans KR" w:cs="Noto Sans KR" w:eastAsia="Noto Sans KR"/>
                 <w:b/>
+                <w:color w:val="FFFFFF"/>
                 <w:sz w:val="19"/>
-                <w:color w:val="FFFFFF"/>
               </w:rPr>
               <w:t>복구</w:t>
             </w:r>
@@ -14839,6 +16339,7 @@
     <w:p>
       <w:pPr>
         <w:pStyle w:val="Heading2"/>
+        <w:keepNext/>
         <w:rPr/>
       </w:pPr>
       <w:bookmarkStart w:id="14" w:name="__RefHeading___Toc1898_1421710836"/>
@@ -14853,6 +16354,7 @@
     <w:p>
       <w:pPr>
         <w:pStyle w:val="CPFTableTitle"/>
+        <w:keepNext/>
         <w:rPr/>
       </w:pPr>
       <w:r>
@@ -14972,8 +16474,8 @@
               <w:rPr>
                 <w:rFonts w:eastAsia="Noto Sans KR" w:cs="Noto Sans KR" w:ascii="Noto Sans KR" w:hAnsi="Noto Sans KR"/>
                 <w:b/>
+                <w:color w:val="FFFFFF"/>
                 <w:sz w:val="19"/>
-                <w:color w:val="FFFFFF"/>
               </w:rPr>
               <w:t>API</w:t>
             </w:r>
@@ -15009,8 +16511,8 @@
               <w:rPr>
                 <w:rFonts w:ascii="Noto Sans KR" w:hAnsi="Noto Sans KR" w:cs="Noto Sans KR" w:eastAsia="Noto Sans KR"/>
                 <w:b/>
+                <w:color w:val="FFFFFF"/>
                 <w:sz w:val="19"/>
-                <w:color w:val="FFFFFF"/>
               </w:rPr>
               <w:t>옵션</w:t>
             </w:r>
@@ -15046,17 +16548,17 @@
               <w:rPr>
                 <w:rFonts w:ascii="Noto Sans KR" w:hAnsi="Noto Sans KR" w:cs="Noto Sans KR" w:eastAsia="Noto Sans KR"/>
                 <w:b/>
+                <w:color w:val="FFFFFF"/>
                 <w:sz w:val="19"/>
+              </w:rPr>
+              <w:t>필수</w:t>
+            </w:r>
+            <w:r>
+              <w:rPr>
+                <w:rFonts w:eastAsia="Noto Sans KR" w:cs="Noto Sans KR" w:ascii="Noto Sans KR" w:hAnsi="Noto Sans KR"/>
+                <w:b/>
                 <w:color w:val="FFFFFF"/>
-              </w:rPr>
-              <w:t>필수</w:t>
-            </w:r>
-            <w:r>
-              <w:rPr>
-                <w:rFonts w:eastAsia="Noto Sans KR" w:cs="Noto Sans KR" w:ascii="Noto Sans KR" w:hAnsi="Noto Sans KR"/>
-                <w:b/>
                 <w:sz w:val="19"/>
-                <w:color w:val="FFFFFF"/>
               </w:rPr>
               <w:t>/</w:t>
             </w:r>
@@ -15064,8 +16566,8 @@
               <w:rPr>
                 <w:rFonts w:ascii="Noto Sans KR" w:hAnsi="Noto Sans KR" w:cs="Noto Sans KR" w:eastAsia="Noto Sans KR"/>
                 <w:b/>
+                <w:color w:val="FFFFFF"/>
                 <w:sz w:val="19"/>
-                <w:color w:val="FFFFFF"/>
               </w:rPr>
               <w:t>기본값</w:t>
             </w:r>
@@ -15101,8 +16603,8 @@
               <w:rPr>
                 <w:rFonts w:ascii="Noto Sans KR" w:hAnsi="Noto Sans KR" w:cs="Noto Sans KR" w:eastAsia="Noto Sans KR"/>
                 <w:b/>
+                <w:color w:val="FFFFFF"/>
                 <w:sz w:val="19"/>
-                <w:color w:val="FFFFFF"/>
               </w:rPr>
               <w:t>언제 변경</w:t>
             </w:r>
@@ -15138,8 +16640,8 @@
               <w:rPr>
                 <w:rFonts w:ascii="Noto Sans KR" w:hAnsi="Noto Sans KR" w:cs="Noto Sans KR" w:eastAsia="Noto Sans KR"/>
                 <w:b/>
+                <w:color w:val="FFFFFF"/>
                 <w:sz w:val="19"/>
-                <w:color w:val="FFFFFF"/>
               </w:rPr>
               <w:t>주의</w:t>
             </w:r>
@@ -16294,6 +17796,7 @@
     <w:p>
       <w:pPr>
         <w:pStyle w:val="Heading2"/>
+        <w:keepNext/>
         <w:rPr/>
       </w:pPr>
       <w:bookmarkStart w:id="15" w:name="__RefHeading___Toc1900_1421710836"/>
@@ -16308,6 +17811,7 @@
     <w:p>
       <w:pPr>
         <w:pStyle w:val="CPFTableTitle"/>
+        <w:keepNext/>
         <w:rPr/>
       </w:pPr>
       <w:r>
@@ -16426,8 +17930,8 @@
               <w:rPr>
                 <w:rFonts w:ascii="Noto Sans KR" w:hAnsi="Noto Sans KR" w:cs="Noto Sans KR" w:eastAsia="Noto Sans KR"/>
                 <w:b/>
+                <w:color w:val="FFFFFF"/>
                 <w:sz w:val="19"/>
-                <w:color w:val="FFFFFF"/>
               </w:rPr>
               <w:t>상황</w:t>
             </w:r>
@@ -16463,21 +17967,58 @@
               <w:rPr>
                 <w:rFonts w:ascii="Noto Sans KR" w:hAnsi="Noto Sans KR" w:cs="Noto Sans KR" w:eastAsia="Noto Sans KR"/>
                 <w:b/>
+                <w:color w:val="FFFFFF"/>
                 <w:sz w:val="19"/>
+              </w:rPr>
+              <w:t>경로</w:t>
+            </w:r>
+          </w:p>
+        </w:tc>
+        <w:tc>
+          <w:tcPr>
+            <w:tcW w:w="2147001" w:type="dxa"/>
+            <w:tcBorders>
+              <w:top w:val="single" w:sz="8" w:space="0" w:color="D6DCE5"/>
+              <w:start w:val="single" w:sz="6" w:space="0" w:color="D6DCE5"/>
+              <w:bottom w:val="single" w:sz="6" w:space="0" w:color="D6DCE5"/>
+              <w:end w:val="single" w:sz="6" w:space="0" w:color="D6DCE5"/>
+            </w:tcBorders>
+            <w:shd w:fill="183B63" w:val="clear"/>
+            <w:vAlign w:val="center"/>
+            <w:tcMar>
+              <w:top w:w="80" w:type="dxa"/>
+              <w:start w:w="100" w:type="dxa"/>
+              <w:bottom w:w="80" w:type="dxa"/>
+              <w:end w:w="100" w:type="dxa"/>
+            </w:tcMar>
+          </w:tcPr>
+          <w:p>
+            <w:pPr>
+              <w:pStyle w:val="Normal"/>
+              <w:spacing w:lineRule="auto" w:line="269" w:before="0" w:after="70"/>
+              <w:ind w:start="0" w:end="0"/>
+              <w:jc w:val="center"/>
+              <w:rPr/>
+            </w:pPr>
+            <w:r>
+              <w:rPr>
+                <w:rFonts w:eastAsia="Noto Sans KR" w:cs="Noto Sans KR" w:ascii="Noto Sans KR" w:hAnsi="Noto Sans KR"/>
+                <w:b/>
                 <w:color w:val="FFFFFF"/>
-              </w:rPr>
-              <w:t>경로</w:t>
-            </w:r>
-          </w:p>
-        </w:tc>
-        <w:tc>
-          <w:tcPr>
-            <w:tcW w:w="2147001" w:type="dxa"/>
+                <w:sz w:val="19"/>
+              </w:rPr>
+              <w:t>Gateway</w:t>
+            </w:r>
+          </w:p>
+        </w:tc>
+        <w:tc>
+          <w:tcPr>
+            <w:tcW w:w="2386044" w:type="dxa"/>
             <w:tcBorders>
               <w:top w:val="single" w:sz="8" w:space="0" w:color="D6DCE5"/>
               <w:start w:val="single" w:sz="6" w:space="0" w:color="D6DCE5"/>
               <w:bottom w:val="single" w:sz="6" w:space="0" w:color="D6DCE5"/>
-              <w:end w:val="single" w:sz="6" w:space="0" w:color="D6DCE5"/>
+              <w:end w:val="single" w:sz="8" w:space="0" w:color="D6DCE5"/>
             </w:tcBorders>
             <w:shd w:fill="183B63" w:val="clear"/>
             <w:vAlign w:val="center"/>
@@ -16500,45 +18041,8 @@
               <w:rPr>
                 <w:rFonts w:eastAsia="Noto Sans KR" w:cs="Noto Sans KR" w:ascii="Noto Sans KR" w:hAnsi="Noto Sans KR"/>
                 <w:b/>
+                <w:color w:val="FFFFFF"/>
                 <w:sz w:val="19"/>
-                <w:color w:val="FFFFFF"/>
-              </w:rPr>
-              <w:t>Gateway</w:t>
-            </w:r>
-          </w:p>
-        </w:tc>
-        <w:tc>
-          <w:tcPr>
-            <w:tcW w:w="2386044" w:type="dxa"/>
-            <w:tcBorders>
-              <w:top w:val="single" w:sz="8" w:space="0" w:color="D6DCE5"/>
-              <w:start w:val="single" w:sz="6" w:space="0" w:color="D6DCE5"/>
-              <w:bottom w:val="single" w:sz="6" w:space="0" w:color="D6DCE5"/>
-              <w:end w:val="single" w:sz="8" w:space="0" w:color="D6DCE5"/>
-            </w:tcBorders>
-            <w:shd w:fill="183B63" w:val="clear"/>
-            <w:vAlign w:val="center"/>
-            <w:tcMar>
-              <w:top w:w="80" w:type="dxa"/>
-              <w:start w:w="100" w:type="dxa"/>
-              <w:bottom w:w="80" w:type="dxa"/>
-              <w:end w:w="100" w:type="dxa"/>
-            </w:tcMar>
-          </w:tcPr>
-          <w:p>
-            <w:pPr>
-              <w:pStyle w:val="Normal"/>
-              <w:spacing w:lineRule="auto" w:line="269" w:before="0" w:after="70"/>
-              <w:ind w:start="0" w:end="0"/>
-              <w:jc w:val="center"/>
-              <w:rPr/>
-            </w:pPr>
-            <w:r>
-              <w:rPr>
-                <w:rFonts w:eastAsia="Noto Sans KR" w:cs="Noto Sans KR" w:ascii="Noto Sans KR" w:hAnsi="Noto Sans KR"/>
-                <w:b/>
-                <w:sz w:val="19"/>
-                <w:color w:val="FFFFFF"/>
               </w:rPr>
               <w:t>Context</w:t>
             </w:r>
@@ -17217,6 +18721,7 @@
     <w:p>
       <w:pPr>
         <w:pStyle w:val="Heading2"/>
+        <w:keepNext/>
         <w:rPr/>
       </w:pPr>
       <w:bookmarkStart w:id="16" w:name="__RefHeading___Toc1902_1421710836"/>
@@ -17231,6 +18736,7 @@
     <w:p>
       <w:pPr>
         <w:pStyle w:val="CPFTableTitle"/>
+        <w:keepNext/>
         <w:rPr/>
       </w:pPr>
       <w:r>
@@ -17348,8 +18854,8 @@
               <w:rPr>
                 <w:rFonts w:eastAsia="Noto Sans KR" w:cs="Noto Sans KR" w:ascii="Noto Sans KR" w:hAnsi="Noto Sans KR"/>
                 <w:b/>
+                <w:color w:val="FFFFFF"/>
                 <w:sz w:val="19"/>
-                <w:color w:val="FFFFFF"/>
               </w:rPr>
               <w:t>Header</w:t>
             </w:r>
@@ -17385,8 +18891,8 @@
               <w:rPr>
                 <w:rFonts w:ascii="Noto Sans KR" w:hAnsi="Noto Sans KR" w:cs="Noto Sans KR" w:eastAsia="Noto Sans KR"/>
                 <w:b/>
+                <w:color w:val="FFFFFF"/>
                 <w:sz w:val="19"/>
-                <w:color w:val="FFFFFF"/>
               </w:rPr>
               <w:t>의미</w:t>
             </w:r>
@@ -17422,17 +18928,17 @@
               <w:rPr>
                 <w:rFonts w:ascii="Noto Sans KR" w:hAnsi="Noto Sans KR" w:cs="Noto Sans KR" w:eastAsia="Noto Sans KR"/>
                 <w:b/>
+                <w:color w:val="FFFFFF"/>
                 <w:sz w:val="19"/>
+              </w:rPr>
+              <w:t>불변</w:t>
+            </w:r>
+            <w:r>
+              <w:rPr>
+                <w:rFonts w:eastAsia="Noto Sans KR" w:cs="Noto Sans KR" w:ascii="Noto Sans KR" w:hAnsi="Noto Sans KR"/>
+                <w:b/>
                 <w:color w:val="FFFFFF"/>
-              </w:rPr>
-              <w:t>불변</w:t>
-            </w:r>
-            <w:r>
-              <w:rPr>
-                <w:rFonts w:eastAsia="Noto Sans KR" w:cs="Noto Sans KR" w:ascii="Noto Sans KR" w:hAnsi="Noto Sans KR"/>
-                <w:b/>
                 <w:sz w:val="19"/>
-                <w:color w:val="FFFFFF"/>
               </w:rPr>
               <w:t>/</w:t>
             </w:r>
@@ -17440,8 +18946,8 @@
               <w:rPr>
                 <w:rFonts w:ascii="Noto Sans KR" w:hAnsi="Noto Sans KR" w:cs="Noto Sans KR" w:eastAsia="Noto Sans KR"/>
                 <w:b/>
+                <w:color w:val="FFFFFF"/>
                 <w:sz w:val="19"/>
-                <w:color w:val="FFFFFF"/>
               </w:rPr>
               <w:t>변경</w:t>
             </w:r>
@@ -18216,6 +19722,7 @@
     <w:p>
       <w:pPr>
         <w:pStyle w:val="Heading2"/>
+        <w:keepNext/>
         <w:pageBreakBefore/>
       </w:pPr>
       <w:r>
@@ -18328,6 +19835,7 @@
     <w:p>
       <w:pPr>
         <w:pStyle w:val="Heading2"/>
+        <w:keepNext/>
         <w:rPr/>
       </w:pPr>
       <w:bookmarkStart w:id="18" w:name="__RefHeading___Toc1906_1421710836"/>
@@ -18342,6 +19850,7 @@
     <w:p>
       <w:pPr>
         <w:pStyle w:val="CPFTableTitle"/>
+        <w:keepNext/>
         <w:rPr/>
       </w:pPr>
       <w:r>
@@ -18461,8 +19970,8 @@
               <w:rPr>
                 <w:rFonts w:ascii="Noto Sans KR" w:hAnsi="Noto Sans KR" w:cs="Noto Sans KR" w:eastAsia="Noto Sans KR"/>
                 <w:b/>
+                <w:color w:val="FFFFFF"/>
                 <w:sz w:val="19"/>
-                <w:color w:val="FFFFFF"/>
               </w:rPr>
               <w:t>상황</w:t>
             </w:r>
@@ -18498,8 +20007,8 @@
               <w:rPr>
                 <w:rFonts w:ascii="Noto Sans KR" w:hAnsi="Noto Sans KR" w:cs="Noto Sans KR" w:eastAsia="Noto Sans KR"/>
                 <w:b/>
+                <w:color w:val="FFFFFF"/>
                 <w:sz w:val="19"/>
-                <w:color w:val="FFFFFF"/>
               </w:rPr>
               <w:t>표준 표현</w:t>
             </w:r>
@@ -18535,8 +20044,8 @@
               <w:rPr>
                 <w:rFonts w:ascii="Noto Sans KR" w:hAnsi="Noto Sans KR" w:cs="Noto Sans KR" w:eastAsia="Noto Sans KR"/>
                 <w:b/>
+                <w:color w:val="FFFFFF"/>
                 <w:sz w:val="19"/>
-                <w:color w:val="FFFFFF"/>
               </w:rPr>
               <w:t>재시도</w:t>
             </w:r>
@@ -18572,8 +20081,8 @@
               <w:rPr>
                 <w:rFonts w:ascii="Noto Sans KR" w:hAnsi="Noto Sans KR" w:cs="Noto Sans KR" w:eastAsia="Noto Sans KR"/>
                 <w:b/>
+                <w:color w:val="FFFFFF"/>
                 <w:sz w:val="19"/>
-                <w:color w:val="FFFFFF"/>
               </w:rPr>
               <w:t>개발자 조치</w:t>
             </w:r>
@@ -18609,8 +20118,8 @@
               <w:rPr>
                 <w:rFonts w:ascii="Noto Sans KR" w:hAnsi="Noto Sans KR" w:cs="Noto Sans KR" w:eastAsia="Noto Sans KR"/>
                 <w:b/>
+                <w:color w:val="FFFFFF"/>
                 <w:sz w:val="19"/>
-                <w:color w:val="FFFFFF"/>
               </w:rPr>
               <w:t>운영 추적</w:t>
             </w:r>
@@ -20075,6 +21584,7 @@
     <w:p>
       <w:pPr>
         <w:pStyle w:val="Heading2"/>
+        <w:keepNext/>
         <w:rPr/>
       </w:pPr>
       <w:bookmarkStart w:id="19" w:name="__RefHeading___Toc1908_1421710836"/>
@@ -20095,6 +21605,7 @@
     <w:p>
       <w:pPr>
         <w:pStyle w:val="CPFTableTitle"/>
+        <w:keepNext/>
         <w:rPr/>
       </w:pPr>
       <w:r>
@@ -20223,45 +21734,45 @@
               <w:rPr>
                 <w:rFonts w:ascii="Noto Sans KR" w:hAnsi="Noto Sans KR" w:cs="Noto Sans KR" w:eastAsia="Noto Sans KR"/>
                 <w:b/>
+                <w:color w:val="FFFFFF"/>
                 <w:sz w:val="19"/>
+              </w:rPr>
+              <w:t>하려는 일</w:t>
+            </w:r>
+          </w:p>
+        </w:tc>
+        <w:tc>
+          <w:tcPr>
+            <w:tcW w:w="1677002" w:type="dxa"/>
+            <w:tcBorders>
+              <w:top w:val="single" w:sz="8" w:space="0" w:color="D6DCE5"/>
+              <w:start w:val="single" w:sz="6" w:space="0" w:color="D6DCE5"/>
+              <w:bottom w:val="single" w:sz="6" w:space="0" w:color="D6DCE5"/>
+              <w:end w:val="single" w:sz="6" w:space="0" w:color="D6DCE5"/>
+            </w:tcBorders>
+            <w:shd w:fill="183B63" w:val="clear"/>
+            <w:vAlign w:val="center"/>
+            <w:tcMar>
+              <w:top w:w="80" w:type="dxa"/>
+              <w:start w:w="100" w:type="dxa"/>
+              <w:bottom w:w="80" w:type="dxa"/>
+              <w:end w:w="100" w:type="dxa"/>
+            </w:tcMar>
+          </w:tcPr>
+          <w:p>
+            <w:pPr>
+              <w:pStyle w:val="Normal"/>
+              <w:spacing w:lineRule="auto" w:line="269" w:before="0" w:after="70"/>
+              <w:ind w:start="0" w:end="0"/>
+              <w:jc w:val="center"/>
+              <w:rPr/>
+            </w:pPr>
+            <w:r>
+              <w:rPr>
+                <w:rFonts w:eastAsia="Noto Sans KR" w:cs="Noto Sans KR" w:ascii="Noto Sans KR" w:hAnsi="Noto Sans KR"/>
+                <w:b/>
                 <w:color w:val="FFFFFF"/>
-              </w:rPr>
-              <w:t>하려는 일</w:t>
-            </w:r>
-          </w:p>
-        </w:tc>
-        <w:tc>
-          <w:tcPr>
-            <w:tcW w:w="1677002" w:type="dxa"/>
-            <w:tcBorders>
-              <w:top w:val="single" w:sz="8" w:space="0" w:color="D6DCE5"/>
-              <w:start w:val="single" w:sz="6" w:space="0" w:color="D6DCE5"/>
-              <w:bottom w:val="single" w:sz="6" w:space="0" w:color="D6DCE5"/>
-              <w:end w:val="single" w:sz="6" w:space="0" w:color="D6DCE5"/>
-            </w:tcBorders>
-            <w:shd w:fill="183B63" w:val="clear"/>
-            <w:vAlign w:val="center"/>
-            <w:tcMar>
-              <w:top w:w="80" w:type="dxa"/>
-              <w:start w:w="100" w:type="dxa"/>
-              <w:bottom w:w="80" w:type="dxa"/>
-              <w:end w:w="100" w:type="dxa"/>
-            </w:tcMar>
-          </w:tcPr>
-          <w:p>
-            <w:pPr>
-              <w:pStyle w:val="Normal"/>
-              <w:spacing w:lineRule="auto" w:line="269" w:before="0" w:after="70"/>
-              <w:ind w:start="0" w:end="0"/>
-              <w:jc w:val="center"/>
-              <w:rPr/>
-            </w:pPr>
-            <w:r>
-              <w:rPr>
-                <w:rFonts w:eastAsia="Noto Sans KR" w:cs="Noto Sans KR" w:ascii="Noto Sans KR" w:hAnsi="Noto Sans KR"/>
-                <w:b/>
                 <w:sz w:val="19"/>
-                <w:color w:val="FFFFFF"/>
               </w:rPr>
               <w:t>Public API / Annotation</w:t>
             </w:r>
@@ -20297,8 +21808,8 @@
               <w:rPr>
                 <w:rFonts w:ascii="Noto Sans KR" w:hAnsi="Noto Sans KR" w:cs="Noto Sans KR" w:eastAsia="Noto Sans KR"/>
                 <w:b/>
+                <w:color w:val="FFFFFF"/>
                 <w:sz w:val="19"/>
-                <w:color w:val="FFFFFF"/>
               </w:rPr>
               <w:t>핵심 옵션</w:t>
             </w:r>
@@ -20334,8 +21845,8 @@
               <w:rPr>
                 <w:rFonts w:ascii="Noto Sans KR" w:hAnsi="Noto Sans KR" w:cs="Noto Sans KR" w:eastAsia="Noto Sans KR"/>
                 <w:b/>
+                <w:color w:val="FFFFFF"/>
                 <w:sz w:val="19"/>
-                <w:color w:val="FFFFFF"/>
               </w:rPr>
               <w:t>언제 선택</w:t>
             </w:r>
@@ -20371,17 +21882,17 @@
               <w:rPr>
                 <w:rFonts w:ascii="Noto Sans KR" w:hAnsi="Noto Sans KR" w:cs="Noto Sans KR" w:eastAsia="Noto Sans KR"/>
                 <w:b/>
+                <w:color w:val="FFFFFF"/>
                 <w:sz w:val="19"/>
+              </w:rPr>
+              <w:t>실패</w:t>
+            </w:r>
+            <w:r>
+              <w:rPr>
+                <w:rFonts w:eastAsia="Noto Sans KR" w:cs="Noto Sans KR" w:ascii="Noto Sans KR" w:hAnsi="Noto Sans KR"/>
+                <w:b/>
                 <w:color w:val="FFFFFF"/>
-              </w:rPr>
-              <w:t>실패</w:t>
-            </w:r>
-            <w:r>
-              <w:rPr>
-                <w:rFonts w:eastAsia="Noto Sans KR" w:cs="Noto Sans KR" w:ascii="Noto Sans KR" w:hAnsi="Noto Sans KR"/>
-                <w:b/>
                 <w:sz w:val="19"/>
-                <w:color w:val="FFFFFF"/>
               </w:rPr>
               <w:t>·</w:t>
             </w:r>
@@ -20389,8 +21900,8 @@
               <w:rPr>
                 <w:rFonts w:ascii="Noto Sans KR" w:hAnsi="Noto Sans KR" w:cs="Noto Sans KR" w:eastAsia="Noto Sans KR"/>
                 <w:b/>
+                <w:color w:val="FFFFFF"/>
                 <w:sz w:val="19"/>
-                <w:color w:val="FFFFFF"/>
               </w:rPr>
               <w:t>복구</w:t>
             </w:r>
@@ -20855,6 +22366,7 @@
     <w:p>
       <w:pPr>
         <w:pStyle w:val="Heading2"/>
+        <w:keepNext/>
         <w:rPr/>
       </w:pPr>
       <w:bookmarkStart w:id="20" w:name="__RefHeading___Toc1910_1421710836"/>
@@ -21097,6 +22609,7 @@
     <w:p>
       <w:pPr>
         <w:pStyle w:val="Heading2"/>
+        <w:keepNext/>
         <w:rPr/>
       </w:pPr>
       <w:bookmarkStart w:id="22" w:name="__RefHeading___Toc1914_1421710836"/>
@@ -21117,6 +22630,7 @@
     <w:p>
       <w:pPr>
         <w:pStyle w:val="CPFTableTitle"/>
+        <w:keepNext/>
         <w:rPr/>
       </w:pPr>
       <w:r>
@@ -21245,45 +22759,45 @@
               <w:rPr>
                 <w:rFonts w:ascii="Noto Sans KR" w:hAnsi="Noto Sans KR" w:cs="Noto Sans KR" w:eastAsia="Noto Sans KR"/>
                 <w:b/>
+                <w:color w:val="FFFFFF"/>
                 <w:sz w:val="19"/>
+              </w:rPr>
+              <w:t>하려는 일</w:t>
+            </w:r>
+          </w:p>
+        </w:tc>
+        <w:tc>
+          <w:tcPr>
+            <w:tcW w:w="2661672" w:type="dxa"/>
+            <w:tcBorders>
+              <w:top w:val="single" w:sz="8" w:space="0" w:color="D6DCE5"/>
+              <w:start w:val="single" w:sz="6" w:space="0" w:color="D6DCE5"/>
+              <w:bottom w:val="single" w:sz="6" w:space="0" w:color="D6DCE5"/>
+              <w:end w:val="single" w:sz="6" w:space="0" w:color="D6DCE5"/>
+            </w:tcBorders>
+            <w:shd w:fill="183B63" w:val="clear"/>
+            <w:vAlign w:val="center"/>
+            <w:tcMar>
+              <w:top w:w="80" w:type="dxa"/>
+              <w:start w:w="100" w:type="dxa"/>
+              <w:bottom w:w="80" w:type="dxa"/>
+              <w:end w:w="100" w:type="dxa"/>
+            </w:tcMar>
+          </w:tcPr>
+          <w:p>
+            <w:pPr>
+              <w:pStyle w:val="Normal"/>
+              <w:spacing w:lineRule="auto" w:line="269" w:before="0" w:after="70"/>
+              <w:ind w:start="0" w:end="0"/>
+              <w:jc w:val="center"/>
+              <w:rPr/>
+            </w:pPr>
+            <w:r>
+              <w:rPr>
+                <w:rFonts w:eastAsia="Noto Sans KR" w:cs="Noto Sans KR" w:ascii="Noto Sans KR" w:hAnsi="Noto Sans KR"/>
+                <w:b/>
                 <w:color w:val="FFFFFF"/>
-              </w:rPr>
-              <w:t>하려는 일</w:t>
-            </w:r>
-          </w:p>
-        </w:tc>
-        <w:tc>
-          <w:tcPr>
-            <w:tcW w:w="2661672" w:type="dxa"/>
-            <w:tcBorders>
-              <w:top w:val="single" w:sz="8" w:space="0" w:color="D6DCE5"/>
-              <w:start w:val="single" w:sz="6" w:space="0" w:color="D6DCE5"/>
-              <w:bottom w:val="single" w:sz="6" w:space="0" w:color="D6DCE5"/>
-              <w:end w:val="single" w:sz="6" w:space="0" w:color="D6DCE5"/>
-            </w:tcBorders>
-            <w:shd w:fill="183B63" w:val="clear"/>
-            <w:vAlign w:val="center"/>
-            <w:tcMar>
-              <w:top w:w="80" w:type="dxa"/>
-              <w:start w:w="100" w:type="dxa"/>
-              <w:bottom w:w="80" w:type="dxa"/>
-              <w:end w:w="100" w:type="dxa"/>
-            </w:tcMar>
-          </w:tcPr>
-          <w:p>
-            <w:pPr>
-              <w:pStyle w:val="Normal"/>
-              <w:spacing w:lineRule="auto" w:line="269" w:before="0" w:after="70"/>
-              <w:ind w:start="0" w:end="0"/>
-              <w:jc w:val="center"/>
-              <w:rPr/>
-            </w:pPr>
-            <w:r>
-              <w:rPr>
-                <w:rFonts w:eastAsia="Noto Sans KR" w:cs="Noto Sans KR" w:ascii="Noto Sans KR" w:hAnsi="Noto Sans KR"/>
-                <w:b/>
                 <w:sz w:val="19"/>
-                <w:color w:val="FFFFFF"/>
               </w:rPr>
               <w:t>Public API / Annotation</w:t>
             </w:r>
@@ -21319,8 +22833,8 @@
               <w:rPr>
                 <w:rFonts w:ascii="Noto Sans KR" w:hAnsi="Noto Sans KR" w:cs="Noto Sans KR" w:eastAsia="Noto Sans KR"/>
                 <w:b/>
+                <w:color w:val="FFFFFF"/>
                 <w:sz w:val="19"/>
-                <w:color w:val="FFFFFF"/>
               </w:rPr>
               <w:t>핵심 옵션</w:t>
             </w:r>
@@ -21356,8 +22870,8 @@
               <w:rPr>
                 <w:rFonts w:ascii="Noto Sans KR" w:hAnsi="Noto Sans KR" w:cs="Noto Sans KR" w:eastAsia="Noto Sans KR"/>
                 <w:b/>
+                <w:color w:val="FFFFFF"/>
                 <w:sz w:val="19"/>
-                <w:color w:val="FFFFFF"/>
               </w:rPr>
               <w:t>언제 선택</w:t>
             </w:r>
@@ -21393,17 +22907,17 @@
               <w:rPr>
                 <w:rFonts w:ascii="Noto Sans KR" w:hAnsi="Noto Sans KR" w:cs="Noto Sans KR" w:eastAsia="Noto Sans KR"/>
                 <w:b/>
+                <w:color w:val="FFFFFF"/>
                 <w:sz w:val="19"/>
+              </w:rPr>
+              <w:t>실패</w:t>
+            </w:r>
+            <w:r>
+              <w:rPr>
+                <w:rFonts w:eastAsia="Noto Sans KR" w:cs="Noto Sans KR" w:ascii="Noto Sans KR" w:hAnsi="Noto Sans KR"/>
+                <w:b/>
                 <w:color w:val="FFFFFF"/>
-              </w:rPr>
-              <w:t>실패</w:t>
-            </w:r>
-            <w:r>
-              <w:rPr>
-                <w:rFonts w:eastAsia="Noto Sans KR" w:cs="Noto Sans KR" w:ascii="Noto Sans KR" w:hAnsi="Noto Sans KR"/>
-                <w:b/>
                 <w:sz w:val="19"/>
-                <w:color w:val="FFFFFF"/>
               </w:rPr>
               <w:t>·</w:t>
             </w:r>
@@ -21411,8 +22925,8 @@
               <w:rPr>
                 <w:rFonts w:ascii="Noto Sans KR" w:hAnsi="Noto Sans KR" w:cs="Noto Sans KR" w:eastAsia="Noto Sans KR"/>
                 <w:b/>
+                <w:color w:val="FFFFFF"/>
                 <w:sz w:val="19"/>
-                <w:color w:val="FFFFFF"/>
               </w:rPr>
               <w:t>복구</w:t>
             </w:r>
@@ -22513,6 +24027,7 @@
     <w:p>
       <w:pPr>
         <w:pStyle w:val="Heading2"/>
+        <w:keepNext/>
         <w:rPr/>
       </w:pPr>
       <w:bookmarkStart w:id="23" w:name="__RefHeading___Toc1916_1421710836"/>
@@ -22527,6 +24042,7 @@
     <w:p>
       <w:pPr>
         <w:pStyle w:val="CPFTableTitle"/>
+        <w:keepNext/>
         <w:rPr/>
       </w:pPr>
       <w:r>
@@ -22646,8 +24162,8 @@
               <w:rPr>
                 <w:rFonts w:eastAsia="Noto Sans KR" w:cs="Noto Sans KR" w:ascii="Noto Sans KR" w:hAnsi="Noto Sans KR"/>
                 <w:b/>
+                <w:color w:val="FFFFFF"/>
                 <w:sz w:val="19"/>
-                <w:color w:val="FFFFFF"/>
               </w:rPr>
               <w:t>API</w:t>
             </w:r>
@@ -22683,8 +24199,8 @@
               <w:rPr>
                 <w:rFonts w:ascii="Noto Sans KR" w:hAnsi="Noto Sans KR" w:cs="Noto Sans KR" w:eastAsia="Noto Sans KR"/>
                 <w:b/>
+                <w:color w:val="FFFFFF"/>
                 <w:sz w:val="19"/>
-                <w:color w:val="FFFFFF"/>
               </w:rPr>
               <w:t>옵션</w:t>
             </w:r>
@@ -22720,17 +24236,17 @@
               <w:rPr>
                 <w:rFonts w:ascii="Noto Sans KR" w:hAnsi="Noto Sans KR" w:cs="Noto Sans KR" w:eastAsia="Noto Sans KR"/>
                 <w:b/>
+                <w:color w:val="FFFFFF"/>
                 <w:sz w:val="19"/>
+              </w:rPr>
+              <w:t>필수</w:t>
+            </w:r>
+            <w:r>
+              <w:rPr>
+                <w:rFonts w:eastAsia="Noto Sans KR" w:cs="Noto Sans KR" w:ascii="Noto Sans KR" w:hAnsi="Noto Sans KR"/>
+                <w:b/>
                 <w:color w:val="FFFFFF"/>
-              </w:rPr>
-              <w:t>필수</w:t>
-            </w:r>
-            <w:r>
-              <w:rPr>
-                <w:rFonts w:eastAsia="Noto Sans KR" w:cs="Noto Sans KR" w:ascii="Noto Sans KR" w:hAnsi="Noto Sans KR"/>
-                <w:b/>
                 <w:sz w:val="19"/>
-                <w:color w:val="FFFFFF"/>
               </w:rPr>
               <w:t>/</w:t>
             </w:r>
@@ -22738,8 +24254,8 @@
               <w:rPr>
                 <w:rFonts w:ascii="Noto Sans KR" w:hAnsi="Noto Sans KR" w:cs="Noto Sans KR" w:eastAsia="Noto Sans KR"/>
                 <w:b/>
+                <w:color w:val="FFFFFF"/>
                 <w:sz w:val="19"/>
-                <w:color w:val="FFFFFF"/>
               </w:rPr>
               <w:t>기본값</w:t>
             </w:r>
@@ -22775,8 +24291,8 @@
               <w:rPr>
                 <w:rFonts w:ascii="Noto Sans KR" w:hAnsi="Noto Sans KR" w:cs="Noto Sans KR" w:eastAsia="Noto Sans KR"/>
                 <w:b/>
+                <w:color w:val="FFFFFF"/>
                 <w:sz w:val="19"/>
-                <w:color w:val="FFFFFF"/>
               </w:rPr>
               <w:t>언제 변경</w:t>
             </w:r>
@@ -22812,8 +24328,8 @@
               <w:rPr>
                 <w:rFonts w:ascii="Noto Sans KR" w:hAnsi="Noto Sans KR" w:cs="Noto Sans KR" w:eastAsia="Noto Sans KR"/>
                 <w:b/>
+                <w:color w:val="FFFFFF"/>
                 <w:sz w:val="19"/>
-                <w:color w:val="FFFFFF"/>
               </w:rPr>
               <w:t>주의</w:t>
             </w:r>
@@ -24394,6 +25910,7 @@
     <w:p>
       <w:pPr>
         <w:pStyle w:val="Heading2"/>
+        <w:keepNext/>
       </w:pPr>
       <w:r>
         <w:t>실제 적용 순서</w:t>
@@ -24519,6 +26036,7 @@
     <w:p>
       <w:pPr>
         <w:pStyle w:val="Heading2"/>
+        <w:keepNext/>
         <w:rPr/>
       </w:pPr>
       <w:bookmarkStart w:id="25" w:name="__RefHeading___Toc1920_1421710836"/>
@@ -24539,6 +26057,7 @@
     <w:p>
       <w:pPr>
         <w:pStyle w:val="CPFTableTitle"/>
+        <w:keepNext/>
         <w:rPr/>
       </w:pPr>
       <w:r>
@@ -24667,45 +26186,45 @@
               <w:rPr>
                 <w:rFonts w:ascii="Noto Sans KR" w:hAnsi="Noto Sans KR" w:cs="Noto Sans KR" w:eastAsia="Noto Sans KR"/>
                 <w:b/>
+                <w:color w:val="FFFFFF"/>
                 <w:sz w:val="19"/>
+              </w:rPr>
+              <w:t>하려는 일</w:t>
+            </w:r>
+          </w:p>
+        </w:tc>
+        <w:tc>
+          <w:tcPr>
+            <w:tcW w:w="1643686" w:type="dxa"/>
+            <w:tcBorders>
+              <w:top w:val="single" w:sz="8" w:space="0" w:color="D6DCE5"/>
+              <w:start w:val="single" w:sz="6" w:space="0" w:color="D6DCE5"/>
+              <w:bottom w:val="single" w:sz="6" w:space="0" w:color="D6DCE5"/>
+              <w:end w:val="single" w:sz="6" w:space="0" w:color="D6DCE5"/>
+            </w:tcBorders>
+            <w:shd w:fill="183B63" w:val="clear"/>
+            <w:vAlign w:val="center"/>
+            <w:tcMar>
+              <w:top w:w="80" w:type="dxa"/>
+              <w:start w:w="100" w:type="dxa"/>
+              <w:bottom w:w="80" w:type="dxa"/>
+              <w:end w:w="100" w:type="dxa"/>
+            </w:tcMar>
+          </w:tcPr>
+          <w:p>
+            <w:pPr>
+              <w:pStyle w:val="Normal"/>
+              <w:spacing w:lineRule="auto" w:line="269" w:before="0" w:after="70"/>
+              <w:ind w:start="0" w:end="0"/>
+              <w:jc w:val="center"/>
+              <w:rPr/>
+            </w:pPr>
+            <w:r>
+              <w:rPr>
+                <w:rFonts w:eastAsia="Noto Sans KR" w:cs="Noto Sans KR" w:ascii="Noto Sans KR" w:hAnsi="Noto Sans KR"/>
+                <w:b/>
                 <w:color w:val="FFFFFF"/>
-              </w:rPr>
-              <w:t>하려는 일</w:t>
-            </w:r>
-          </w:p>
-        </w:tc>
-        <w:tc>
-          <w:tcPr>
-            <w:tcW w:w="1643686" w:type="dxa"/>
-            <w:tcBorders>
-              <w:top w:val="single" w:sz="8" w:space="0" w:color="D6DCE5"/>
-              <w:start w:val="single" w:sz="6" w:space="0" w:color="D6DCE5"/>
-              <w:bottom w:val="single" w:sz="6" w:space="0" w:color="D6DCE5"/>
-              <w:end w:val="single" w:sz="6" w:space="0" w:color="D6DCE5"/>
-            </w:tcBorders>
-            <w:shd w:fill="183B63" w:val="clear"/>
-            <w:vAlign w:val="center"/>
-            <w:tcMar>
-              <w:top w:w="80" w:type="dxa"/>
-              <w:start w:w="100" w:type="dxa"/>
-              <w:bottom w:w="80" w:type="dxa"/>
-              <w:end w:w="100" w:type="dxa"/>
-            </w:tcMar>
-          </w:tcPr>
-          <w:p>
-            <w:pPr>
-              <w:pStyle w:val="Normal"/>
-              <w:spacing w:lineRule="auto" w:line="269" w:before="0" w:after="70"/>
-              <w:ind w:start="0" w:end="0"/>
-              <w:jc w:val="center"/>
-              <w:rPr/>
-            </w:pPr>
-            <w:r>
-              <w:rPr>
-                <w:rFonts w:eastAsia="Noto Sans KR" w:cs="Noto Sans KR" w:ascii="Noto Sans KR" w:hAnsi="Noto Sans KR"/>
-                <w:b/>
                 <w:sz w:val="19"/>
-                <w:color w:val="FFFFFF"/>
               </w:rPr>
               <w:t>Public API / Annotation</w:t>
             </w:r>
@@ -24741,8 +26260,8 @@
               <w:rPr>
                 <w:rFonts w:ascii="Noto Sans KR" w:hAnsi="Noto Sans KR" w:cs="Noto Sans KR" w:eastAsia="Noto Sans KR"/>
                 <w:b/>
+                <w:color w:val="FFFFFF"/>
                 <w:sz w:val="19"/>
-                <w:color w:val="FFFFFF"/>
               </w:rPr>
               <w:t>핵심 옵션</w:t>
             </w:r>
@@ -24778,8 +26297,8 @@
               <w:rPr>
                 <w:rFonts w:ascii="Noto Sans KR" w:hAnsi="Noto Sans KR" w:cs="Noto Sans KR" w:eastAsia="Noto Sans KR"/>
                 <w:b/>
+                <w:color w:val="FFFFFF"/>
                 <w:sz w:val="19"/>
-                <w:color w:val="FFFFFF"/>
               </w:rPr>
               <w:t>언제 선택</w:t>
             </w:r>
@@ -24815,17 +26334,17 @@
               <w:rPr>
                 <w:rFonts w:ascii="Noto Sans KR" w:hAnsi="Noto Sans KR" w:cs="Noto Sans KR" w:eastAsia="Noto Sans KR"/>
                 <w:b/>
+                <w:color w:val="FFFFFF"/>
                 <w:sz w:val="19"/>
+              </w:rPr>
+              <w:t>실패</w:t>
+            </w:r>
+            <w:r>
+              <w:rPr>
+                <w:rFonts w:eastAsia="Noto Sans KR" w:cs="Noto Sans KR" w:ascii="Noto Sans KR" w:hAnsi="Noto Sans KR"/>
+                <w:b/>
                 <w:color w:val="FFFFFF"/>
-              </w:rPr>
-              <w:t>실패</w:t>
-            </w:r>
-            <w:r>
-              <w:rPr>
-                <w:rFonts w:eastAsia="Noto Sans KR" w:cs="Noto Sans KR" w:ascii="Noto Sans KR" w:hAnsi="Noto Sans KR"/>
-                <w:b/>
                 <w:sz w:val="19"/>
-                <w:color w:val="FFFFFF"/>
               </w:rPr>
               <w:t>·</w:t>
             </w:r>
@@ -24833,8 +26352,8 @@
               <w:rPr>
                 <w:rFonts w:ascii="Noto Sans KR" w:hAnsi="Noto Sans KR" w:cs="Noto Sans KR" w:eastAsia="Noto Sans KR"/>
                 <w:b/>
+                <w:color w:val="FFFFFF"/>
                 <w:sz w:val="19"/>
-                <w:color w:val="FFFFFF"/>
               </w:rPr>
               <w:t>복구</w:t>
             </w:r>
@@ -25726,6 +27245,7 @@
     <w:p>
       <w:pPr>
         <w:pStyle w:val="Heading2"/>
+        <w:keepNext/>
         <w:rPr/>
       </w:pPr>
       <w:bookmarkStart w:id="26" w:name="__RefHeading___Toc1922_1421710836"/>
@@ -25740,6 +27260,7 @@
     <w:p>
       <w:pPr>
         <w:pStyle w:val="CPFTableTitle"/>
+        <w:keepNext/>
         <w:rPr/>
       </w:pPr>
       <w:r>
@@ -25859,8 +27380,8 @@
               <w:rPr>
                 <w:rFonts w:eastAsia="Noto Sans KR" w:cs="Noto Sans KR" w:ascii="Noto Sans KR" w:hAnsi="Noto Sans KR"/>
                 <w:b/>
+                <w:color w:val="FFFFFF"/>
                 <w:sz w:val="19"/>
-                <w:color w:val="FFFFFF"/>
               </w:rPr>
               <w:t>API</w:t>
             </w:r>
@@ -25896,8 +27417,8 @@
               <w:rPr>
                 <w:rFonts w:ascii="Noto Sans KR" w:hAnsi="Noto Sans KR" w:cs="Noto Sans KR" w:eastAsia="Noto Sans KR"/>
                 <w:b/>
+                <w:color w:val="FFFFFF"/>
                 <w:sz w:val="19"/>
-                <w:color w:val="FFFFFF"/>
               </w:rPr>
               <w:t>옵션</w:t>
             </w:r>
@@ -25933,17 +27454,17 @@
               <w:rPr>
                 <w:rFonts w:ascii="Noto Sans KR" w:hAnsi="Noto Sans KR" w:cs="Noto Sans KR" w:eastAsia="Noto Sans KR"/>
                 <w:b/>
+                <w:color w:val="FFFFFF"/>
                 <w:sz w:val="19"/>
+              </w:rPr>
+              <w:t>필수</w:t>
+            </w:r>
+            <w:r>
+              <w:rPr>
+                <w:rFonts w:eastAsia="Noto Sans KR" w:cs="Noto Sans KR" w:ascii="Noto Sans KR" w:hAnsi="Noto Sans KR"/>
+                <w:b/>
                 <w:color w:val="FFFFFF"/>
-              </w:rPr>
-              <w:t>필수</w:t>
-            </w:r>
-            <w:r>
-              <w:rPr>
-                <w:rFonts w:eastAsia="Noto Sans KR" w:cs="Noto Sans KR" w:ascii="Noto Sans KR" w:hAnsi="Noto Sans KR"/>
-                <w:b/>
                 <w:sz w:val="19"/>
-                <w:color w:val="FFFFFF"/>
               </w:rPr>
               <w:t>/</w:t>
             </w:r>
@@ -25951,8 +27472,8 @@
               <w:rPr>
                 <w:rFonts w:ascii="Noto Sans KR" w:hAnsi="Noto Sans KR" w:cs="Noto Sans KR" w:eastAsia="Noto Sans KR"/>
                 <w:b/>
+                <w:color w:val="FFFFFF"/>
                 <w:sz w:val="19"/>
-                <w:color w:val="FFFFFF"/>
               </w:rPr>
               <w:t>기본값</w:t>
             </w:r>
@@ -25988,8 +27509,8 @@
               <w:rPr>
                 <w:rFonts w:ascii="Noto Sans KR" w:hAnsi="Noto Sans KR" w:cs="Noto Sans KR" w:eastAsia="Noto Sans KR"/>
                 <w:b/>
+                <w:color w:val="FFFFFF"/>
                 <w:sz w:val="19"/>
-                <w:color w:val="FFFFFF"/>
               </w:rPr>
               <w:t>언제 변경</w:t>
             </w:r>
@@ -26025,8 +27546,8 @@
               <w:rPr>
                 <w:rFonts w:ascii="Noto Sans KR" w:hAnsi="Noto Sans KR" w:cs="Noto Sans KR" w:eastAsia="Noto Sans KR"/>
                 <w:b/>
+                <w:color w:val="FFFFFF"/>
                 <w:sz w:val="19"/>
-                <w:color w:val="FFFFFF"/>
               </w:rPr>
               <w:t>주의</w:t>
             </w:r>
@@ -27131,6 +28652,7 @@
     <w:p>
       <w:pPr>
         <w:pStyle w:val="Heading2"/>
+        <w:keepNext/>
       </w:pPr>
       <w:r>
         <w:t>보안 적용 순서</w:t>
@@ -27238,6 +28760,7 @@
     <w:p>
       <w:pPr>
         <w:pStyle w:val="Heading2"/>
+        <w:keepNext/>
         <w:rPr/>
       </w:pPr>
       <w:bookmarkStart w:id="28" w:name="__RefHeading___Toc1926_1421710836"/>
@@ -27258,6 +28781,7 @@
     <w:p>
       <w:pPr>
         <w:pStyle w:val="CPFTableTitle"/>
+        <w:keepNext/>
         <w:rPr/>
       </w:pPr>
       <w:r>
@@ -27384,45 +28908,45 @@
               <w:rPr>
                 <w:rFonts w:ascii="Noto Sans KR" w:hAnsi="Noto Sans KR" w:cs="Noto Sans KR" w:eastAsia="Noto Sans KR"/>
                 <w:b/>
+                <w:color w:val="FFFFFF"/>
                 <w:sz w:val="19"/>
+              </w:rPr>
+              <w:t>영역</w:t>
+            </w:r>
+          </w:p>
+        </w:tc>
+        <w:tc>
+          <w:tcPr>
+            <w:tcW w:w="6226233" w:type="dxa"/>
+            <w:tcBorders>
+              <w:top w:val="single" w:sz="8" w:space="0" w:color="D6DCE5"/>
+              <w:start w:val="single" w:sz="6" w:space="0" w:color="D6DCE5"/>
+              <w:bottom w:val="single" w:sz="6" w:space="0" w:color="D6DCE5"/>
+              <w:end w:val="single" w:sz="6" w:space="0" w:color="D6DCE5"/>
+            </w:tcBorders>
+            <w:shd w:fill="183B63" w:val="clear"/>
+            <w:vAlign w:val="center"/>
+            <w:tcMar>
+              <w:top w:w="80" w:type="dxa"/>
+              <w:start w:w="100" w:type="dxa"/>
+              <w:bottom w:w="80" w:type="dxa"/>
+              <w:end w:w="100" w:type="dxa"/>
+            </w:tcMar>
+          </w:tcPr>
+          <w:p>
+            <w:pPr>
+              <w:pStyle w:val="Normal"/>
+              <w:spacing w:lineRule="auto" w:line="240" w:before="0" w:after="20"/>
+              <w:ind w:start="0" w:end="0"/>
+              <w:jc w:val="center"/>
+              <w:rPr/>
+            </w:pPr>
+            <w:r>
+              <w:rPr>
+                <w:rFonts w:eastAsia="Noto Sans KR" w:cs="Noto Sans KR" w:ascii="Noto Sans KR" w:hAnsi="Noto Sans KR"/>
+                <w:b/>
                 <w:color w:val="FFFFFF"/>
-              </w:rPr>
-              <w:t>영역</w:t>
-            </w:r>
-          </w:p>
-        </w:tc>
-        <w:tc>
-          <w:tcPr>
-            <w:tcW w:w="6226233" w:type="dxa"/>
-            <w:tcBorders>
-              <w:top w:val="single" w:sz="8" w:space="0" w:color="D6DCE5"/>
-              <w:start w:val="single" w:sz="6" w:space="0" w:color="D6DCE5"/>
-              <w:bottom w:val="single" w:sz="6" w:space="0" w:color="D6DCE5"/>
-              <w:end w:val="single" w:sz="6" w:space="0" w:color="D6DCE5"/>
-            </w:tcBorders>
-            <w:shd w:fill="183B63" w:val="clear"/>
-            <w:vAlign w:val="center"/>
-            <w:tcMar>
-              <w:top w:w="80" w:type="dxa"/>
-              <w:start w:w="100" w:type="dxa"/>
-              <w:bottom w:w="80" w:type="dxa"/>
-              <w:end w:w="100" w:type="dxa"/>
-            </w:tcMar>
-          </w:tcPr>
-          <w:p>
-            <w:pPr>
-              <w:pStyle w:val="Normal"/>
-              <w:spacing w:lineRule="auto" w:line="240" w:before="0" w:after="20"/>
-              <w:ind w:start="0" w:end="0"/>
-              <w:jc w:val="center"/>
-              <w:rPr/>
-            </w:pPr>
-            <w:r>
-              <w:rPr>
-                <w:rFonts w:eastAsia="Noto Sans KR" w:cs="Noto Sans KR" w:ascii="Noto Sans KR" w:hAnsi="Noto Sans KR"/>
-                <w:b/>
                 <w:sz w:val="19"/>
-                <w:color w:val="FFFFFF"/>
               </w:rPr>
               <w:t>Artifact</w:t>
             </w:r>
@@ -27458,8 +28982,8 @@
               <w:rPr>
                 <w:rFonts w:ascii="Noto Sans KR" w:hAnsi="Noto Sans KR" w:cs="Noto Sans KR" w:eastAsia="Noto Sans KR"/>
                 <w:b/>
+                <w:color w:val="FFFFFF"/>
                 <w:sz w:val="19"/>
-                <w:color w:val="FFFFFF"/>
               </w:rPr>
               <w:t>언제</w:t>
             </w:r>
@@ -29047,6 +30571,7 @@
     <w:p>
       <w:pPr>
         <w:pStyle w:val="Heading2"/>
+        <w:keepNext/>
         <w:rPr/>
       </w:pPr>
       <w:bookmarkStart w:id="29" w:name="__RefHeading___Toc1928_1421710836"/>
@@ -29196,6 +30721,7 @@
     <w:p>
       <w:pPr>
         <w:pStyle w:val="Heading2"/>
+        <w:keepNext/>
         <w:rPr/>
       </w:pPr>
       <w:bookmarkStart w:id="31" w:name="__RefHeading___Toc1932_1421710836"/>
@@ -29210,6 +30736,7 @@
     <w:p>
       <w:pPr>
         <w:pStyle w:val="CPFTableTitle"/>
+        <w:keepNext/>
         <w:rPr/>
       </w:pPr>
       <w:r>
@@ -29328,8 +30855,8 @@
               <w:rPr>
                 <w:rFonts w:ascii="Noto Sans KR" w:hAnsi="Noto Sans KR" w:cs="Noto Sans KR" w:eastAsia="Noto Sans KR"/>
                 <w:b/>
+                <w:color w:val="FFFFFF"/>
                 <w:sz w:val="19"/>
-                <w:color w:val="FFFFFF"/>
               </w:rPr>
               <w:t>단계</w:t>
             </w:r>
@@ -29365,8 +30892,8 @@
               <w:rPr>
                 <w:rFonts w:ascii="Noto Sans KR" w:hAnsi="Noto Sans KR" w:cs="Noto Sans KR" w:eastAsia="Noto Sans KR"/>
                 <w:b/>
+                <w:color w:val="FFFFFF"/>
                 <w:sz w:val="19"/>
-                <w:color w:val="FFFFFF"/>
               </w:rPr>
               <w:t>명령</w:t>
             </w:r>
@@ -29402,8 +30929,8 @@
               <w:rPr>
                 <w:rFonts w:ascii="Noto Sans KR" w:hAnsi="Noto Sans KR" w:cs="Noto Sans KR" w:eastAsia="Noto Sans KR"/>
                 <w:b/>
+                <w:color w:val="FFFFFF"/>
                 <w:sz w:val="19"/>
-                <w:color w:val="FFFFFF"/>
               </w:rPr>
               <w:t>목적</w:t>
             </w:r>
@@ -29439,8 +30966,8 @@
               <w:rPr>
                 <w:rFonts w:ascii="Noto Sans KR" w:hAnsi="Noto Sans KR" w:cs="Noto Sans KR" w:eastAsia="Noto Sans KR"/>
                 <w:b/>
+                <w:color w:val="FFFFFF"/>
                 <w:sz w:val="19"/>
-                <w:color w:val="FFFFFF"/>
               </w:rPr>
               <w:t>완료 판단</w:t>
             </w:r>
@@ -30323,6 +31850,7 @@
     <w:p>
       <w:pPr>
         <w:pStyle w:val="Heading2"/>
+        <w:keepNext/>
         <w:rPr/>
       </w:pPr>
       <w:bookmarkStart w:id="33" w:name="__RefHeading___Toc1936_1421710836"/>
@@ -30446,6 +31974,7 @@
     <w:p>
       <w:pPr>
         <w:pStyle w:val="CPFCode"/>
+        <w:keepLines/>
         <w:shd w:fill="F4F7FA"/>
         <w:spacing w:before="160" w:after="200"/>
         <w:ind w:start="255" w:end="113"/>
@@ -30629,6 +32158,7 @@
     <w:p>
       <w:pPr>
         <w:pStyle w:val="Heading2"/>
+        <w:keepNext/>
         <w:rPr/>
       </w:pPr>
       <w:bookmarkStart w:id="34" w:name="__RefHeading___Toc1938_1421710836"/>
@@ -30800,6 +32330,7 @@
     <w:p>
       <w:pPr>
         <w:pStyle w:val="Heading2"/>
+        <w:keepNext/>
         <w:rPr/>
       </w:pPr>
       <w:bookmarkStart w:id="35" w:name="__RefHeading___Toc1940_1421710836"/>
@@ -30943,6 +32474,7 @@
     <w:p>
       <w:pPr>
         <w:pStyle w:val="Heading2"/>
+        <w:keepNext/>
       </w:pPr>
       <w:r>
         <w:t>개발 환경 완료 확인</w:t>
@@ -30981,6 +32513,7 @@
     <w:p>
       <w:pPr>
         <w:pStyle w:val="Heading2"/>
+        <w:keepNext/>
       </w:pPr>
       <w:r>
         <w:t>로컬 개발 최종 확인</w:t>
@@ -31043,6 +32576,7 @@
     <w:p>
       <w:pPr>
         <w:pStyle w:val="Heading2"/>
+        <w:keepNext/>
       </w:pPr>
       <w:r>
         <w:t>환경 확인과 초기 준비</w:t>
@@ -31080,6 +32614,7 @@
     <w:p>
       <w:pPr>
         <w:pStyle w:val="Heading2"/>
+        <w:keepNext/>
       </w:pPr>
       <w:r>
         <w:t>Domain 생성·동기화·검증</w:t>
@@ -31120,6 +32655,7 @@
     <w:p>
       <w:pPr>
         <w:pStyle w:val="Heading2"/>
+        <w:keepNext/>
       </w:pPr>
       <w:r>
         <w:t>Runtime 기동·상태·정리</w:t>
